--- a/02_DWEC_Servidor/06_Ejercicios_clase/Bolonio_Miguel_Practica_1/Bolonio_Miguel_Practica_1.docx
+++ b/02_DWEC_Servidor/06_Ejercicios_clase/Bolonio_Miguel_Practica_1/Bolonio_Miguel_Practica_1.docx
@@ -1,8 +1,8 @@
 
 <file path=word/document.xml><?xml version="1.0" encoding="utf-8"?>
-<w:document xmlns:ve="http://schemas.openxmlformats.org/markup-compatibility/2006" xmlns:o="urn:schemas-microsoft-com:office:office" xmlns:r="http://schemas.openxmlformats.org/officeDocument/2006/relationships" xmlns:m="http://schemas.openxmlformats.org/officeDocument/2006/math" xmlns:v="urn:schemas-microsoft-com:vml" xmlns:wp="http://schemas.openxmlformats.org/drawingml/2006/wordprocessingDrawing" xmlns:w10="urn:schemas-microsoft-com:office:word" xmlns:w="http://schemas.openxmlformats.org/wordprocessingml/2006/main" xmlns:wne="http://schemas.microsoft.com/office/word/2006/wordml">
+<w:document xmlns:w14="http://schemas.microsoft.com/office/word/2010/wordml" xmlns:wp14="http://schemas.microsoft.com/office/word/2010/wordprocessingDrawing" xmlns:ve="http://schemas.openxmlformats.org/markup-compatibility/2006" xmlns:o="urn:schemas-microsoft-com:office:office" xmlns:r="http://schemas.openxmlformats.org/officeDocument/2006/relationships" xmlns:m="http://schemas.openxmlformats.org/officeDocument/2006/math" xmlns:v="urn:schemas-microsoft-com:vml" xmlns:wp="http://schemas.openxmlformats.org/drawingml/2006/wordprocessingDrawing" xmlns:w10="urn:schemas-microsoft-com:office:word" xmlns:w="http://schemas.openxmlformats.org/wordprocessingml/2006/main" xmlns:wne="http://schemas.microsoft.com/office/word/2006/wordml" xmlns:mc="http://schemas.openxmlformats.org/markup-compatibility/2006" xmlns:a="http://schemas.openxmlformats.org/drawingml/2006/main" xmlns:pic="http://schemas.openxmlformats.org/drawingml/2006/picture" xmlns:a14="http://schemas.microsoft.com/office/drawing/2010/main" mc:Ignorable="w14 wp14">
   <w:body>
-    <w:p>
+    <w:p xmlns:wp14="http://schemas.microsoft.com/office/word/2010/wordml" wp14:textId="77777777">
       <w:pPr>
         <w:autoSpaceDE w:val="0"/>
         <w:autoSpaceDN w:val="0"/>
@@ -29,7 +29,7 @@
         <w:t>Práctica 1: Manejo de paquetes NPM</w:t>
       </w:r>
     </w:p>
-    <w:p>
+    <w:p xmlns:wp14="http://schemas.microsoft.com/office/word/2010/wordml" wp14:textId="77777777">
       <w:pPr>
         <w:autoSpaceDE w:val="0"/>
         <w:autoSpaceDN w:val="0"/>
@@ -74,7 +74,7 @@
         <w:t xml:space="preserve"> Bolonio Zamora</w:t>
       </w:r>
     </w:p>
-    <w:p>
+    <w:p xmlns:wp14="http://schemas.microsoft.com/office/word/2010/wordml" wp14:textId="77777777">
       <w:pPr>
         <w:autoSpaceDE w:val="0"/>
         <w:autoSpaceDN w:val="0"/>
@@ -117,7 +117,7 @@
         <w:br/>
       </w:r>
     </w:p>
-    <w:p>
+    <w:p xmlns:wp14="http://schemas.microsoft.com/office/word/2010/wordml" wp14:textId="77777777">
       <w:pPr>
         <w:autoSpaceDE w:val="0"/>
         <w:autoSpaceDN w:val="0"/>
@@ -218,10 +218,19 @@
           <w:lang/>
         </w:rPr>
         <w:br/>
+      </w:r>
+      <w:r>
+        <w:rPr>
+          <w:rFonts w:ascii="Liberation Serif" w:hAnsi="Liberation Serif" w:cs="Liberation Serif"/>
+          <w:color w:val="000000"/>
+          <w:sz w:val="24"/>
+          <w:szCs w:val="24"/>
+          <w:lang/>
+        </w:rPr>
         <w:t>funcionalidades.</w:t>
       </w:r>
     </w:p>
-    <w:p>
+    <w:p xmlns:wp14="http://schemas.microsoft.com/office/word/2010/wordml" wp14:textId="77777777">
       <w:pPr>
         <w:autoSpaceDE w:val="0"/>
         <w:autoSpaceDN w:val="0"/>
@@ -246,6 +255,15 @@
           <w:lang/>
         </w:rPr>
         <w:br/>
+      </w:r>
+      <w:r>
+        <w:rPr>
+          <w:rFonts w:ascii="Liberation Serif" w:hAnsi="Liberation Serif" w:cs="Liberation Serif"/>
+          <w:color w:val="000000"/>
+          <w:sz w:val="24"/>
+          <w:szCs w:val="24"/>
+          <w:lang/>
+        </w:rPr>
         <w:t>Explicar para qué se utiliza el paquete y las funcionalidades en cuestión. Es</w:t>
       </w:r>
       <w:r>
@@ -257,6 +275,15 @@
           <w:lang/>
         </w:rPr>
         <w:br/>
+      </w:r>
+      <w:r>
+        <w:rPr>
+          <w:rFonts w:ascii="Liberation Serif" w:hAnsi="Liberation Serif" w:cs="Liberation Serif"/>
+          <w:color w:val="000000"/>
+          <w:sz w:val="24"/>
+          <w:szCs w:val="24"/>
+          <w:lang/>
+        </w:rPr>
         <w:t>interesante reflejar el proceso para elegir el paquete en cuestión frente a otros y que</w:t>
       </w:r>
       <w:r>
@@ -268,10 +295,19 @@
           <w:lang/>
         </w:rPr>
         <w:br/>
+      </w:r>
+      <w:r>
+        <w:rPr>
+          <w:rFonts w:ascii="Liberation Serif" w:hAnsi="Liberation Serif" w:cs="Liberation Serif"/>
+          <w:color w:val="000000"/>
+          <w:sz w:val="24"/>
+          <w:szCs w:val="24"/>
+          <w:lang/>
+        </w:rPr>
         <w:t>sean útiles dentro del desarrollo web.</w:t>
       </w:r>
     </w:p>
-    <w:p>
+    <w:p xmlns:wp14="http://schemas.microsoft.com/office/word/2010/wordml" wp14:textId="77777777">
       <w:pPr>
         <w:autoSpaceDE w:val="0"/>
         <w:autoSpaceDN w:val="0"/>
@@ -296,6 +332,15 @@
           <w:lang/>
         </w:rPr>
         <w:br/>
+      </w:r>
+      <w:r>
+        <w:rPr>
+          <w:rFonts w:ascii="Liberation Serif" w:hAnsi="Liberation Serif" w:cs="Liberation Serif"/>
+          <w:color w:val="000000"/>
+          <w:sz w:val="24"/>
+          <w:szCs w:val="24"/>
+          <w:lang/>
+        </w:rPr>
         <w:t>Utilizar las dos formas de importar (</w:t>
       </w:r>
       <w:proofErr w:type="spellStart"/>
@@ -343,7 +388,7 @@
         <w:t>).</w:t>
       </w:r>
     </w:p>
-    <w:p>
+    <w:p xmlns:wp14="http://schemas.microsoft.com/office/word/2010/wordml" wp14:textId="77777777">
       <w:pPr>
         <w:autoSpaceDE w:val="0"/>
         <w:autoSpaceDN w:val="0"/>
@@ -368,6 +413,15 @@
           <w:lang/>
         </w:rPr>
         <w:br/>
+      </w:r>
+      <w:r>
+        <w:rPr>
+          <w:rFonts w:ascii="Liberation Serif" w:hAnsi="Liberation Serif" w:cs="Liberation Serif"/>
+          <w:color w:val="000000"/>
+          <w:sz w:val="24"/>
+          <w:szCs w:val="24"/>
+          <w:lang/>
+        </w:rPr>
         <w:t>Además de entregar el código realizar un documento con capturas explicando las</w:t>
       </w:r>
       <w:r>
@@ -379,10 +433,19 @@
           <w:lang/>
         </w:rPr>
         <w:br/>
+      </w:r>
+      <w:r>
+        <w:rPr>
+          <w:rFonts w:ascii="Liberation Serif" w:hAnsi="Liberation Serif" w:cs="Liberation Serif"/>
+          <w:color w:val="000000"/>
+          <w:sz w:val="24"/>
+          <w:szCs w:val="24"/>
+          <w:lang/>
+        </w:rPr>
         <w:t>partes pedidas y comentado las partes relevantes del código.</w:t>
       </w:r>
     </w:p>
-    <w:p>
+    <w:p xmlns:wp14="http://schemas.microsoft.com/office/word/2010/wordml" wp14:textId="77777777">
       <w:pPr>
         <w:autoSpaceDE w:val="0"/>
         <w:autoSpaceDN w:val="0"/>
@@ -407,6 +470,15 @@
           <w:lang/>
         </w:rPr>
         <w:br/>
+      </w:r>
+      <w:r>
+        <w:rPr>
+          <w:rFonts w:ascii="Liberation Serif" w:hAnsi="Liberation Serif" w:cs="Liberation Serif"/>
+          <w:color w:val="000000"/>
+          <w:sz w:val="24"/>
+          <w:szCs w:val="24"/>
+          <w:lang/>
+        </w:rPr>
         <w:t xml:space="preserve">NOTA: Se podrán realizar preguntas a </w:t>
       </w:r>
       <w:proofErr w:type="spellStart"/>
@@ -462,10 +534,19 @@
           <w:lang/>
         </w:rPr>
         <w:br/>
+      </w:r>
+      <w:r>
+        <w:rPr>
+          <w:rFonts w:ascii="Liberation Serif" w:hAnsi="Liberation Serif" w:cs="Liberation Serif"/>
+          <w:color w:val="000000"/>
+          <w:sz w:val="24"/>
+          <w:szCs w:val="24"/>
+          <w:lang/>
+        </w:rPr>
         <w:t>trabajo realizado.</w:t>
       </w:r>
     </w:p>
-    <w:p>
+    <w:p xmlns:wp14="http://schemas.microsoft.com/office/word/2010/wordml" wp14:textId="77777777">
       <w:pPr>
         <w:autoSpaceDE w:val="0"/>
         <w:autoSpaceDN w:val="0"/>
@@ -479,7 +560,7 @@
         </w:rPr>
       </w:pPr>
     </w:p>
-    <w:p>
+    <w:p xmlns:wp14="http://schemas.microsoft.com/office/word/2010/wordml" wp14:textId="77777777">
       <w:pPr>
         <w:autoSpaceDE w:val="0"/>
         <w:autoSpaceDN w:val="0"/>
@@ -496,7 +577,7 @@
         </w:rPr>
       </w:pPr>
     </w:p>
-    <w:p>
+    <w:p xmlns:wp14="http://schemas.microsoft.com/office/word/2010/wordml" wp14:textId="77777777">
       <w:pPr>
         <w:autoSpaceDE w:val="0"/>
         <w:autoSpaceDN w:val="0"/>
@@ -523,7 +604,7 @@
         <w:t>Resolución:</w:t>
       </w:r>
     </w:p>
-    <w:p>
+    <w:p xmlns:wp14="http://schemas.microsoft.com/office/word/2010/wordml" wp14:textId="77777777">
       <w:pPr>
         <w:autoSpaceDE w:val="0"/>
         <w:autoSpaceDN w:val="0"/>
@@ -537,7 +618,7 @@
         </w:rPr>
       </w:pPr>
     </w:p>
-    <w:p>
+    <w:p xmlns:wp14="http://schemas.microsoft.com/office/word/2010/wordml" wp14:textId="77777777">
       <w:pPr>
         <w:autoSpaceDE w:val="0"/>
         <w:autoSpaceDN w:val="0"/>
@@ -576,333 +657,365 @@
       </w:r>
       <w:proofErr w:type="spellEnd"/>
     </w:p>
+    <w:p xmlns:wp14="http://schemas.microsoft.com/office/word/2010/wordml" wp14:textId="77777777">
+      <w:pPr>
+        <w:autoSpaceDE w:val="0"/>
+        <w:autoSpaceDN w:val="0"/>
+        <w:adjustRightInd w:val="0"/>
+        <w:spacing w:line="240" w:lineRule="auto"/>
+        <w:ind w:left="0" w:firstLine="0"/>
+        <w:jc w:val="both"/>
+        <w:rPr>
+          <w:rFonts w:ascii="Calibri" w:hAnsi="Calibri" w:cs="Calibri"/>
+          <w:lang/>
+        </w:rPr>
+      </w:pPr>
+    </w:p>
+    <w:p xmlns:wp14="http://schemas.microsoft.com/office/word/2010/wordml" wp14:textId="77777777">
+      <w:pPr>
+        <w:autoSpaceDE w:val="0"/>
+        <w:autoSpaceDN w:val="0"/>
+        <w:adjustRightInd w:val="0"/>
+        <w:spacing w:line="240" w:lineRule="auto"/>
+        <w:ind w:left="0" w:firstLine="0"/>
+        <w:jc w:val="both"/>
+        <w:rPr>
+          <w:rFonts w:ascii="Liberation Serif" w:hAnsi="Liberation Serif" w:cs="Liberation Serif"/>
+          <w:sz w:val="24"/>
+          <w:szCs w:val="24"/>
+          <w:lang/>
+        </w:rPr>
+      </w:pPr>
+      <w:r>
+        <w:rPr>
+          <w:rFonts w:ascii="Liberation Serif" w:hAnsi="Liberation Serif" w:cs="Liberation Serif"/>
+          <w:sz w:val="24"/>
+          <w:szCs w:val="24"/>
+          <w:lang/>
+        </w:rPr>
+        <w:t>El primer módulo que he buscado tiene como objetivo la transformación de identificadores o cadenas de texto en formato UUID.</w:t>
+      </w:r>
+    </w:p>
+    <w:p xmlns:wp14="http://schemas.microsoft.com/office/word/2010/wordml" wp14:textId="77777777">
+      <w:pPr>
+        <w:autoSpaceDE w:val="0"/>
+        <w:autoSpaceDN w:val="0"/>
+        <w:adjustRightInd w:val="0"/>
+        <w:spacing w:line="240" w:lineRule="auto"/>
+        <w:ind w:left="0" w:firstLine="0"/>
+        <w:jc w:val="both"/>
+        <w:rPr>
+          <w:rFonts w:ascii="Liberation Serif" w:hAnsi="Liberation Serif" w:cs="Liberation Serif"/>
+          <w:sz w:val="24"/>
+          <w:szCs w:val="24"/>
+          <w:lang/>
+        </w:rPr>
+      </w:pPr>
+      <w:r>
+        <w:rPr>
+          <w:rFonts w:ascii="Liberation Serif" w:hAnsi="Liberation Serif" w:cs="Liberation Serif"/>
+          <w:sz w:val="24"/>
+          <w:szCs w:val="24"/>
+          <w:lang/>
+        </w:rPr>
+        <w:t>Esto es útil para crear identificadores únicos para sesiones, claves, información sensible entre otros, con una posibilidad ínfima de que se repitan.</w:t>
+      </w:r>
+    </w:p>
+    <w:p xmlns:wp14="http://schemas.microsoft.com/office/word/2010/wordml" wp14:textId="77777777">
+      <w:pPr>
+        <w:autoSpaceDE w:val="0"/>
+        <w:autoSpaceDN w:val="0"/>
+        <w:adjustRightInd w:val="0"/>
+        <w:spacing w:line="240" w:lineRule="auto"/>
+        <w:ind w:left="0" w:firstLine="0"/>
+        <w:jc w:val="both"/>
+        <w:rPr>
+          <w:rFonts w:ascii="Calibri" w:hAnsi="Calibri" w:cs="Calibri"/>
+          <w:lang/>
+        </w:rPr>
+      </w:pPr>
+    </w:p>
+    <w:p xmlns:wp14="http://schemas.microsoft.com/office/word/2010/wordml" wp14:textId="77777777">
+      <w:pPr>
+        <w:autoSpaceDE w:val="0"/>
+        <w:autoSpaceDN w:val="0"/>
+        <w:adjustRightInd w:val="0"/>
+        <w:spacing w:line="240" w:lineRule="auto"/>
+        <w:ind w:left="0" w:firstLine="0"/>
+        <w:jc w:val="both"/>
+        <w:rPr>
+          <w:rFonts w:ascii="Liberation Serif" w:hAnsi="Liberation Serif" w:cs="Liberation Serif"/>
+          <w:sz w:val="24"/>
+          <w:szCs w:val="24"/>
+          <w:lang/>
+        </w:rPr>
+      </w:pPr>
+      <w:r>
+        <w:rPr>
+          <w:rFonts w:ascii="Liberation Serif" w:hAnsi="Liberation Serif" w:cs="Liberation Serif"/>
+          <w:sz w:val="24"/>
+          <w:szCs w:val="24"/>
+          <w:lang/>
+        </w:rPr>
+        <w:t xml:space="preserve">Haciendo una búsqueda en </w:t>
+      </w:r>
+      <w:proofErr w:type="spellStart"/>
+      <w:r>
+        <w:rPr>
+          <w:rFonts w:ascii="Liberation Serif" w:hAnsi="Liberation Serif" w:cs="Liberation Serif"/>
+          <w:sz w:val="24"/>
+          <w:szCs w:val="24"/>
+          <w:lang/>
+        </w:rPr>
+        <w:t>npm</w:t>
+      </w:r>
+      <w:proofErr w:type="spellEnd"/>
+      <w:r>
+        <w:rPr>
+          <w:rFonts w:ascii="Liberation Serif" w:hAnsi="Liberation Serif" w:cs="Liberation Serif"/>
+          <w:sz w:val="24"/>
+          <w:szCs w:val="24"/>
+          <w:lang/>
+        </w:rPr>
+        <w:t xml:space="preserve"> encuentro varias opciones de módulos destinados a esto, como el paquete “</w:t>
+      </w:r>
+      <w:proofErr w:type="spellStart"/>
+      <w:r>
+        <w:rPr>
+          <w:rFonts w:ascii="Liberation Serif" w:hAnsi="Liberation Serif" w:cs="Liberation Serif"/>
+          <w:sz w:val="24"/>
+          <w:szCs w:val="24"/>
+          <w:lang/>
+        </w:rPr>
+        <w:t>uuid</w:t>
+      </w:r>
+      <w:proofErr w:type="spellEnd"/>
+      <w:r>
+        <w:rPr>
+          <w:rFonts w:ascii="Liberation Serif" w:hAnsi="Liberation Serif" w:cs="Liberation Serif"/>
+          <w:sz w:val="24"/>
+          <w:szCs w:val="24"/>
+          <w:lang/>
+        </w:rPr>
+        <w:t>”, que es mucho más completo, arroja una gran cantidad de funcionalidades y es mucho más pesado. Lo descarto porque no voy a aprovechar su potencial.</w:t>
+      </w:r>
+    </w:p>
+    <w:p xmlns:wp14="http://schemas.microsoft.com/office/word/2010/wordml" wp14:textId="77777777">
+      <w:pPr>
+        <w:autoSpaceDE w:val="0"/>
+        <w:autoSpaceDN w:val="0"/>
+        <w:adjustRightInd w:val="0"/>
+        <w:spacing w:line="240" w:lineRule="auto"/>
+        <w:ind w:left="0" w:firstLine="0"/>
+        <w:jc w:val="both"/>
+        <w:rPr>
+          <w:rFonts w:ascii="Calibri" w:hAnsi="Calibri" w:cs="Calibri"/>
+          <w:lang/>
+        </w:rPr>
+      </w:pPr>
+    </w:p>
+    <w:p xmlns:wp14="http://schemas.microsoft.com/office/word/2010/wordml" wp14:textId="77777777">
+      <w:pPr>
+        <w:autoSpaceDE w:val="0"/>
+        <w:autoSpaceDN w:val="0"/>
+        <w:adjustRightInd w:val="0"/>
+        <w:spacing w:line="240" w:lineRule="auto"/>
+        <w:ind w:left="0" w:firstLine="0"/>
+        <w:jc w:val="both"/>
+        <w:rPr>
+          <w:rFonts w:ascii="Liberation Serif" w:hAnsi="Liberation Serif" w:cs="Liberation Serif"/>
+          <w:sz w:val="24"/>
+          <w:szCs w:val="24"/>
+          <w:lang/>
+        </w:rPr>
+      </w:pPr>
+      <w:r>
+        <w:rPr>
+          <w:rFonts w:ascii="Liberation Serif" w:hAnsi="Liberation Serif" w:cs="Liberation Serif"/>
+          <w:sz w:val="24"/>
+          <w:szCs w:val="24"/>
+          <w:lang/>
+        </w:rPr>
+        <w:t>He elegido el paquete llamado “</w:t>
+      </w:r>
+      <w:proofErr w:type="spellStart"/>
+      <w:r>
+        <w:rPr>
+          <w:rFonts w:ascii="Liberation Serif" w:hAnsi="Liberation Serif" w:cs="Liberation Serif"/>
+          <w:sz w:val="24"/>
+          <w:szCs w:val="24"/>
+          <w:lang/>
+        </w:rPr>
+        <w:t>uuid-by-string</w:t>
+      </w:r>
+      <w:proofErr w:type="spellEnd"/>
+      <w:r>
+        <w:rPr>
+          <w:rFonts w:ascii="Liberation Serif" w:hAnsi="Liberation Serif" w:cs="Liberation Serif"/>
+          <w:sz w:val="24"/>
+          <w:szCs w:val="24"/>
+          <w:lang/>
+        </w:rPr>
+        <w:t>” porque comparando con el resto es el que me da la funcionalidad que busco, es mucho más ligero y tiene más de 100 mil descargas semanales. Por lo que parece ser la mejor opción.</w:t>
+      </w:r>
+    </w:p>
+    <w:p xmlns:wp14="http://schemas.microsoft.com/office/word/2010/wordml" wp14:textId="77777777">
+      <w:pPr>
+        <w:autoSpaceDE w:val="0"/>
+        <w:autoSpaceDN w:val="0"/>
+        <w:adjustRightInd w:val="0"/>
+        <w:spacing w:line="240" w:lineRule="auto"/>
+        <w:ind w:left="0" w:firstLine="0"/>
+        <w:jc w:val="both"/>
+        <w:rPr>
+          <w:rFonts w:ascii="Liberation Serif" w:hAnsi="Liberation Serif" w:cs="Liberation Serif"/>
+          <w:sz w:val="24"/>
+          <w:szCs w:val="24"/>
+          <w:lang/>
+        </w:rPr>
+      </w:pPr>
+      <w:r>
+        <w:rPr>
+          <w:rFonts w:ascii="Liberation Serif" w:hAnsi="Liberation Serif" w:cs="Liberation Serif"/>
+          <w:sz w:val="24"/>
+          <w:szCs w:val="24"/>
+          <w:lang/>
+        </w:rPr>
+        <w:t>Aunque este paquete lleva sin actualizarse 4 años, imagino que la razón es que al tener una única una funcionalidad simple a la cual no hay que hacerle ningún mantenimiento ni escalarla, no es necesario actualizarla.</w:t>
+      </w:r>
+    </w:p>
+    <w:p xmlns:wp14="http://schemas.microsoft.com/office/word/2010/wordml" wp14:textId="77777777">
+      <w:pPr>
+        <w:autoSpaceDE w:val="0"/>
+        <w:autoSpaceDN w:val="0"/>
+        <w:adjustRightInd w:val="0"/>
+        <w:spacing w:line="240" w:lineRule="auto"/>
+        <w:ind w:left="0" w:firstLine="0"/>
+        <w:jc w:val="both"/>
+        <w:rPr>
+          <w:rFonts w:ascii="Calibri" w:hAnsi="Calibri" w:cs="Calibri"/>
+          <w:lang/>
+        </w:rPr>
+      </w:pPr>
+    </w:p>
+    <w:p xmlns:wp14="http://schemas.microsoft.com/office/word/2010/wordml" wp14:textId="77777777">
+      <w:pPr>
+        <w:autoSpaceDE w:val="0"/>
+        <w:autoSpaceDN w:val="0"/>
+        <w:adjustRightInd w:val="0"/>
+        <w:spacing w:line="240" w:lineRule="auto"/>
+        <w:ind w:left="0" w:firstLine="0"/>
+        <w:jc w:val="both"/>
+        <w:rPr>
+          <w:rFonts w:ascii="Liberation Serif" w:hAnsi="Liberation Serif" w:cs="Liberation Serif"/>
+          <w:sz w:val="24"/>
+          <w:szCs w:val="24"/>
+          <w:lang/>
+        </w:rPr>
+      </w:pPr>
+      <w:r>
+        <w:rPr>
+          <w:rFonts w:ascii="Liberation Serif" w:hAnsi="Liberation Serif" w:cs="Liberation Serif"/>
+          <w:sz w:val="24"/>
+          <w:szCs w:val="24"/>
+        </w:rPr>
+        <w:t xml:space="preserve">Investigando sobre el módulo nos ofrece funcionalidades muy concretas para transformar un </w:t>
+      </w:r>
+      <w:proofErr w:type="spellStart"/>
+      <w:r>
+        <w:rPr>
+          <w:rFonts w:ascii="Liberation Serif" w:hAnsi="Liberation Serif" w:cs="Liberation Serif"/>
+          <w:sz w:val="24"/>
+          <w:szCs w:val="24"/>
+        </w:rPr>
+        <w:t>String</w:t>
+      </w:r>
+      <w:proofErr w:type="spellEnd"/>
+      <w:r>
+        <w:rPr>
+          <w:rFonts w:ascii="Liberation Serif" w:hAnsi="Liberation Serif" w:cs="Liberation Serif"/>
+          <w:sz w:val="24"/>
+          <w:szCs w:val="24"/>
+        </w:rPr>
+        <w:t xml:space="preserve"> a UUID por defecto a la versión 3 de UUID, pero permitiendo también elegir la versión de UUID que queremos generar si se lo pasamos como parámetro.</w:t>
+      </w:r>
+    </w:p>
     <w:p>
       <w:pPr>
-        <w:autoSpaceDE w:val="0"/>
-        <w:autoSpaceDN w:val="0"/>
-        <w:adjustRightInd w:val="0"/>
         <w:spacing w:line="240" w:lineRule="auto"/>
         <w:ind w:left="0" w:firstLine="0"/>
         <w:jc w:val="both"/>
         <w:rPr>
+          <w:rFonts w:ascii="Liberation Serif" w:hAnsi="Liberation Serif" w:cs="Liberation Serif"/>
+          <w:sz w:val="24"/>
+          <w:szCs w:val="24"/>
+        </w:rPr>
+      </w:pPr>
+    </w:p>
+    <w:p>
+      <w:pPr>
+        <w:spacing w:line="240" w:lineRule="auto"/>
+        <w:ind w:left="0" w:firstLine="0"/>
+        <w:jc w:val="both"/>
+        <w:rPr>
+          <w:rFonts w:ascii="Liberation Serif" w:hAnsi="Liberation Serif" w:cs="Liberation Serif"/>
+          <w:sz w:val="24"/>
+          <w:szCs w:val="24"/>
+        </w:rPr>
+      </w:pPr>
+    </w:p>
+    <w:p>
+      <w:pPr>
+        <w:spacing w:line="240" w:lineRule="auto"/>
+        <w:ind w:left="0" w:firstLine="0"/>
+        <w:jc w:val="both"/>
+        <w:rPr>
+          <w:rFonts w:ascii="Liberation Serif" w:hAnsi="Liberation Serif" w:cs="Liberation Serif"/>
+          <w:sz w:val="24"/>
+          <w:szCs w:val="24"/>
+        </w:rPr>
+      </w:pPr>
+    </w:p>
+    <w:p xmlns:wp14="http://schemas.microsoft.com/office/word/2010/wordml" wp14:textId="77777777">
+      <w:pPr>
+        <w:autoSpaceDE w:val="0"/>
+        <w:autoSpaceDN w:val="0"/>
+        <w:adjustRightInd w:val="0"/>
+        <w:spacing w:line="240" w:lineRule="auto"/>
+        <w:ind w:left="0" w:firstLine="0"/>
+        <w:jc w:val="both"/>
+        <w:rPr>
+          <w:rFonts w:ascii="Liberation Serif" w:hAnsi="Liberation Serif" w:cs="Liberation Serif"/>
+          <w:sz w:val="24"/>
+          <w:szCs w:val="24"/>
+          <w:lang/>
+        </w:rPr>
+      </w:pPr>
+      <w:r>
+        <w:rPr>
+          <w:rFonts w:ascii="Liberation Serif" w:hAnsi="Liberation Serif" w:cs="Liberation Serif"/>
+          <w:sz w:val="24"/>
+          <w:szCs w:val="24"/>
+          <w:lang/>
+        </w:rPr>
+        <w:t>Uso:</w:t>
+      </w:r>
+    </w:p>
+    <w:p xmlns:wp14="http://schemas.microsoft.com/office/word/2010/wordml" wp14:textId="77777777">
+      <w:pPr>
+        <w:autoSpaceDE w:val="0"/>
+        <w:autoSpaceDN w:val="0"/>
+        <w:adjustRightInd w:val="0"/>
+        <w:spacing w:line="240" w:lineRule="auto"/>
+        <w:ind w:left="0" w:firstLine="0"/>
+        <w:jc w:val="both"/>
+        <w:rPr>
           <w:rFonts w:ascii="Calibri" w:hAnsi="Calibri" w:cs="Calibri"/>
           <w:lang/>
         </w:rPr>
       </w:pPr>
     </w:p>
-    <w:p>
-      <w:pPr>
-        <w:autoSpaceDE w:val="0"/>
-        <w:autoSpaceDN w:val="0"/>
-        <w:adjustRightInd w:val="0"/>
-        <w:spacing w:line="240" w:lineRule="auto"/>
-        <w:ind w:left="0" w:firstLine="0"/>
-        <w:jc w:val="both"/>
-        <w:rPr>
-          <w:rFonts w:ascii="Liberation Serif" w:hAnsi="Liberation Serif" w:cs="Liberation Serif"/>
-          <w:sz w:val="24"/>
-          <w:szCs w:val="24"/>
-          <w:lang/>
-        </w:rPr>
-      </w:pPr>
-      <w:r>
-        <w:rPr>
-          <w:rFonts w:ascii="Liberation Serif" w:hAnsi="Liberation Serif" w:cs="Liberation Serif"/>
-          <w:sz w:val="24"/>
-          <w:szCs w:val="24"/>
-          <w:lang/>
-        </w:rPr>
-        <w:t>El primer módulo que he buscado tiene como objetivo la transformación de identificadores o cadenas de texto en formato UUID.</w:t>
-      </w:r>
-    </w:p>
-    <w:p>
-      <w:pPr>
-        <w:autoSpaceDE w:val="0"/>
-        <w:autoSpaceDN w:val="0"/>
-        <w:adjustRightInd w:val="0"/>
-        <w:spacing w:line="240" w:lineRule="auto"/>
-        <w:ind w:left="0" w:firstLine="0"/>
-        <w:jc w:val="both"/>
-        <w:rPr>
-          <w:rFonts w:ascii="Liberation Serif" w:hAnsi="Liberation Serif" w:cs="Liberation Serif"/>
-          <w:sz w:val="24"/>
-          <w:szCs w:val="24"/>
-          <w:lang/>
-        </w:rPr>
-      </w:pPr>
-      <w:r>
-        <w:rPr>
-          <w:rFonts w:ascii="Liberation Serif" w:hAnsi="Liberation Serif" w:cs="Liberation Serif"/>
-          <w:sz w:val="24"/>
-          <w:szCs w:val="24"/>
-          <w:lang/>
-        </w:rPr>
-        <w:t>Esto es útil para crear identificadores únicos para sesiones, claves, información sensible entre otros, con una posibilidad ínfima de que se repitan.</w:t>
-      </w:r>
-    </w:p>
-    <w:p>
-      <w:pPr>
-        <w:autoSpaceDE w:val="0"/>
-        <w:autoSpaceDN w:val="0"/>
-        <w:adjustRightInd w:val="0"/>
-        <w:spacing w:line="240" w:lineRule="auto"/>
-        <w:ind w:left="0" w:firstLine="0"/>
-        <w:jc w:val="both"/>
-        <w:rPr>
-          <w:rFonts w:ascii="Calibri" w:hAnsi="Calibri" w:cs="Calibri"/>
-          <w:lang/>
-        </w:rPr>
-      </w:pPr>
-    </w:p>
-    <w:p>
-      <w:pPr>
-        <w:autoSpaceDE w:val="0"/>
-        <w:autoSpaceDN w:val="0"/>
-        <w:adjustRightInd w:val="0"/>
-        <w:spacing w:line="240" w:lineRule="auto"/>
-        <w:ind w:left="0" w:firstLine="0"/>
-        <w:jc w:val="both"/>
-        <w:rPr>
-          <w:rFonts w:ascii="Liberation Serif" w:hAnsi="Liberation Serif" w:cs="Liberation Serif"/>
-          <w:sz w:val="24"/>
-          <w:szCs w:val="24"/>
-          <w:lang/>
-        </w:rPr>
-      </w:pPr>
-      <w:r>
-        <w:rPr>
-          <w:rFonts w:ascii="Liberation Serif" w:hAnsi="Liberation Serif" w:cs="Liberation Serif"/>
-          <w:sz w:val="24"/>
-          <w:szCs w:val="24"/>
-          <w:lang/>
-        </w:rPr>
-        <w:t xml:space="preserve">Haciendo una búsqueda en </w:t>
-      </w:r>
-      <w:proofErr w:type="spellStart"/>
-      <w:r>
-        <w:rPr>
-          <w:rFonts w:ascii="Liberation Serif" w:hAnsi="Liberation Serif" w:cs="Liberation Serif"/>
-          <w:sz w:val="24"/>
-          <w:szCs w:val="24"/>
-          <w:lang/>
-        </w:rPr>
-        <w:t>npm</w:t>
-      </w:r>
-      <w:proofErr w:type="spellEnd"/>
-      <w:r>
-        <w:rPr>
-          <w:rFonts w:ascii="Liberation Serif" w:hAnsi="Liberation Serif" w:cs="Liberation Serif"/>
-          <w:sz w:val="24"/>
-          <w:szCs w:val="24"/>
-          <w:lang/>
-        </w:rPr>
-        <w:t xml:space="preserve"> encuentro varias opciones de módulos destinados a esto, como el paquete “</w:t>
-      </w:r>
-      <w:proofErr w:type="spellStart"/>
-      <w:r>
-        <w:rPr>
-          <w:rFonts w:ascii="Liberation Serif" w:hAnsi="Liberation Serif" w:cs="Liberation Serif"/>
-          <w:sz w:val="24"/>
-          <w:szCs w:val="24"/>
-          <w:lang/>
-        </w:rPr>
-        <w:t>uuid</w:t>
-      </w:r>
-      <w:proofErr w:type="spellEnd"/>
-      <w:r>
-        <w:rPr>
-          <w:rFonts w:ascii="Liberation Serif" w:hAnsi="Liberation Serif" w:cs="Liberation Serif"/>
-          <w:sz w:val="24"/>
-          <w:szCs w:val="24"/>
-          <w:lang/>
-        </w:rPr>
-        <w:t>”, que es mucho más completo, arroja una gran cantidad de funcionalidades y es mucho más pesado. Lo descarto porque no voy a aprovechar su potencial.</w:t>
-      </w:r>
-    </w:p>
-    <w:p>
-      <w:pPr>
-        <w:autoSpaceDE w:val="0"/>
-        <w:autoSpaceDN w:val="0"/>
-        <w:adjustRightInd w:val="0"/>
-        <w:spacing w:line="240" w:lineRule="auto"/>
-        <w:ind w:left="0" w:firstLine="0"/>
-        <w:jc w:val="both"/>
-        <w:rPr>
-          <w:rFonts w:ascii="Calibri" w:hAnsi="Calibri" w:cs="Calibri"/>
-          <w:lang/>
-        </w:rPr>
-      </w:pPr>
-    </w:p>
-    <w:p>
-      <w:pPr>
-        <w:autoSpaceDE w:val="0"/>
-        <w:autoSpaceDN w:val="0"/>
-        <w:adjustRightInd w:val="0"/>
-        <w:spacing w:line="240" w:lineRule="auto"/>
-        <w:ind w:left="0" w:firstLine="0"/>
-        <w:jc w:val="both"/>
-        <w:rPr>
-          <w:rFonts w:ascii="Liberation Serif" w:hAnsi="Liberation Serif" w:cs="Liberation Serif"/>
-          <w:sz w:val="24"/>
-          <w:szCs w:val="24"/>
-          <w:lang/>
-        </w:rPr>
-      </w:pPr>
-      <w:r>
-        <w:rPr>
-          <w:rFonts w:ascii="Liberation Serif" w:hAnsi="Liberation Serif" w:cs="Liberation Serif"/>
-          <w:sz w:val="24"/>
-          <w:szCs w:val="24"/>
-          <w:lang/>
-        </w:rPr>
-        <w:t>He elegido el paquete llamado “</w:t>
-      </w:r>
-      <w:proofErr w:type="spellStart"/>
-      <w:r>
-        <w:rPr>
-          <w:rFonts w:ascii="Liberation Serif" w:hAnsi="Liberation Serif" w:cs="Liberation Serif"/>
-          <w:sz w:val="24"/>
-          <w:szCs w:val="24"/>
-          <w:lang/>
-        </w:rPr>
-        <w:t>uuid-by-string</w:t>
-      </w:r>
-      <w:proofErr w:type="spellEnd"/>
-      <w:r>
-        <w:rPr>
-          <w:rFonts w:ascii="Liberation Serif" w:hAnsi="Liberation Serif" w:cs="Liberation Serif"/>
-          <w:sz w:val="24"/>
-          <w:szCs w:val="24"/>
-          <w:lang/>
-        </w:rPr>
-        <w:t>” porque comparando con el resto es el que me da la funcionalidad que busco, es mucho más ligero y tiene más de 100 mil descargas semanales. Por lo que parece ser la mejor opción.</w:t>
-      </w:r>
-    </w:p>
-    <w:p>
-      <w:pPr>
-        <w:autoSpaceDE w:val="0"/>
-        <w:autoSpaceDN w:val="0"/>
-        <w:adjustRightInd w:val="0"/>
-        <w:spacing w:line="240" w:lineRule="auto"/>
-        <w:ind w:left="0" w:firstLine="0"/>
-        <w:jc w:val="both"/>
-        <w:rPr>
-          <w:rFonts w:ascii="Liberation Serif" w:hAnsi="Liberation Serif" w:cs="Liberation Serif"/>
-          <w:sz w:val="24"/>
-          <w:szCs w:val="24"/>
-          <w:lang/>
-        </w:rPr>
-      </w:pPr>
-      <w:r>
-        <w:rPr>
-          <w:rFonts w:ascii="Liberation Serif" w:hAnsi="Liberation Serif" w:cs="Liberation Serif"/>
-          <w:sz w:val="24"/>
-          <w:szCs w:val="24"/>
-          <w:lang/>
-        </w:rPr>
-        <w:t>Aunque este paquete lleva sin actualizarse 4 años, imagino que la razón es que al tener una única una funcionalidad simple a la cual no hay que hacerle ningún mantenimiento ni escalarla, no es necesario actualizarla.</w:t>
-      </w:r>
-    </w:p>
-    <w:p>
-      <w:pPr>
-        <w:autoSpaceDE w:val="0"/>
-        <w:autoSpaceDN w:val="0"/>
-        <w:adjustRightInd w:val="0"/>
-        <w:spacing w:line="240" w:lineRule="auto"/>
-        <w:ind w:left="0" w:firstLine="0"/>
-        <w:jc w:val="both"/>
-        <w:rPr>
-          <w:rFonts w:ascii="Calibri" w:hAnsi="Calibri" w:cs="Calibri"/>
-          <w:lang/>
-        </w:rPr>
-      </w:pPr>
-    </w:p>
-    <w:p>
-      <w:pPr>
-        <w:autoSpaceDE w:val="0"/>
-        <w:autoSpaceDN w:val="0"/>
-        <w:adjustRightInd w:val="0"/>
-        <w:spacing w:line="240" w:lineRule="auto"/>
-        <w:ind w:left="0" w:firstLine="0"/>
-        <w:jc w:val="both"/>
-        <w:rPr>
-          <w:rFonts w:ascii="Liberation Serif" w:hAnsi="Liberation Serif" w:cs="Liberation Serif"/>
-          <w:sz w:val="24"/>
-          <w:szCs w:val="24"/>
-          <w:lang/>
-        </w:rPr>
-      </w:pPr>
-      <w:r>
-        <w:rPr>
-          <w:rFonts w:ascii="Liberation Serif" w:hAnsi="Liberation Serif" w:cs="Liberation Serif"/>
-          <w:sz w:val="24"/>
-          <w:szCs w:val="24"/>
-          <w:lang/>
-        </w:rPr>
-        <w:t xml:space="preserve">Investigando sobre el módulo nos ofrece funcionalidades muy concretas para transformar un </w:t>
-      </w:r>
-      <w:proofErr w:type="spellStart"/>
-      <w:r>
-        <w:rPr>
-          <w:rFonts w:ascii="Liberation Serif" w:hAnsi="Liberation Serif" w:cs="Liberation Serif"/>
-          <w:sz w:val="24"/>
-          <w:szCs w:val="24"/>
-          <w:lang/>
-        </w:rPr>
-        <w:t>String</w:t>
-      </w:r>
-      <w:proofErr w:type="spellEnd"/>
-      <w:r>
-        <w:rPr>
-          <w:rFonts w:ascii="Liberation Serif" w:hAnsi="Liberation Serif" w:cs="Liberation Serif"/>
-          <w:sz w:val="24"/>
-          <w:szCs w:val="24"/>
-          <w:lang/>
-        </w:rPr>
-        <w:t xml:space="preserve"> a UUID por defecto a la versión 3 de UUID, pero permitiendo también elegir la versión de UUID que queremos generar si se lo pasamos como parámetro.</w:t>
-      </w:r>
-    </w:p>
-    <w:p>
-      <w:pPr>
-        <w:autoSpaceDE w:val="0"/>
-        <w:autoSpaceDN w:val="0"/>
-        <w:adjustRightInd w:val="0"/>
-        <w:spacing w:line="240" w:lineRule="auto"/>
-        <w:ind w:left="0" w:firstLine="0"/>
-        <w:jc w:val="both"/>
-        <w:rPr>
-          <w:rFonts w:ascii="Liberation Serif" w:hAnsi="Liberation Serif" w:cs="Liberation Serif"/>
-          <w:sz w:val="24"/>
-          <w:szCs w:val="24"/>
-          <w:lang/>
-        </w:rPr>
-      </w:pPr>
-      <w:r>
-        <w:rPr>
-          <w:rFonts w:ascii="Liberation Serif" w:hAnsi="Liberation Serif" w:cs="Liberation Serif"/>
-          <w:sz w:val="24"/>
-          <w:szCs w:val="24"/>
-          <w:lang/>
-        </w:rPr>
-        <w:lastRenderedPageBreak/>
-        <w:t>Uso:</w:t>
-      </w:r>
-    </w:p>
-    <w:p>
-      <w:pPr>
-        <w:autoSpaceDE w:val="0"/>
-        <w:autoSpaceDN w:val="0"/>
-        <w:adjustRightInd w:val="0"/>
-        <w:spacing w:line="240" w:lineRule="auto"/>
-        <w:ind w:left="0" w:firstLine="0"/>
-        <w:jc w:val="both"/>
-        <w:rPr>
-          <w:rFonts w:ascii="Calibri" w:hAnsi="Calibri" w:cs="Calibri"/>
-          <w:lang/>
-        </w:rPr>
-      </w:pPr>
-    </w:p>
-    <w:p>
+    <w:p xmlns:wp14="http://schemas.microsoft.com/office/word/2010/wordml" wp14:textId="77777777">
       <w:pPr>
         <w:pStyle w:val="Prrafodelista"/>
         <w:numPr>
@@ -1048,7 +1161,7 @@
         <w:t>”.</w:t>
       </w:r>
     </w:p>
-    <w:p>
+    <w:p xmlns:wp14="http://schemas.microsoft.com/office/word/2010/wordml" wp14:textId="77777777">
       <w:pPr>
         <w:autoSpaceDE w:val="0"/>
         <w:autoSpaceDN w:val="0"/>
@@ -1062,7 +1175,7 @@
         </w:rPr>
       </w:pPr>
     </w:p>
-    <w:p>
+    <w:p xmlns:wp14="http://schemas.microsoft.com/office/word/2010/wordml" wp14:textId="77777777">
       <w:pPr>
         <w:pStyle w:val="Prrafodelista"/>
         <w:numPr>
@@ -1188,7 +1301,7 @@
         <w:t xml:space="preserve"> una prueba básica de generación de un UUID de un nombre de usuario ficticio en varias versiones como la versión 5, por ejemplo.</w:t>
       </w:r>
     </w:p>
-    <w:p>
+    <w:p xmlns:wp14="http://schemas.microsoft.com/office/word/2010/wordml" wp14:textId="77777777">
       <w:pPr>
         <w:autoSpaceDE w:val="0"/>
         <w:autoSpaceDN w:val="0"/>
@@ -1202,7 +1315,7 @@
         </w:rPr>
       </w:pPr>
     </w:p>
-    <w:p>
+    <w:p xmlns:wp14="http://schemas.microsoft.com/office/word/2010/wordml" wp14:textId="77777777">
       <w:pPr>
         <w:autoSpaceDE w:val="0"/>
         <w:autoSpaceDN w:val="0"/>
@@ -1222,7 +1335,7 @@
           <w:lang w:eastAsia="es-ES"/>
         </w:rPr>
         <w:drawing>
-          <wp:inline distT="0" distB="0" distL="0" distR="0">
+          <wp:inline xmlns:wp14="http://schemas.microsoft.com/office/word/2010/wordprocessingDrawing" distT="0" distB="0" distL="0" distR="0" wp14:anchorId="79C6B255" wp14:editId="7777777">
             <wp:extent cx="5350306" cy="1938758"/>
             <wp:effectExtent l="19050" t="0" r="2744" b="0"/>
             <wp:docPr id="1" name="Imagen 1"/>
@@ -1268,7 +1381,7 @@
         </w:drawing>
       </w:r>
     </w:p>
-    <w:p>
+    <w:p xmlns:wp14="http://schemas.microsoft.com/office/word/2010/wordml" wp14:textId="77777777">
       <w:pPr>
         <w:autoSpaceDE w:val="0"/>
         <w:autoSpaceDN w:val="0"/>
@@ -1282,7 +1395,7 @@
         </w:rPr>
       </w:pPr>
     </w:p>
-    <w:p>
+    <w:p xmlns:wp14="http://schemas.microsoft.com/office/word/2010/wordml" wp14:textId="77777777">
       <w:pPr>
         <w:autoSpaceDE w:val="0"/>
         <w:autoSpaceDN w:val="0"/>
@@ -1302,7 +1415,7 @@
           <w:lang w:eastAsia="es-ES"/>
         </w:rPr>
         <w:drawing>
-          <wp:inline distT="0" distB="0" distL="0" distR="0">
+          <wp:inline xmlns:wp14="http://schemas.microsoft.com/office/word/2010/wordprocessingDrawing" distT="0" distB="0" distL="0" distR="0" wp14:anchorId="73D37D86" wp14:editId="7777777">
             <wp:extent cx="5347767" cy="815057"/>
             <wp:effectExtent l="19050" t="0" r="5283" b="0"/>
             <wp:docPr id="2" name="Imagen 2"/>
@@ -1348,39 +1461,38 @@
         </w:drawing>
       </w:r>
     </w:p>
+    <w:p xmlns:wp14="http://schemas.microsoft.com/office/word/2010/wordml" wp14:textId="77777777">
+      <w:pPr>
+        <w:autoSpaceDE w:val="0"/>
+        <w:autoSpaceDN w:val="0"/>
+        <w:adjustRightInd w:val="0"/>
+        <w:spacing w:line="240" w:lineRule="auto"/>
+        <w:ind w:left="0" w:firstLine="0"/>
+        <w:jc w:val="both"/>
+        <w:rPr>
+          <w:rFonts w:ascii="Calibri" w:hAnsi="Calibri" w:cs="Calibri"/>
+          <w:lang/>
+        </w:rPr>
+      </w:pPr>
+    </w:p>
     <w:p>
       <w:pPr>
-        <w:autoSpaceDE w:val="0"/>
-        <w:autoSpaceDN w:val="0"/>
-        <w:adjustRightInd w:val="0"/>
+        <w:pStyle w:val="Normal"/>
         <w:spacing w:line="240" w:lineRule="auto"/>
         <w:ind w:left="0" w:firstLine="0"/>
         <w:jc w:val="both"/>
         <w:rPr>
-          <w:rFonts w:ascii="Calibri" w:hAnsi="Calibri" w:cs="Calibri"/>
-          <w:lang/>
-        </w:rPr>
-      </w:pPr>
-    </w:p>
-    <w:p>
-      <w:pPr>
-        <w:autoSpaceDE w:val="0"/>
-        <w:autoSpaceDN w:val="0"/>
-        <w:adjustRightInd w:val="0"/>
-        <w:spacing w:line="240" w:lineRule="auto"/>
-        <w:ind w:left="0" w:firstLine="0"/>
-        <w:jc w:val="both"/>
-        <w:rPr>
-          <w:rFonts w:ascii="Liberation Serif" w:hAnsi="Liberation Serif" w:cs="Liberation Serif"/>
-          <w:b/>
+          <w:rFonts w:ascii="Liberation Serif" w:hAnsi="Liberation Serif" w:cs="Liberation Serif"/>
+          <w:b w:val="1"/>
+          <w:bCs w:val="1"/>
           <w:sz w:val="32"/>
           <w:szCs w:val="32"/>
-          <w:lang/>
-        </w:rPr>
-      </w:pPr>
-    </w:p>
-    <w:p>
-      <w:pPr>
+        </w:rPr>
+      </w:pPr>
+    </w:p>
+    <w:p xmlns:wp14="http://schemas.microsoft.com/office/word/2010/wordml" wp14:textId="1255E96E">
+      <w:pPr>
+        <w:pStyle w:val="Normal"/>
         <w:autoSpaceDE w:val="0"/>
         <w:autoSpaceDN w:val="0"/>
         <w:adjustRightInd w:val="0"/>
@@ -1389,73 +1501,608 @@
         <w:jc w:val="both"/>
         <w:rPr>
           <w:rFonts w:ascii="Liberation Serif" w:hAnsi="Liberation Serif" w:cs="Liberation Serif"/>
-          <w:b/>
+          <w:b w:val="1"/>
+          <w:bCs w:val="1"/>
           <w:sz w:val="32"/>
           <w:szCs w:val="32"/>
           <w:lang/>
         </w:rPr>
       </w:pPr>
-    </w:p>
-    <w:p>
-      <w:pPr>
-        <w:autoSpaceDE w:val="0"/>
-        <w:autoSpaceDN w:val="0"/>
-        <w:adjustRightInd w:val="0"/>
-        <w:spacing w:line="240" w:lineRule="auto"/>
-        <w:ind w:left="0" w:firstLine="0"/>
-        <w:jc w:val="both"/>
-        <w:rPr>
-          <w:rFonts w:ascii="Liberation Serif" w:hAnsi="Liberation Serif" w:cs="Liberation Serif"/>
-          <w:b/>
+      <w:r>
+        <w:rPr>
+          <w:rFonts w:ascii="Liberation Serif" w:hAnsi="Liberation Serif" w:cs="Liberation Serif"/>
+          <w:b w:val="1"/>
+          <w:bCs w:val="1"/>
           <w:sz w:val="32"/>
           <w:szCs w:val="32"/>
-          <w:lang/>
-        </w:rPr>
-      </w:pPr>
-      <w:r>
-        <w:rPr>
-          <w:rFonts w:ascii="Liberation Serif" w:hAnsi="Liberation Serif" w:cs="Liberation Serif"/>
-          <w:b/>
+        </w:rPr>
+        <w:t xml:space="preserve">2. </w:t>
+      </w:r>
+      <w:r>
+        <w:rPr>
+          <w:rFonts w:ascii="Liberation Serif" w:hAnsi="Liberation Serif" w:cs="Liberation Serif"/>
+          <w:b w:val="1"/>
+          <w:bCs w:val="1"/>
           <w:sz w:val="32"/>
           <w:szCs w:val="32"/>
-          <w:lang/>
-        </w:rPr>
-        <w:t xml:space="preserve">2. </w:t>
-      </w:r>
-      <w:proofErr w:type="spellStart"/>
-      <w:r>
-        <w:rPr>
-          <w:rFonts w:ascii="Liberation Serif" w:hAnsi="Liberation Serif" w:cs="Liberation Serif"/>
-          <w:b/>
+        </w:rPr>
+        <w:t>geo-</w:t>
+      </w:r>
+      <w:r>
+        <w:rPr>
+          <w:rFonts w:ascii="Liberation Serif" w:hAnsi="Liberation Serif" w:cs="Liberation Serif"/>
+          <w:b w:val="1"/>
+          <w:bCs w:val="1"/>
           <w:sz w:val="32"/>
           <w:szCs w:val="32"/>
-          <w:lang/>
-        </w:rPr>
-        <w:t>geo-</w:t>
-      </w:r>
-      <w:r>
-        <w:rPr>
-          <w:rFonts w:ascii="Liberation Serif" w:hAnsi="Liberation Serif" w:cs="Liberation Serif"/>
-          <w:b/>
+        </w:rPr>
+        <w:t>lib</w:t>
+      </w:r>
+      <w:r>
+        <w:rPr>
+          <w:rFonts w:ascii="Liberation Serif" w:hAnsi="Liberation Serif" w:cs="Liberation Serif"/>
+          <w:b w:val="1"/>
+          <w:bCs w:val="1"/>
           <w:sz w:val="32"/>
           <w:szCs w:val="32"/>
-          <w:lang/>
+        </w:rPr>
+        <w:t>:</w:t>
+      </w:r>
+      <w:proofErr w:type="spellStart"/>
+      <w:proofErr w:type="spellEnd"/>
+    </w:p>
+    <w:p xmlns:wp14="http://schemas.microsoft.com/office/word/2010/wordml" wp14:textId="77777777">
+      <w:pPr>
+        <w:autoSpaceDE w:val="0"/>
+        <w:autoSpaceDN w:val="0"/>
+        <w:adjustRightInd w:val="0"/>
+        <w:spacing w:line="240" w:lineRule="auto"/>
+        <w:ind w:left="0" w:firstLine="0"/>
+        <w:jc w:val="both"/>
+        <w:rPr>
+          <w:rFonts w:ascii="Calibri" w:hAnsi="Calibri" w:cs="Calibri"/>
+          <w:lang/>
+        </w:rPr>
+      </w:pPr>
+    </w:p>
+    <w:p xmlns:wp14="http://schemas.microsoft.com/office/word/2010/wordml" wp14:textId="77777777">
+      <w:pPr>
+        <w:autoSpaceDE w:val="0"/>
+        <w:autoSpaceDN w:val="0"/>
+        <w:adjustRightInd w:val="0"/>
+        <w:spacing w:line="240" w:lineRule="auto"/>
+        <w:ind w:left="0" w:firstLine="0"/>
+        <w:rPr>
+          <w:rFonts w:ascii="Liberation Serif" w:hAnsi="Liberation Serif" w:cs="Liberation Serif"/>
+          <w:sz w:val="24"/>
+          <w:szCs w:val="24"/>
+          <w:lang/>
+        </w:rPr>
+      </w:pPr>
+      <w:r>
+        <w:rPr>
+          <w:rFonts w:ascii="Liberation Serif" w:hAnsi="Liberation Serif" w:cs="Liberation Serif"/>
+          <w:sz w:val="24"/>
+          <w:szCs w:val="24"/>
+          <w:lang/>
+        </w:rPr>
+        <w:t xml:space="preserve">El segundo módulo elegido es </w:t>
+      </w:r>
+      <w:proofErr w:type="spellStart"/>
+      <w:r>
+        <w:rPr>
+          <w:rFonts w:ascii="Liberation Serif" w:hAnsi="Liberation Serif" w:cs="Liberation Serif"/>
+          <w:sz w:val="24"/>
+          <w:szCs w:val="24"/>
+          <w:lang/>
+        </w:rPr>
+        <w:t>geo-lib</w:t>
+      </w:r>
+      <w:proofErr w:type="spellEnd"/>
+      <w:r>
+        <w:rPr>
+          <w:rFonts w:ascii="Liberation Serif" w:hAnsi="Liberation Serif" w:cs="Liberation Serif"/>
+          <w:sz w:val="24"/>
+          <w:szCs w:val="24"/>
+          <w:lang/>
+        </w:rPr>
+        <w:t xml:space="preserve">. Su objetivo es realizar operaciones matemáticas para calcular distancias a raíz de coordenadas geográficas (latitud y longitud). Es una herramienta muy útil en aplicaciones de movilidad, de transporte, de reparto o cualquier servicio basado en </w:t>
+      </w:r>
+      <w:proofErr w:type="spellStart"/>
+      <w:r>
+        <w:rPr>
+          <w:rFonts w:ascii="Liberation Serif" w:hAnsi="Liberation Serif" w:cs="Liberation Serif"/>
+          <w:sz w:val="24"/>
+          <w:szCs w:val="24"/>
+          <w:lang/>
+        </w:rPr>
+        <w:t>geolocalización</w:t>
+      </w:r>
+      <w:proofErr w:type="spellEnd"/>
+      <w:r>
+        <w:rPr>
+          <w:rFonts w:ascii="Liberation Serif" w:hAnsi="Liberation Serif" w:cs="Liberation Serif"/>
+          <w:sz w:val="24"/>
+          <w:szCs w:val="24"/>
+          <w:lang/>
+        </w:rPr>
+        <w:t>, por ejemplo.</w:t>
+      </w:r>
+    </w:p>
+    <w:p xmlns:wp14="http://schemas.microsoft.com/office/word/2010/wordml" wp14:textId="77777777">
+      <w:pPr>
+        <w:autoSpaceDE w:val="0"/>
+        <w:autoSpaceDN w:val="0"/>
+        <w:adjustRightInd w:val="0"/>
+        <w:spacing w:line="240" w:lineRule="auto"/>
+        <w:ind w:left="0" w:firstLine="0"/>
+        <w:rPr>
+          <w:rFonts w:ascii="Liberation Serif" w:hAnsi="Liberation Serif" w:cs="Liberation Serif"/>
+          <w:sz w:val="24"/>
+          <w:szCs w:val="24"/>
+          <w:lang/>
+        </w:rPr>
+      </w:pPr>
+    </w:p>
+    <w:p xmlns:wp14="http://schemas.microsoft.com/office/word/2010/wordml" wp14:textId="77777777">
+      <w:pPr>
+        <w:autoSpaceDE w:val="0"/>
+        <w:autoSpaceDN w:val="0"/>
+        <w:adjustRightInd w:val="0"/>
+        <w:spacing w:line="240" w:lineRule="auto"/>
+        <w:ind w:left="0" w:firstLine="0"/>
+        <w:rPr>
+          <w:rFonts w:ascii="Liberation Serif" w:hAnsi="Liberation Serif" w:cs="Liberation Serif"/>
+          <w:sz w:val="24"/>
+          <w:szCs w:val="24"/>
+          <w:lang/>
+        </w:rPr>
+      </w:pPr>
+      <w:r>
+        <w:rPr>
+          <w:rFonts w:ascii="Liberation Serif" w:hAnsi="Liberation Serif" w:cs="Liberation Serif"/>
+          <w:sz w:val="24"/>
+          <w:szCs w:val="24"/>
+          <w:lang/>
+        </w:rPr>
+        <w:t xml:space="preserve">Haciendo una búsqueda en </w:t>
+      </w:r>
+      <w:proofErr w:type="spellStart"/>
+      <w:r>
+        <w:rPr>
+          <w:rFonts w:ascii="Liberation Serif" w:hAnsi="Liberation Serif" w:cs="Liberation Serif"/>
+          <w:sz w:val="24"/>
+          <w:szCs w:val="24"/>
+          <w:lang/>
+        </w:rPr>
+        <w:t>npm</w:t>
+      </w:r>
+      <w:proofErr w:type="spellEnd"/>
+      <w:r>
+        <w:rPr>
+          <w:rFonts w:ascii="Liberation Serif" w:hAnsi="Liberation Serif" w:cs="Liberation Serif"/>
+          <w:sz w:val="24"/>
+          <w:szCs w:val="24"/>
+          <w:lang/>
+        </w:rPr>
+        <w:t xml:space="preserve"> sobre módulos que tuvieran esta funcionalidad he encontrado varios como “</w:t>
+      </w:r>
+      <w:proofErr w:type="spellStart"/>
+      <w:r>
+        <w:rPr>
+          <w:rFonts w:ascii="Liberation Serif" w:hAnsi="Liberation Serif" w:cs="Liberation Serif"/>
+          <w:sz w:val="24"/>
+          <w:szCs w:val="24"/>
+          <w:lang/>
+        </w:rPr>
+        <w:t>distance</w:t>
+      </w:r>
+      <w:proofErr w:type="spellEnd"/>
+      <w:r>
+        <w:rPr>
+          <w:rFonts w:ascii="Liberation Serif" w:hAnsi="Liberation Serif" w:cs="Liberation Serif"/>
+          <w:sz w:val="24"/>
+          <w:szCs w:val="24"/>
+          <w:lang/>
+        </w:rPr>
+        <w:t xml:space="preserve">”. </w:t>
+      </w:r>
+    </w:p>
+    <w:p xmlns:wp14="http://schemas.microsoft.com/office/word/2010/wordml" wp14:textId="77777777">
+      <w:pPr>
+        <w:autoSpaceDE w:val="0"/>
+        <w:autoSpaceDN w:val="0"/>
+        <w:adjustRightInd w:val="0"/>
+        <w:spacing w:line="240" w:lineRule="auto"/>
+        <w:ind w:left="0" w:firstLine="0"/>
+        <w:rPr>
+          <w:rFonts w:ascii="Liberation Serif" w:hAnsi="Liberation Serif" w:cs="Liberation Serif"/>
+          <w:sz w:val="24"/>
+          <w:szCs w:val="24"/>
+          <w:lang/>
+        </w:rPr>
+      </w:pPr>
+    </w:p>
+    <w:p xmlns:wp14="http://schemas.microsoft.com/office/word/2010/wordml" wp14:textId="77777777">
+      <w:pPr>
+        <w:autoSpaceDE w:val="0"/>
+        <w:autoSpaceDN w:val="0"/>
+        <w:adjustRightInd w:val="0"/>
+        <w:spacing w:line="240" w:lineRule="auto"/>
+        <w:ind w:left="0" w:firstLine="0"/>
+        <w:rPr>
+          <w:rFonts w:ascii="Liberation Serif" w:hAnsi="Liberation Serif" w:cs="Liberation Serif"/>
+          <w:sz w:val="24"/>
+          <w:szCs w:val="24"/>
+          <w:lang/>
+        </w:rPr>
+      </w:pPr>
+      <w:r>
+        <w:rPr>
+          <w:rFonts w:ascii="Liberation Serif" w:hAnsi="Liberation Serif" w:cs="Liberation Serif"/>
+          <w:sz w:val="24"/>
+          <w:szCs w:val="24"/>
+          <w:lang/>
+        </w:rPr>
+        <w:t>También investigando un poco he descubierto que existen librerías muy completas como Turf.js que implementa una gran variedad de métodos para hacer cálculos cartográficos, pero resulta muy pesado para solo el cálculo de distancias entre dos p</w:t>
+      </w:r>
+      <w:r>
+        <w:rPr>
+          <w:rFonts w:ascii="Liberation Serif" w:hAnsi="Liberation Serif" w:cs="Liberation Serif"/>
+          <w:sz w:val="24"/>
+          <w:szCs w:val="24"/>
+          <w:lang/>
+        </w:rPr>
+        <w:t>untos y a su vez muy complejas.</w:t>
+      </w:r>
+    </w:p>
+    <w:p xmlns:wp14="http://schemas.microsoft.com/office/word/2010/wordml" wp14:textId="77777777">
+      <w:pPr>
+        <w:autoSpaceDE w:val="0"/>
+        <w:autoSpaceDN w:val="0"/>
+        <w:adjustRightInd w:val="0"/>
+        <w:spacing w:line="240" w:lineRule="auto"/>
+        <w:ind w:left="0" w:firstLine="0"/>
+        <w:rPr>
+          <w:rFonts w:ascii="Liberation Serif" w:hAnsi="Liberation Serif" w:cs="Liberation Serif"/>
+          <w:sz w:val="24"/>
+          <w:szCs w:val="24"/>
+          <w:lang/>
+        </w:rPr>
+      </w:pPr>
+    </w:p>
+    <w:p xmlns:wp14="http://schemas.microsoft.com/office/word/2010/wordml" wp14:textId="77777777">
+      <w:pPr>
+        <w:autoSpaceDE w:val="0"/>
+        <w:autoSpaceDN w:val="0"/>
+        <w:adjustRightInd w:val="0"/>
+        <w:spacing w:line="240" w:lineRule="auto"/>
+        <w:ind w:left="0" w:firstLine="0"/>
+        <w:rPr>
+          <w:rFonts w:ascii="Liberation Serif" w:hAnsi="Liberation Serif" w:cs="Liberation Serif"/>
+          <w:sz w:val="24"/>
+          <w:szCs w:val="24"/>
+          <w:lang/>
+        </w:rPr>
+      </w:pPr>
+      <w:r>
+        <w:rPr>
+          <w:rFonts w:ascii="Liberation Serif" w:hAnsi="Liberation Serif" w:cs="Liberation Serif"/>
+          <w:sz w:val="24"/>
+          <w:szCs w:val="24"/>
+          <w:lang/>
+        </w:rPr>
+        <w:t>Y también</w:t>
+      </w:r>
+      <w:r>
+        <w:rPr>
+          <w:rFonts w:ascii="Liberation Serif" w:hAnsi="Liberation Serif" w:cs="Liberation Serif"/>
+          <w:sz w:val="24"/>
+          <w:szCs w:val="24"/>
+          <w:lang/>
+        </w:rPr>
+        <w:t xml:space="preserve"> existen</w:t>
+      </w:r>
+      <w:r>
+        <w:rPr>
+          <w:rFonts w:ascii="Liberation Serif" w:hAnsi="Liberation Serif" w:cs="Liberation Serif"/>
+          <w:sz w:val="24"/>
+          <w:szCs w:val="24"/>
+          <w:lang/>
+        </w:rPr>
+        <w:t xml:space="preserve"> librerías complejas como la de Google </w:t>
+      </w:r>
+      <w:proofErr w:type="spellStart"/>
+      <w:r>
+        <w:rPr>
+          <w:rFonts w:ascii="Liberation Serif" w:hAnsi="Liberation Serif" w:cs="Liberation Serif"/>
+          <w:sz w:val="24"/>
+          <w:szCs w:val="24"/>
+          <w:lang/>
+        </w:rPr>
+        <w:t>Maps</w:t>
+      </w:r>
+      <w:proofErr w:type="spellEnd"/>
+      <w:r>
+        <w:rPr>
+          <w:rFonts w:ascii="Liberation Serif" w:hAnsi="Liberation Serif" w:cs="Liberation Serif"/>
+          <w:sz w:val="24"/>
+          <w:szCs w:val="24"/>
+          <w:lang/>
+        </w:rPr>
+        <w:t>/</w:t>
+      </w:r>
+      <w:proofErr w:type="spellStart"/>
+      <w:r>
+        <w:rPr>
+          <w:rFonts w:ascii="Liberation Serif" w:hAnsi="Liberation Serif" w:cs="Liberation Serif"/>
+          <w:sz w:val="24"/>
+          <w:szCs w:val="24"/>
+          <w:lang/>
+        </w:rPr>
+        <w:t>google</w:t>
+      </w:r>
+      <w:proofErr w:type="spellEnd"/>
+      <w:r>
+        <w:rPr>
+          <w:rFonts w:ascii="Liberation Serif" w:hAnsi="Liberation Serif" w:cs="Liberation Serif"/>
+          <w:sz w:val="24"/>
+          <w:szCs w:val="24"/>
+          <w:lang/>
+        </w:rPr>
+        <w:t>-</w:t>
+      </w:r>
+      <w:proofErr w:type="spellStart"/>
+      <w:r>
+        <w:rPr>
+          <w:rFonts w:ascii="Liberation Serif" w:hAnsi="Liberation Serif" w:cs="Liberation Serif"/>
+          <w:sz w:val="24"/>
+          <w:szCs w:val="24"/>
+          <w:lang/>
+        </w:rPr>
+        <w:t>maps</w:t>
+      </w:r>
+      <w:proofErr w:type="spellEnd"/>
+      <w:r>
+        <w:rPr>
+          <w:rFonts w:ascii="Liberation Serif" w:hAnsi="Liberation Serif" w:cs="Liberation Serif"/>
+          <w:sz w:val="24"/>
+          <w:szCs w:val="24"/>
+          <w:lang/>
+        </w:rPr>
+        <w:t>-</w:t>
+      </w:r>
+      <w:proofErr w:type="spellStart"/>
+      <w:r>
+        <w:rPr>
+          <w:rFonts w:ascii="Liberation Serif" w:hAnsi="Liberation Serif" w:cs="Liberation Serif"/>
+          <w:sz w:val="24"/>
+          <w:szCs w:val="24"/>
+          <w:lang/>
+        </w:rPr>
+        <w:t>services</w:t>
+      </w:r>
+      <w:proofErr w:type="spellEnd"/>
+      <w:r>
+        <w:rPr>
+          <w:rFonts w:ascii="Liberation Serif" w:hAnsi="Liberation Serif" w:cs="Liberation Serif"/>
+          <w:sz w:val="24"/>
+          <w:szCs w:val="24"/>
+          <w:lang/>
+        </w:rPr>
+        <w:t>-</w:t>
+      </w:r>
+      <w:proofErr w:type="spellStart"/>
+      <w:r>
+        <w:rPr>
+          <w:rFonts w:ascii="Liberation Serif" w:hAnsi="Liberation Serif" w:cs="Liberation Serif"/>
+          <w:sz w:val="24"/>
+          <w:szCs w:val="24"/>
+          <w:lang/>
+        </w:rPr>
+        <w:t>js</w:t>
+      </w:r>
+      <w:proofErr w:type="spellEnd"/>
+      <w:r>
+        <w:rPr>
+          <w:rFonts w:ascii="Liberation Serif" w:hAnsi="Liberation Serif" w:cs="Liberation Serif"/>
+          <w:sz w:val="24"/>
+          <w:szCs w:val="24"/>
+          <w:lang/>
+        </w:rPr>
+        <w:t xml:space="preserve">, que va un paso más allá y nos permite calcular distancias entre puntos no sólo en </w:t>
+      </w:r>
+      <w:proofErr w:type="spellStart"/>
+      <w:r>
+        <w:rPr>
+          <w:rFonts w:ascii="Liberation Serif" w:hAnsi="Liberation Serif" w:cs="Liberation Serif"/>
+          <w:sz w:val="24"/>
+          <w:szCs w:val="24"/>
+          <w:lang/>
+        </w:rPr>
+        <w:t>linea</w:t>
+      </w:r>
+      <w:proofErr w:type="spellEnd"/>
+      <w:r>
+        <w:rPr>
+          <w:rFonts w:ascii="Liberation Serif" w:hAnsi="Liberation Serif" w:cs="Liberation Serif"/>
+          <w:sz w:val="24"/>
+          <w:szCs w:val="24"/>
+          <w:lang/>
+        </w:rPr>
+        <w:t xml:space="preserve"> recta sino </w:t>
+      </w:r>
+      <w:proofErr w:type="spellStart"/>
+      <w:r>
+        <w:rPr>
+          <w:rFonts w:ascii="Liberation Serif" w:hAnsi="Liberation Serif" w:cs="Liberation Serif"/>
+          <w:sz w:val="24"/>
+          <w:szCs w:val="24"/>
+          <w:lang/>
+        </w:rPr>
+        <w:t>ruteando</w:t>
+      </w:r>
+      <w:proofErr w:type="spellEnd"/>
+      <w:r>
+        <w:rPr>
+          <w:rFonts w:ascii="Liberation Serif" w:hAnsi="Liberation Serif" w:cs="Liberation Serif"/>
+          <w:sz w:val="24"/>
+          <w:szCs w:val="24"/>
+          <w:lang/>
+        </w:rPr>
+        <w:t xml:space="preserve"> por calles, la veo muy compleja de momento, aparte de que hay que consumir la API de Google </w:t>
+      </w:r>
+      <w:proofErr w:type="spellStart"/>
+      <w:r>
+        <w:rPr>
+          <w:rFonts w:ascii="Liberation Serif" w:hAnsi="Liberation Serif" w:cs="Liberation Serif"/>
+          <w:sz w:val="24"/>
+          <w:szCs w:val="24"/>
+          <w:lang/>
+        </w:rPr>
+        <w:t>Maps</w:t>
+      </w:r>
+      <w:proofErr w:type="spellEnd"/>
+      <w:r>
+        <w:rPr>
+          <w:rFonts w:ascii="Liberation Serif" w:hAnsi="Liberation Serif" w:cs="Liberation Serif"/>
+          <w:sz w:val="24"/>
+          <w:szCs w:val="24"/>
+          <w:lang/>
+        </w:rPr>
+        <w:t xml:space="preserve"> para utilizarla.</w:t>
+      </w:r>
+    </w:p>
+    <w:p xmlns:wp14="http://schemas.microsoft.com/office/word/2010/wordml" wp14:textId="0056BEE1">
+      <w:pPr>
+        <w:pStyle w:val="Normal"/>
+        <w:autoSpaceDE w:val="0"/>
+        <w:autoSpaceDN w:val="0"/>
+        <w:adjustRightInd w:val="0"/>
+        <w:spacing w:line="240" w:lineRule="auto"/>
+        <w:ind w:left="0" w:firstLine="0"/>
+        <w:rPr>
+          <w:rFonts w:ascii="Liberation Serif" w:hAnsi="Liberation Serif" w:cs="Liberation Serif"/>
+          <w:sz w:val="24"/>
+          <w:szCs w:val="24"/>
+        </w:rPr>
+      </w:pPr>
+      <w:r>
+        <w:rPr>
+          <w:rFonts w:ascii="Liberation Serif" w:hAnsi="Liberation Serif" w:cs="Liberation Serif"/>
+          <w:sz w:val="24"/>
+          <w:szCs w:val="24"/>
+        </w:rPr>
+        <w:t>F</w:t>
+      </w:r>
+      <w:r>
+        <w:rPr>
+          <w:rFonts w:ascii="Liberation Serif" w:hAnsi="Liberation Serif" w:cs="Liberation Serif"/>
+          <w:sz w:val="24"/>
+          <w:szCs w:val="24"/>
+        </w:rPr>
+        <w:t xml:space="preserve">inalmente he elegido </w:t>
+      </w:r>
+      <w:r>
+        <w:rPr>
+          <w:rFonts w:ascii="Liberation Serif" w:hAnsi="Liberation Serif" w:cs="Liberation Serif"/>
+          <w:sz w:val="24"/>
+          <w:szCs w:val="24"/>
+        </w:rPr>
+        <w:t>geo</w:t>
+      </w:r>
+      <w:r>
+        <w:rPr>
+          <w:rFonts w:ascii="Liberation Serif" w:hAnsi="Liberation Serif" w:cs="Liberation Serif"/>
+          <w:sz w:val="24"/>
+          <w:szCs w:val="24"/>
+        </w:rPr>
+        <w:t>-</w:t>
+      </w:r>
+      <w:r>
+        <w:rPr>
+          <w:rFonts w:ascii="Liberation Serif" w:hAnsi="Liberation Serif" w:cs="Liberation Serif"/>
+          <w:sz w:val="24"/>
+          <w:szCs w:val="24"/>
         </w:rPr>
         <w:t>lib</w:t>
       </w:r>
-      <w:proofErr w:type="spellEnd"/>
-      <w:r>
-        <w:rPr>
-          <w:rFonts w:ascii="Liberation Serif" w:hAnsi="Liberation Serif" w:cs="Liberation Serif"/>
-          <w:b/>
-          <w:sz w:val="32"/>
-          <w:szCs w:val="32"/>
-          <w:lang/>
-        </w:rPr>
-        <w:t>:</w:t>
-      </w:r>
-    </w:p>
-    <w:p>
+      <w:r>
+        <w:rPr>
+          <w:rFonts w:ascii="Liberation Serif" w:hAnsi="Liberation Serif" w:cs="Liberation Serif"/>
+          <w:sz w:val="24"/>
+          <w:szCs w:val="24"/>
+        </w:rPr>
+        <w:t xml:space="preserve"> para esta prueba</w:t>
+      </w:r>
+      <w:r>
+        <w:rPr>
+          <w:rFonts w:ascii="Liberation Serif" w:hAnsi="Liberation Serif" w:cs="Liberation Serif"/>
+          <w:sz w:val="24"/>
+          <w:szCs w:val="24"/>
+        </w:rPr>
+        <w:t xml:space="preserve">, </w:t>
+      </w:r>
+      <w:r>
+        <w:rPr>
+          <w:rFonts w:ascii="Liberation Serif" w:hAnsi="Liberation Serif" w:cs="Liberation Serif"/>
+          <w:sz w:val="24"/>
+          <w:szCs w:val="24"/>
+        </w:rPr>
+        <w:t xml:space="preserve">porque </w:t>
+      </w:r>
+      <w:r>
+        <w:rPr>
+          <w:rFonts w:ascii="Liberation Serif" w:hAnsi="Liberation Serif" w:cs="Liberation Serif"/>
+          <w:sz w:val="24"/>
+          <w:szCs w:val="24"/>
+        </w:rPr>
+        <w:t>es extremadamente ligera en comparación con las anteriores, no tiene dependencias externas y es fácil de implementar y</w:t>
+      </w:r>
+      <w:r>
+        <w:rPr>
+          <w:rFonts w:ascii="Liberation Serif" w:hAnsi="Liberation Serif" w:cs="Liberation Serif"/>
+          <w:sz w:val="24"/>
+          <w:szCs w:val="24"/>
+        </w:rPr>
+        <w:t xml:space="preserve"> </w:t>
+      </w:r>
+      <w:r>
+        <w:rPr>
+          <w:rFonts w:ascii="Liberation Serif" w:hAnsi="Liberation Serif" w:cs="Liberation Serif"/>
+          <w:sz w:val="24"/>
+          <w:szCs w:val="24"/>
+        </w:rPr>
+        <w:t>utilizar.</w:t>
+      </w:r>
+      <w:r>
+        <w:br/>
+      </w:r>
+    </w:p>
+    <w:p xmlns:wp14="http://schemas.microsoft.com/office/word/2010/wordml" wp14:textId="2308DB7A">
+      <w:pPr>
+        <w:autoSpaceDE w:val="0"/>
+        <w:autoSpaceDN w:val="0"/>
+        <w:adjustRightInd w:val="0"/>
+        <w:spacing w:line="240" w:lineRule="auto"/>
+        <w:ind w:left="0" w:firstLine="0"/>
+        <w:rPr>
+          <w:rFonts w:ascii="Liberation Serif" w:hAnsi="Liberation Serif" w:cs="Liberation Serif"/>
+          <w:sz w:val="24"/>
+          <w:szCs w:val="24"/>
+          <w:lang/>
+        </w:rPr>
+      </w:pPr>
+      <w:r>
+        <w:rPr>
+          <w:rFonts w:ascii="Liberation Serif" w:hAnsi="Liberation Serif" w:cs="Liberation Serif"/>
+          <w:sz w:val="24"/>
+          <w:szCs w:val="24"/>
+        </w:rPr>
+        <w:t>Uso:</w:t>
+      </w:r>
+    </w:p>
+    <w:p xmlns:wp14="http://schemas.microsoft.com/office/word/2010/wordml" wp14:textId="77777777">
       <w:pPr>
         <w:autoSpaceDE w:val="0"/>
         <w:autoSpaceDN w:val="0"/>
@@ -1464,559 +2111,14 @@
         <w:ind w:left="0" w:firstLine="0"/>
         <w:jc w:val="both"/>
         <w:rPr>
-          <w:rFonts w:ascii="Calibri" w:hAnsi="Calibri" w:cs="Calibri"/>
-          <w:lang/>
-        </w:rPr>
-      </w:pPr>
-    </w:p>
-    <w:p>
-      <w:pPr>
-        <w:autoSpaceDE w:val="0"/>
-        <w:autoSpaceDN w:val="0"/>
-        <w:adjustRightInd w:val="0"/>
-        <w:spacing w:line="240" w:lineRule="auto"/>
-        <w:ind w:left="0" w:firstLine="0"/>
-        <w:rPr>
-          <w:rFonts w:ascii="Liberation Serif" w:hAnsi="Liberation Serif" w:cs="Liberation Serif"/>
-          <w:sz w:val="24"/>
-          <w:szCs w:val="24"/>
-          <w:lang/>
-        </w:rPr>
-      </w:pPr>
-      <w:r>
-        <w:rPr>
-          <w:rFonts w:ascii="Liberation Serif" w:hAnsi="Liberation Serif" w:cs="Liberation Serif"/>
-          <w:sz w:val="24"/>
-          <w:szCs w:val="24"/>
-          <w:lang/>
-        </w:rPr>
-        <w:t xml:space="preserve">El segundo módulo elegido es </w:t>
-      </w:r>
-      <w:proofErr w:type="spellStart"/>
-      <w:r>
-        <w:rPr>
-          <w:rFonts w:ascii="Liberation Serif" w:hAnsi="Liberation Serif" w:cs="Liberation Serif"/>
-          <w:sz w:val="24"/>
-          <w:szCs w:val="24"/>
-          <w:lang/>
-        </w:rPr>
-        <w:t>geo-lib</w:t>
-      </w:r>
-      <w:proofErr w:type="spellEnd"/>
-      <w:r>
-        <w:rPr>
-          <w:rFonts w:ascii="Liberation Serif" w:hAnsi="Liberation Serif" w:cs="Liberation Serif"/>
-          <w:sz w:val="24"/>
-          <w:szCs w:val="24"/>
-          <w:lang/>
-        </w:rPr>
-        <w:t xml:space="preserve">. Su objetivo es realizar operaciones matemáticas para calcular distancias a raíz de coordenadas geográficas (latitud y longitud). Es una herramienta muy útil en aplicaciones de movilidad, de transporte, de reparto o cualquier servicio basado en </w:t>
-      </w:r>
-      <w:proofErr w:type="spellStart"/>
-      <w:r>
-        <w:rPr>
-          <w:rFonts w:ascii="Liberation Serif" w:hAnsi="Liberation Serif" w:cs="Liberation Serif"/>
-          <w:sz w:val="24"/>
-          <w:szCs w:val="24"/>
-          <w:lang/>
-        </w:rPr>
-        <w:t>geolocalización</w:t>
-      </w:r>
-      <w:proofErr w:type="spellEnd"/>
-      <w:r>
-        <w:rPr>
-          <w:rFonts w:ascii="Liberation Serif" w:hAnsi="Liberation Serif" w:cs="Liberation Serif"/>
-          <w:sz w:val="24"/>
-          <w:szCs w:val="24"/>
-          <w:lang/>
-        </w:rPr>
-        <w:t>, por ejemplo.</w:t>
-      </w:r>
-    </w:p>
-    <w:p>
-      <w:pPr>
-        <w:autoSpaceDE w:val="0"/>
-        <w:autoSpaceDN w:val="0"/>
-        <w:adjustRightInd w:val="0"/>
-        <w:spacing w:line="240" w:lineRule="auto"/>
-        <w:ind w:left="0" w:firstLine="0"/>
-        <w:rPr>
-          <w:rFonts w:ascii="Liberation Serif" w:hAnsi="Liberation Serif" w:cs="Liberation Serif"/>
-          <w:sz w:val="24"/>
-          <w:szCs w:val="24"/>
-          <w:lang/>
-        </w:rPr>
-      </w:pPr>
-    </w:p>
-    <w:p>
-      <w:pPr>
-        <w:autoSpaceDE w:val="0"/>
-        <w:autoSpaceDN w:val="0"/>
-        <w:adjustRightInd w:val="0"/>
-        <w:spacing w:line="240" w:lineRule="auto"/>
-        <w:ind w:left="0" w:firstLine="0"/>
-        <w:rPr>
-          <w:rFonts w:ascii="Liberation Serif" w:hAnsi="Liberation Serif" w:cs="Liberation Serif"/>
-          <w:sz w:val="24"/>
-          <w:szCs w:val="24"/>
-          <w:lang/>
-        </w:rPr>
-      </w:pPr>
-      <w:r>
-        <w:rPr>
-          <w:rFonts w:ascii="Liberation Serif" w:hAnsi="Liberation Serif" w:cs="Liberation Serif"/>
-          <w:sz w:val="24"/>
-          <w:szCs w:val="24"/>
-          <w:lang/>
-        </w:rPr>
-        <w:t xml:space="preserve">Haciendo una búsqueda en </w:t>
-      </w:r>
-      <w:proofErr w:type="spellStart"/>
-      <w:r>
-        <w:rPr>
-          <w:rFonts w:ascii="Liberation Serif" w:hAnsi="Liberation Serif" w:cs="Liberation Serif"/>
-          <w:sz w:val="24"/>
-          <w:szCs w:val="24"/>
-          <w:lang/>
-        </w:rPr>
-        <w:t>npm</w:t>
-      </w:r>
-      <w:proofErr w:type="spellEnd"/>
-      <w:r>
-        <w:rPr>
-          <w:rFonts w:ascii="Liberation Serif" w:hAnsi="Liberation Serif" w:cs="Liberation Serif"/>
-          <w:sz w:val="24"/>
-          <w:szCs w:val="24"/>
-          <w:lang/>
-        </w:rPr>
-        <w:t xml:space="preserve"> sobre módulos que tuvieran esta funcionalidad he encontrado varios como “</w:t>
-      </w:r>
-      <w:proofErr w:type="spellStart"/>
-      <w:r>
-        <w:rPr>
-          <w:rFonts w:ascii="Liberation Serif" w:hAnsi="Liberation Serif" w:cs="Liberation Serif"/>
-          <w:sz w:val="24"/>
-          <w:szCs w:val="24"/>
-          <w:lang/>
-        </w:rPr>
-        <w:t>distance</w:t>
-      </w:r>
-      <w:proofErr w:type="spellEnd"/>
-      <w:r>
-        <w:rPr>
-          <w:rFonts w:ascii="Liberation Serif" w:hAnsi="Liberation Serif" w:cs="Liberation Serif"/>
-          <w:sz w:val="24"/>
-          <w:szCs w:val="24"/>
-          <w:lang/>
-        </w:rPr>
-        <w:t xml:space="preserve">”. </w:t>
-      </w:r>
-    </w:p>
-    <w:p>
-      <w:pPr>
-        <w:autoSpaceDE w:val="0"/>
-        <w:autoSpaceDN w:val="0"/>
-        <w:adjustRightInd w:val="0"/>
-        <w:spacing w:line="240" w:lineRule="auto"/>
-        <w:ind w:left="0" w:firstLine="0"/>
-        <w:rPr>
-          <w:rFonts w:ascii="Liberation Serif" w:hAnsi="Liberation Serif" w:cs="Liberation Serif"/>
-          <w:sz w:val="24"/>
-          <w:szCs w:val="24"/>
-          <w:lang/>
-        </w:rPr>
-      </w:pPr>
-    </w:p>
-    <w:p>
-      <w:pPr>
-        <w:autoSpaceDE w:val="0"/>
-        <w:autoSpaceDN w:val="0"/>
-        <w:adjustRightInd w:val="0"/>
-        <w:spacing w:line="240" w:lineRule="auto"/>
-        <w:ind w:left="0" w:firstLine="0"/>
-        <w:rPr>
-          <w:rFonts w:ascii="Liberation Serif" w:hAnsi="Liberation Serif" w:cs="Liberation Serif"/>
-          <w:sz w:val="24"/>
-          <w:szCs w:val="24"/>
-          <w:lang/>
-        </w:rPr>
-      </w:pPr>
-      <w:r>
-        <w:rPr>
-          <w:rFonts w:ascii="Liberation Serif" w:hAnsi="Liberation Serif" w:cs="Liberation Serif"/>
-          <w:sz w:val="24"/>
-          <w:szCs w:val="24"/>
-          <w:lang/>
-        </w:rPr>
-        <w:t>También investigando un poco he descubierto que existen librerías muy completas como Turf.js que implementa una gran variedad de métodos para hacer cálculos cartográficos, pero resulta muy pesado para solo el cálculo de distancias entre dos p</w:t>
-      </w:r>
-      <w:r>
-        <w:rPr>
-          <w:rFonts w:ascii="Liberation Serif" w:hAnsi="Liberation Serif" w:cs="Liberation Serif"/>
-          <w:sz w:val="24"/>
-          <w:szCs w:val="24"/>
-          <w:lang/>
-        </w:rPr>
-        <w:t>untos y a su vez muy complejas.</w:t>
-      </w:r>
-    </w:p>
-    <w:p>
-      <w:pPr>
-        <w:autoSpaceDE w:val="0"/>
-        <w:autoSpaceDN w:val="0"/>
-        <w:adjustRightInd w:val="0"/>
-        <w:spacing w:line="240" w:lineRule="auto"/>
-        <w:ind w:left="0" w:firstLine="0"/>
-        <w:rPr>
-          <w:rFonts w:ascii="Liberation Serif" w:hAnsi="Liberation Serif" w:cs="Liberation Serif"/>
-          <w:sz w:val="24"/>
-          <w:szCs w:val="24"/>
-          <w:lang/>
-        </w:rPr>
-      </w:pPr>
-    </w:p>
-    <w:p>
-      <w:pPr>
-        <w:autoSpaceDE w:val="0"/>
-        <w:autoSpaceDN w:val="0"/>
-        <w:adjustRightInd w:val="0"/>
-        <w:spacing w:line="240" w:lineRule="auto"/>
-        <w:ind w:left="0" w:firstLine="0"/>
-        <w:rPr>
-          <w:rFonts w:ascii="Liberation Serif" w:hAnsi="Liberation Serif" w:cs="Liberation Serif"/>
-          <w:sz w:val="24"/>
-          <w:szCs w:val="24"/>
-          <w:lang/>
-        </w:rPr>
-      </w:pPr>
-      <w:r>
-        <w:rPr>
-          <w:rFonts w:ascii="Liberation Serif" w:hAnsi="Liberation Serif" w:cs="Liberation Serif"/>
-          <w:sz w:val="24"/>
-          <w:szCs w:val="24"/>
-          <w:lang/>
-        </w:rPr>
-        <w:t>Y también</w:t>
-      </w:r>
-      <w:r>
-        <w:rPr>
-          <w:rFonts w:ascii="Liberation Serif" w:hAnsi="Liberation Serif" w:cs="Liberation Serif"/>
-          <w:sz w:val="24"/>
-          <w:szCs w:val="24"/>
-          <w:lang/>
-        </w:rPr>
-        <w:t xml:space="preserve"> existen</w:t>
-      </w:r>
-      <w:r>
-        <w:rPr>
-          <w:rFonts w:ascii="Liberation Serif" w:hAnsi="Liberation Serif" w:cs="Liberation Serif"/>
-          <w:sz w:val="24"/>
-          <w:szCs w:val="24"/>
-          <w:lang/>
-        </w:rPr>
-        <w:t xml:space="preserve"> librerías complejas como la de Google </w:t>
-      </w:r>
-      <w:proofErr w:type="spellStart"/>
-      <w:r>
-        <w:rPr>
-          <w:rFonts w:ascii="Liberation Serif" w:hAnsi="Liberation Serif" w:cs="Liberation Serif"/>
-          <w:sz w:val="24"/>
-          <w:szCs w:val="24"/>
-          <w:lang/>
-        </w:rPr>
-        <w:t>Maps</w:t>
-      </w:r>
-      <w:proofErr w:type="spellEnd"/>
-      <w:r>
-        <w:rPr>
-          <w:rFonts w:ascii="Liberation Serif" w:hAnsi="Liberation Serif" w:cs="Liberation Serif"/>
-          <w:sz w:val="24"/>
-          <w:szCs w:val="24"/>
-          <w:lang/>
-        </w:rPr>
-        <w:t>/</w:t>
-      </w:r>
-      <w:proofErr w:type="spellStart"/>
-      <w:r>
-        <w:rPr>
-          <w:rFonts w:ascii="Liberation Serif" w:hAnsi="Liberation Serif" w:cs="Liberation Serif"/>
-          <w:sz w:val="24"/>
-          <w:szCs w:val="24"/>
-          <w:lang/>
-        </w:rPr>
-        <w:t>google</w:t>
-      </w:r>
-      <w:proofErr w:type="spellEnd"/>
-      <w:r>
-        <w:rPr>
-          <w:rFonts w:ascii="Liberation Serif" w:hAnsi="Liberation Serif" w:cs="Liberation Serif"/>
-          <w:sz w:val="24"/>
-          <w:szCs w:val="24"/>
-          <w:lang/>
-        </w:rPr>
-        <w:t>-</w:t>
-      </w:r>
-      <w:proofErr w:type="spellStart"/>
-      <w:r>
-        <w:rPr>
-          <w:rFonts w:ascii="Liberation Serif" w:hAnsi="Liberation Serif" w:cs="Liberation Serif"/>
-          <w:sz w:val="24"/>
-          <w:szCs w:val="24"/>
-          <w:lang/>
-        </w:rPr>
-        <w:t>maps</w:t>
-      </w:r>
-      <w:proofErr w:type="spellEnd"/>
-      <w:r>
-        <w:rPr>
-          <w:rFonts w:ascii="Liberation Serif" w:hAnsi="Liberation Serif" w:cs="Liberation Serif"/>
-          <w:sz w:val="24"/>
-          <w:szCs w:val="24"/>
-          <w:lang/>
-        </w:rPr>
-        <w:t>-</w:t>
-      </w:r>
-      <w:proofErr w:type="spellStart"/>
-      <w:r>
-        <w:rPr>
-          <w:rFonts w:ascii="Liberation Serif" w:hAnsi="Liberation Serif" w:cs="Liberation Serif"/>
-          <w:sz w:val="24"/>
-          <w:szCs w:val="24"/>
-          <w:lang/>
-        </w:rPr>
-        <w:t>services</w:t>
-      </w:r>
-      <w:proofErr w:type="spellEnd"/>
-      <w:r>
-        <w:rPr>
-          <w:rFonts w:ascii="Liberation Serif" w:hAnsi="Liberation Serif" w:cs="Liberation Serif"/>
-          <w:sz w:val="24"/>
-          <w:szCs w:val="24"/>
-          <w:lang/>
-        </w:rPr>
-        <w:t>-</w:t>
-      </w:r>
-      <w:proofErr w:type="spellStart"/>
-      <w:r>
-        <w:rPr>
-          <w:rFonts w:ascii="Liberation Serif" w:hAnsi="Liberation Serif" w:cs="Liberation Serif"/>
-          <w:sz w:val="24"/>
-          <w:szCs w:val="24"/>
-          <w:lang/>
-        </w:rPr>
-        <w:t>js</w:t>
-      </w:r>
-      <w:proofErr w:type="spellEnd"/>
-      <w:r>
-        <w:rPr>
-          <w:rFonts w:ascii="Liberation Serif" w:hAnsi="Liberation Serif" w:cs="Liberation Serif"/>
-          <w:sz w:val="24"/>
-          <w:szCs w:val="24"/>
-          <w:lang/>
-        </w:rPr>
-        <w:t xml:space="preserve">, que va un paso más allá y nos permite calcular distancias entre puntos no sólo en </w:t>
-      </w:r>
-      <w:proofErr w:type="spellStart"/>
-      <w:r>
-        <w:rPr>
-          <w:rFonts w:ascii="Liberation Serif" w:hAnsi="Liberation Serif" w:cs="Liberation Serif"/>
-          <w:sz w:val="24"/>
-          <w:szCs w:val="24"/>
-          <w:lang/>
-        </w:rPr>
-        <w:t>linea</w:t>
-      </w:r>
-      <w:proofErr w:type="spellEnd"/>
-      <w:r>
-        <w:rPr>
-          <w:rFonts w:ascii="Liberation Serif" w:hAnsi="Liberation Serif" w:cs="Liberation Serif"/>
-          <w:sz w:val="24"/>
-          <w:szCs w:val="24"/>
-          <w:lang/>
-        </w:rPr>
-        <w:t xml:space="preserve"> recta sino </w:t>
-      </w:r>
-      <w:proofErr w:type="spellStart"/>
-      <w:r>
-        <w:rPr>
-          <w:rFonts w:ascii="Liberation Serif" w:hAnsi="Liberation Serif" w:cs="Liberation Serif"/>
-          <w:sz w:val="24"/>
-          <w:szCs w:val="24"/>
-          <w:lang/>
-        </w:rPr>
-        <w:t>ruteando</w:t>
-      </w:r>
-      <w:proofErr w:type="spellEnd"/>
-      <w:r>
-        <w:rPr>
-          <w:rFonts w:ascii="Liberation Serif" w:hAnsi="Liberation Serif" w:cs="Liberation Serif"/>
-          <w:sz w:val="24"/>
-          <w:szCs w:val="24"/>
-          <w:lang/>
-        </w:rPr>
-        <w:t xml:space="preserve"> por calles, la veo muy compleja de momento, aparte de que hay que consumir la API de Google </w:t>
-      </w:r>
-      <w:proofErr w:type="spellStart"/>
-      <w:r>
-        <w:rPr>
-          <w:rFonts w:ascii="Liberation Serif" w:hAnsi="Liberation Serif" w:cs="Liberation Serif"/>
-          <w:sz w:val="24"/>
-          <w:szCs w:val="24"/>
-          <w:lang/>
-        </w:rPr>
-        <w:t>Maps</w:t>
-      </w:r>
-      <w:proofErr w:type="spellEnd"/>
-      <w:r>
-        <w:rPr>
-          <w:rFonts w:ascii="Liberation Serif" w:hAnsi="Liberation Serif" w:cs="Liberation Serif"/>
-          <w:sz w:val="24"/>
-          <w:szCs w:val="24"/>
-          <w:lang/>
-        </w:rPr>
-        <w:t xml:space="preserve"> para utilizarla.</w:t>
-      </w:r>
-    </w:p>
-    <w:p>
-      <w:pPr>
-        <w:autoSpaceDE w:val="0"/>
-        <w:autoSpaceDN w:val="0"/>
-        <w:adjustRightInd w:val="0"/>
-        <w:spacing w:line="240" w:lineRule="auto"/>
-        <w:ind w:left="0" w:firstLine="0"/>
-        <w:rPr>
-          <w:rFonts w:ascii="Liberation Serif" w:hAnsi="Liberation Serif" w:cs="Liberation Serif"/>
-          <w:sz w:val="24"/>
-          <w:szCs w:val="24"/>
-          <w:lang/>
-        </w:rPr>
-      </w:pPr>
-    </w:p>
-    <w:p>
-      <w:pPr>
-        <w:autoSpaceDE w:val="0"/>
-        <w:autoSpaceDN w:val="0"/>
-        <w:adjustRightInd w:val="0"/>
-        <w:spacing w:line="240" w:lineRule="auto"/>
-        <w:ind w:left="0" w:firstLine="0"/>
-        <w:rPr>
-          <w:rFonts w:ascii="Liberation Serif" w:hAnsi="Liberation Serif" w:cs="Liberation Serif"/>
-          <w:sz w:val="24"/>
-          <w:szCs w:val="24"/>
-          <w:lang/>
-        </w:rPr>
-      </w:pPr>
-      <w:r>
-        <w:rPr>
-          <w:rFonts w:ascii="Liberation Serif" w:hAnsi="Liberation Serif" w:cs="Liberation Serif"/>
-          <w:sz w:val="24"/>
-          <w:szCs w:val="24"/>
-          <w:lang/>
-        </w:rPr>
-        <w:t>F</w:t>
-      </w:r>
-      <w:r>
-        <w:rPr>
-          <w:rFonts w:ascii="Liberation Serif" w:hAnsi="Liberation Serif" w:cs="Liberation Serif"/>
-          <w:sz w:val="24"/>
-          <w:szCs w:val="24"/>
-          <w:lang/>
-        </w:rPr>
-        <w:t xml:space="preserve">inalmente he elegido </w:t>
-      </w:r>
-      <w:proofErr w:type="spellStart"/>
-      <w:r>
-        <w:rPr>
-          <w:rFonts w:ascii="Liberation Serif" w:hAnsi="Liberation Serif" w:cs="Liberation Serif"/>
-          <w:sz w:val="24"/>
-          <w:szCs w:val="24"/>
-          <w:lang/>
-        </w:rPr>
-        <w:t>geo</w:t>
-      </w:r>
-      <w:r>
-        <w:rPr>
-          <w:rFonts w:ascii="Liberation Serif" w:hAnsi="Liberation Serif" w:cs="Liberation Serif"/>
-          <w:sz w:val="24"/>
-          <w:szCs w:val="24"/>
-          <w:lang/>
-        </w:rPr>
-        <w:t>lib</w:t>
-      </w:r>
-      <w:proofErr w:type="spellEnd"/>
-      <w:r>
-        <w:rPr>
-          <w:rFonts w:ascii="Liberation Serif" w:hAnsi="Liberation Serif" w:cs="Liberation Serif"/>
-          <w:sz w:val="24"/>
-          <w:szCs w:val="24"/>
-          <w:lang/>
-        </w:rPr>
-        <w:t xml:space="preserve"> para esta prueba</w:t>
-      </w:r>
-      <w:r>
-        <w:rPr>
-          <w:rFonts w:ascii="Liberation Serif" w:hAnsi="Liberation Serif" w:cs="Liberation Serif"/>
-          <w:sz w:val="24"/>
-          <w:szCs w:val="24"/>
-          <w:lang/>
-        </w:rPr>
-        <w:t xml:space="preserve">, </w:t>
-      </w:r>
-      <w:r>
-        <w:rPr>
-          <w:rFonts w:ascii="Liberation Serif" w:hAnsi="Liberation Serif" w:cs="Liberation Serif"/>
-          <w:sz w:val="24"/>
-          <w:szCs w:val="24"/>
-          <w:lang/>
-        </w:rPr>
-        <w:t xml:space="preserve">porque </w:t>
-      </w:r>
-      <w:r>
-        <w:rPr>
-          <w:rFonts w:ascii="Liberation Serif" w:hAnsi="Liberation Serif" w:cs="Liberation Serif"/>
-          <w:sz w:val="24"/>
-          <w:szCs w:val="24"/>
-          <w:lang/>
-        </w:rPr>
-        <w:t>es extremadamente ligera en comparación con las anteriores, no tiene dependencias externas y es fácil de implementar y utilizar.</w:t>
-      </w:r>
-      <w:r>
-        <w:rPr>
-          <w:rFonts w:ascii="Liberation Serif" w:hAnsi="Liberation Serif" w:cs="Liberation Serif"/>
-          <w:sz w:val="24"/>
-          <w:szCs w:val="24"/>
-          <w:lang/>
-        </w:rPr>
-        <w:br/>
-      </w:r>
-      <w:r>
-        <w:rPr>
-          <w:rFonts w:ascii="Liberation Serif" w:hAnsi="Liberation Serif" w:cs="Liberation Serif"/>
-          <w:sz w:val="24"/>
-          <w:szCs w:val="24"/>
-          <w:lang/>
-        </w:rPr>
-        <w:br/>
-        <w:t>Uso:</w:t>
-      </w:r>
-    </w:p>
-    <w:p>
-      <w:pPr>
-        <w:autoSpaceDE w:val="0"/>
-        <w:autoSpaceDN w:val="0"/>
-        <w:adjustRightInd w:val="0"/>
-        <w:spacing w:line="240" w:lineRule="auto"/>
-        <w:ind w:left="0" w:firstLine="0"/>
-        <w:jc w:val="both"/>
-        <w:rPr>
-          <w:rFonts w:ascii="Liberation Serif" w:hAnsi="Liberation Serif" w:cs="Liberation Serif"/>
-          <w:sz w:val="24"/>
-          <w:szCs w:val="24"/>
-          <w:lang/>
-        </w:rPr>
-      </w:pPr>
-    </w:p>
-    <w:p>
+          <w:rFonts w:ascii="Liberation Serif" w:hAnsi="Liberation Serif" w:cs="Liberation Serif"/>
+          <w:sz w:val="24"/>
+          <w:szCs w:val="24"/>
+          <w:lang/>
+        </w:rPr>
+      </w:pPr>
+    </w:p>
+    <w:p xmlns:wp14="http://schemas.microsoft.com/office/word/2010/wordml" wp14:textId="77777777">
       <w:pPr>
         <w:pStyle w:val="Prrafodelista"/>
         <w:numPr>
@@ -2186,7 +2288,7 @@
         <w:t>”.</w:t>
       </w:r>
     </w:p>
-    <w:p>
+    <w:p xmlns:wp14="http://schemas.microsoft.com/office/word/2010/wordml" wp14:textId="77777777">
       <w:pPr>
         <w:pStyle w:val="Prrafodelista"/>
         <w:numPr>
@@ -2276,7 +2378,7 @@
         <w:t>.</w:t>
       </w:r>
     </w:p>
-    <w:p>
+    <w:p xmlns:wp14="http://schemas.microsoft.com/office/word/2010/wordml" wp14:textId="77777777">
       <w:pPr>
         <w:pStyle w:val="Prrafodelista"/>
         <w:numPr>
@@ -2319,7 +2421,7 @@
         <w:t>go una prueba de cálculo de distancias entre dos coordenadas y del cálculo de la velocidad necesaria para cubrir una distancia entre dos coordenadas en un determinado tiempo.</w:t>
       </w:r>
     </w:p>
-    <w:p>
+    <w:p xmlns:wp14="http://schemas.microsoft.com/office/word/2010/wordml" wp14:textId="77777777">
       <w:pPr>
         <w:pStyle w:val="Prrafodelista"/>
         <w:ind w:left="142" w:firstLine="0"/>
@@ -2331,7 +2433,7 @@
         </w:rPr>
       </w:pPr>
     </w:p>
-    <w:p>
+    <w:p xmlns:wp14="http://schemas.microsoft.com/office/word/2010/wordml" wp14:textId="77777777">
       <w:pPr>
         <w:pStyle w:val="Prrafodelista"/>
         <w:ind w:left="142" w:firstLine="0"/>
@@ -2343,35 +2445,29 @@
         </w:rPr>
       </w:pPr>
     </w:p>
-    <w:p>
+    <w:p xmlns:wp14="http://schemas.microsoft.com/office/word/2010/wordml" wp14:textId="77777777">
       <w:pPr>
         <w:pStyle w:val="Prrafodelista"/>
         <w:ind w:left="142" w:firstLine="0"/>
-        <w:rPr>
-          <w:rFonts w:ascii="Liberation Serif" w:hAnsi="Liberation Serif" w:cs="Liberation Serif"/>
-          <w:sz w:val="24"/>
-          <w:szCs w:val="24"/>
-          <w:lang/>
-        </w:rPr>
-      </w:pPr>
-      <w:r>
-        <w:rPr>
-          <w:rFonts w:ascii="Liberation Serif" w:hAnsi="Liberation Serif" w:cs="Liberation Serif"/>
-          <w:noProof/>
-          <w:sz w:val="24"/>
-          <w:szCs w:val="24"/>
-          <w:lang w:eastAsia="es-ES"/>
-        </w:rPr>
+        <w:jc w:val="center"/>
+        <w:rPr>
+          <w:rFonts w:ascii="Liberation Serif" w:hAnsi="Liberation Serif" w:cs="Liberation Serif"/>
+          <w:sz w:val="24"/>
+          <w:szCs w:val="24"/>
+          <w:lang/>
+        </w:rPr>
+      </w:pPr>
+      <w:r>
         <w:drawing>
-          <wp:inline distT="0" distB="0" distL="0" distR="0">
-            <wp:extent cx="5604317" cy="2143354"/>
-            <wp:effectExtent l="19050" t="0" r="0" b="0"/>
+          <wp:inline xmlns:wp14="http://schemas.microsoft.com/office/word/2010/wordprocessingDrawing" wp14:editId="4385FECC" wp14:anchorId="583ACD88">
+            <wp:extent cx="5889282" cy="2252338"/>
+            <wp:effectExtent l="0" t="0" r="0" b="0"/>
             <wp:docPr id="15" name="Imagen 15"/>
             <wp:cNvGraphicFramePr>
-              <a:graphicFrameLocks xmlns:a="http://schemas.openxmlformats.org/drawingml/2006/main" noChangeAspect="1"/>
+              <a:graphicFrameLocks noChangeAspect="1"/>
             </wp:cNvGraphicFramePr>
-            <a:graphic xmlns:a="http://schemas.openxmlformats.org/drawingml/2006/main">
-              <a:graphicData uri="http://schemas.openxmlformats.org/drawingml/2006/picture">
+            <a:graphic>
+              <a:graphicData xmlns:a="http://schemas.openxmlformats.org/drawingml/2006/main" uri="http://schemas.openxmlformats.org/drawingml/2006/picture">
                 <pic:pic xmlns:pic="http://schemas.openxmlformats.org/drawingml/2006/picture">
                   <pic:nvPicPr>
                     <pic:cNvPr id="0" name="Picture 15"/>
@@ -2380,7 +2476,7 @@
                     </pic:cNvPicPr>
                   </pic:nvPicPr>
                   <pic:blipFill>
-                    <a:blip r:embed="rId7"/>
+                    <a:blip xmlns:r="http://schemas.openxmlformats.org/officeDocument/2006/relationships" r:embed="rId7"/>
                     <a:srcRect/>
                     <a:stretch>
                       <a:fillRect/>
@@ -2389,7 +2485,7 @@
                   <pic:spPr bwMode="auto">
                     <a:xfrm>
                       <a:off x="0" y="0"/>
-                      <a:ext cx="5612130" cy="2146342"/>
+                      <a:ext cx="5889282" cy="2252338"/>
                     </a:xfrm>
                     <a:prstGeom prst="rect">
                       <a:avLst/>
@@ -2409,36 +2505,31 @@
         </w:drawing>
       </w:r>
     </w:p>
-    <w:p>
+    <w:p xmlns:wp14="http://schemas.microsoft.com/office/word/2010/wordml" wp14:textId="77777777">
       <w:pPr>
         <w:pStyle w:val="Prrafodelista"/>
         <w:ind w:left="142" w:firstLine="0"/>
-        <w:rPr>
-          <w:rFonts w:ascii="Liberation Serif" w:hAnsi="Liberation Serif" w:cs="Liberation Serif"/>
-          <w:b/>
+        <w:jc w:val="center"/>
+        <w:rPr>
+          <w:rFonts w:ascii="Liberation Serif" w:hAnsi="Liberation Serif" w:cs="Liberation Serif"/>
+          <w:b w:val="1"/>
+          <w:bCs w:val="1"/>
           <w:sz w:val="32"/>
           <w:szCs w:val="32"/>
           <w:lang/>
         </w:rPr>
       </w:pPr>
       <w:r>
-        <w:rPr>
-          <w:rFonts w:ascii="Liberation Serif" w:hAnsi="Liberation Serif" w:cs="Liberation Serif"/>
-          <w:noProof/>
-          <w:sz w:val="24"/>
-          <w:szCs w:val="24"/>
-          <w:lang w:eastAsia="es-ES"/>
-        </w:rPr>
         <w:drawing>
-          <wp:inline distT="0" distB="0" distL="0" distR="0">
-            <wp:extent cx="2672944" cy="1871059"/>
-            <wp:effectExtent l="19050" t="0" r="0" b="0"/>
+          <wp:inline xmlns:wp14="http://schemas.microsoft.com/office/word/2010/wordprocessingDrawing" wp14:editId="182C9114" wp14:anchorId="02CA620D">
+            <wp:extent cx="3241656" cy="2269156"/>
+            <wp:effectExtent l="0" t="0" r="0" b="0"/>
             <wp:docPr id="18" name="Imagen 18"/>
             <wp:cNvGraphicFramePr>
-              <a:graphicFrameLocks xmlns:a="http://schemas.openxmlformats.org/drawingml/2006/main" noChangeAspect="1"/>
+              <a:graphicFrameLocks noChangeAspect="1"/>
             </wp:cNvGraphicFramePr>
-            <a:graphic xmlns:a="http://schemas.openxmlformats.org/drawingml/2006/main">
-              <a:graphicData uri="http://schemas.openxmlformats.org/drawingml/2006/picture">
+            <a:graphic>
+              <a:graphicData xmlns:a="http://schemas.openxmlformats.org/drawingml/2006/main" uri="http://schemas.openxmlformats.org/drawingml/2006/picture">
                 <pic:pic xmlns:pic="http://schemas.openxmlformats.org/drawingml/2006/picture">
                   <pic:nvPicPr>
                     <pic:cNvPr id="0" name="Picture 18"/>
@@ -2447,7 +2538,7 @@
                     </pic:cNvPicPr>
                   </pic:nvPicPr>
                   <pic:blipFill>
-                    <a:blip r:embed="rId8"/>
+                    <a:blip xmlns:r="http://schemas.openxmlformats.org/officeDocument/2006/relationships" r:embed="rId8"/>
                     <a:srcRect/>
                     <a:stretch>
                       <a:fillRect/>
@@ -2456,7 +2547,7 @@
                   <pic:spPr bwMode="auto">
                     <a:xfrm>
                       <a:off x="0" y="0"/>
-                      <a:ext cx="2676080" cy="1873254"/>
+                      <a:ext cx="3241656" cy="2269156"/>
                     </a:xfrm>
                     <a:prstGeom prst="rect">
                       <a:avLst/>
@@ -2476,7 +2567,7 @@
         </w:drawing>
       </w:r>
     </w:p>
-    <w:p>
+    <w:p xmlns:wp14="http://schemas.microsoft.com/office/word/2010/wordml" wp14:textId="77777777">
       <w:pPr>
         <w:pStyle w:val="Prrafodelista"/>
         <w:ind w:left="0" w:firstLine="0"/>
@@ -2489,51 +2580,75 @@
         </w:rPr>
       </w:pPr>
     </w:p>
-    <w:p>
+    <w:p xmlns:wp14="http://schemas.microsoft.com/office/word/2010/wordml" wp14:textId="08E5B58A">
       <w:pPr>
         <w:pStyle w:val="Prrafodelista"/>
         <w:ind w:left="0" w:firstLine="0"/>
         <w:rPr>
           <w:rFonts w:ascii="Liberation Serif" w:hAnsi="Liberation Serif" w:cs="Liberation Serif"/>
-          <w:sz w:val="24"/>
-          <w:szCs w:val="24"/>
-          <w:lang/>
-        </w:rPr>
-      </w:pPr>
-      <w:r>
-        <w:rPr>
-          <w:rFonts w:ascii="Liberation Serif" w:hAnsi="Liberation Serif" w:cs="Liberation Serif"/>
-          <w:b/>
+          <w:b w:val="1"/>
+          <w:bCs w:val="1"/>
           <w:sz w:val="32"/>
           <w:szCs w:val="32"/>
-          <w:lang/>
-        </w:rPr>
-        <w:t xml:space="preserve">3. </w:t>
-      </w:r>
-      <w:proofErr w:type="spellStart"/>
-      <w:r>
-        <w:rPr>
-          <w:rFonts w:ascii="Liberation Serif" w:hAnsi="Liberation Serif" w:cs="Liberation Serif"/>
-          <w:b/>
+        </w:rPr>
+      </w:pPr>
+    </w:p>
+    <w:p xmlns:wp14="http://schemas.microsoft.com/office/word/2010/wordml" wp14:textId="37B153F7">
+      <w:pPr>
+        <w:pStyle w:val="Prrafodelista"/>
+        <w:ind w:left="0" w:firstLine="0"/>
+        <w:rPr>
+          <w:rFonts w:ascii="Liberation Serif" w:hAnsi="Liberation Serif" w:cs="Liberation Serif"/>
+          <w:b w:val="1"/>
+          <w:bCs w:val="1"/>
           <w:sz w:val="32"/>
           <w:szCs w:val="32"/>
-          <w:lang/>
-        </w:rPr>
-        <w:t>bcrypt</w:t>
-      </w:r>
-      <w:proofErr w:type="spellEnd"/>
-      <w:r>
-        <w:rPr>
-          <w:rFonts w:ascii="Liberation Serif" w:hAnsi="Liberation Serif" w:cs="Liberation Serif"/>
-          <w:b/>
+        </w:rPr>
+      </w:pPr>
+    </w:p>
+    <w:p xmlns:wp14="http://schemas.microsoft.com/office/word/2010/wordml" wp14:textId="3BB6AA4D">
+      <w:pPr>
+        <w:pStyle w:val="Prrafodelista"/>
+        <w:ind w:left="0" w:firstLine="0"/>
+        <w:rPr>
+          <w:rFonts w:ascii="Liberation Serif" w:hAnsi="Liberation Serif" w:cs="Liberation Serif"/>
+          <w:sz w:val="24"/>
+          <w:szCs w:val="24"/>
+          <w:lang/>
+        </w:rPr>
+      </w:pPr>
+      <w:r>
+        <w:rPr>
+          <w:rFonts w:ascii="Liberation Serif" w:hAnsi="Liberation Serif" w:cs="Liberation Serif"/>
+          <w:b w:val="1"/>
+          <w:bCs w:val="1"/>
           <w:sz w:val="32"/>
           <w:szCs w:val="32"/>
-          <w:lang/>
+        </w:rPr>
+        <w:t xml:space="preserve">3. </w:t>
+      </w:r>
+      <w:r>
+        <w:rPr>
+          <w:rFonts w:ascii="Liberation Serif" w:hAnsi="Liberation Serif" w:cs="Liberation Serif"/>
+          <w:b w:val="1"/>
+          <w:bCs w:val="1"/>
+          <w:sz w:val="32"/>
+          <w:szCs w:val="32"/>
+        </w:rPr>
+        <w:t>bcrypt</w:t>
+      </w:r>
+      <w:r>
+        <w:rPr>
+          <w:rFonts w:ascii="Liberation Serif" w:hAnsi="Liberation Serif" w:cs="Liberation Serif"/>
+          <w:b w:val="1"/>
+          <w:bCs w:val="1"/>
+          <w:sz w:val="32"/>
+          <w:szCs w:val="32"/>
         </w:rPr>
         <w:t>:</w:t>
       </w:r>
     </w:p>
-    <w:p>
+    <w:p xmlns:wp14="http://schemas.microsoft.com/office/word/2010/wordml" wp14:textId="77777777">
       <w:pPr>
         <w:autoSpaceDE w:val="0"/>
         <w:autoSpaceDN w:val="0"/>
@@ -2549,7 +2664,7 @@
         </w:rPr>
       </w:pPr>
     </w:p>
-    <w:p>
+    <w:p xmlns:wp14="http://schemas.microsoft.com/office/word/2010/wordml" wp14:textId="77777777">
       <w:pPr>
         <w:autoSpaceDE w:val="0"/>
         <w:autoSpaceDN w:val="0"/>
@@ -2583,7 +2698,7 @@
         <w:t>, fundamental para guardar credenciales de forma segura eliminando el riesgo que supondría guardarlas en texto plano en cualquier base de datos.</w:t>
       </w:r>
     </w:p>
-    <w:p>
+    <w:p xmlns:wp14="http://schemas.microsoft.com/office/word/2010/wordml" wp14:textId="77777777">
       <w:pPr>
         <w:autoSpaceDE w:val="0"/>
         <w:autoSpaceDN w:val="0"/>
@@ -2688,7 +2803,7 @@
         <w:t>”.</w:t>
       </w:r>
     </w:p>
-    <w:p>
+    <w:p xmlns:wp14="http://schemas.microsoft.com/office/word/2010/wordml" wp14:textId="77777777">
       <w:pPr>
         <w:autoSpaceDE w:val="0"/>
         <w:autoSpaceDN w:val="0"/>
@@ -2704,7 +2819,7 @@
         </w:rPr>
       </w:pPr>
     </w:p>
-    <w:p>
+    <w:p xmlns:wp14="http://schemas.microsoft.com/office/word/2010/wordml" wp14:textId="77777777">
       <w:pPr>
         <w:autoSpaceDE w:val="0"/>
         <w:autoSpaceDN w:val="0"/>
@@ -2769,7 +2884,7 @@
         <w:t xml:space="preserve"> consumiendo mucha memoria RAM al generar el hash.</w:t>
       </w:r>
     </w:p>
-    <w:p>
+    <w:p xmlns:wp14="http://schemas.microsoft.com/office/word/2010/wordml" wp14:textId="77777777">
       <w:pPr>
         <w:autoSpaceDE w:val="0"/>
         <w:autoSpaceDN w:val="0"/>
@@ -2785,7 +2900,7 @@
         </w:rPr>
       </w:pPr>
     </w:p>
-    <w:p>
+    <w:p xmlns:wp14="http://schemas.microsoft.com/office/word/2010/wordml" wp14:textId="77777777">
       <w:pPr>
         <w:autoSpaceDE w:val="0"/>
         <w:autoSpaceDN w:val="0"/>
@@ -2875,7 +2990,7 @@
         <w:t xml:space="preserve">. </w:t>
       </w:r>
     </w:p>
-    <w:p>
+    <w:p xmlns:wp14="http://schemas.microsoft.com/office/word/2010/wordml" wp14:textId="77777777">
       <w:pPr>
         <w:autoSpaceDE w:val="0"/>
         <w:autoSpaceDN w:val="0"/>
@@ -2891,7 +3006,7 @@
         </w:rPr>
       </w:pPr>
     </w:p>
-    <w:p>
+    <w:p xmlns:wp14="http://schemas.microsoft.com/office/word/2010/wordml" wp14:textId="77AA0217">
       <w:pPr>
         <w:autoSpaceDE w:val="0"/>
         <w:autoSpaceDN w:val="0"/>
@@ -2911,92 +3026,91 @@
           <w:rFonts w:ascii="Liberation Serif" w:hAnsi="Liberation Serif" w:cs="Liberation Serif"/>
           <w:sz w:val="24"/>
           <w:szCs w:val="24"/>
-          <w:lang/>
         </w:rPr>
         <w:t>Descarto otras opciones como “</w:t>
       </w:r>
-      <w:proofErr w:type="spellStart"/>
-      <w:r>
-        <w:rPr>
-          <w:rFonts w:ascii="Liberation Serif" w:hAnsi="Liberation Serif" w:cs="Liberation Serif"/>
-          <w:sz w:val="24"/>
-          <w:szCs w:val="24"/>
-          <w:lang/>
+      <w:r>
+        <w:rPr>
+          <w:rFonts w:ascii="Liberation Serif" w:hAnsi="Liberation Serif" w:cs="Liberation Serif"/>
+          <w:sz w:val="24"/>
+          <w:szCs w:val="24"/>
         </w:rPr>
         <w:t>crypto</w:t>
       </w:r>
-      <w:proofErr w:type="spellEnd"/>
-      <w:r>
-        <w:rPr>
-          <w:rFonts w:ascii="Liberation Serif" w:hAnsi="Liberation Serif" w:cs="Liberation Serif"/>
-          <w:sz w:val="24"/>
-          <w:szCs w:val="24"/>
-          <w:lang/>
-        </w:rPr>
-        <w:t>” porque requiere de conocimientos avanzados y configuraciones manuales,  “argon2” y “</w:t>
-      </w:r>
-      <w:proofErr w:type="spellStart"/>
-      <w:r>
-        <w:rPr>
-          <w:rFonts w:ascii="Liberation Serif" w:hAnsi="Liberation Serif" w:cs="Liberation Serif"/>
-          <w:sz w:val="24"/>
-          <w:szCs w:val="24"/>
-          <w:lang/>
+      <w:r>
+        <w:rPr>
+          <w:rFonts w:ascii="Liberation Serif" w:hAnsi="Liberation Serif" w:cs="Liberation Serif"/>
+          <w:sz w:val="24"/>
+          <w:szCs w:val="24"/>
+        </w:rPr>
+        <w:t xml:space="preserve">” porque requiere de conocimientos avanzados y configuraciones </w:t>
+      </w:r>
+      <w:r>
+        <w:rPr>
+          <w:rFonts w:ascii="Liberation Serif" w:hAnsi="Liberation Serif" w:cs="Liberation Serif"/>
+          <w:sz w:val="24"/>
+          <w:szCs w:val="24"/>
+        </w:rPr>
+        <w:t>manuales,  “</w:t>
+      </w:r>
+      <w:r>
+        <w:rPr>
+          <w:rFonts w:ascii="Liberation Serif" w:hAnsi="Liberation Serif" w:cs="Liberation Serif"/>
+          <w:sz w:val="24"/>
+          <w:szCs w:val="24"/>
+        </w:rPr>
+        <w:t>argon2” y “</w:t>
+      </w:r>
+      <w:r>
+        <w:rPr>
+          <w:rFonts w:ascii="Liberation Serif" w:hAnsi="Liberation Serif" w:cs="Liberation Serif"/>
+          <w:sz w:val="24"/>
+          <w:szCs w:val="24"/>
         </w:rPr>
         <w:t>scrypt</w:t>
       </w:r>
-      <w:proofErr w:type="spellEnd"/>
-      <w:r>
-        <w:rPr>
-          <w:rFonts w:ascii="Liberation Serif" w:hAnsi="Liberation Serif" w:cs="Liberation Serif"/>
-          <w:sz w:val="24"/>
-          <w:szCs w:val="24"/>
-          <w:lang/>
-        </w:rPr>
-        <w:t>” porque su configuración es compleja frente a la “facilidad” de uso de “</w:t>
-      </w:r>
-      <w:proofErr w:type="spellStart"/>
-      <w:r>
-        <w:rPr>
-          <w:rFonts w:ascii="Liberation Serif" w:hAnsi="Liberation Serif" w:cs="Liberation Serif"/>
-          <w:sz w:val="24"/>
-          <w:szCs w:val="24"/>
-          <w:lang/>
+      <w:r>
+        <w:rPr>
+          <w:rFonts w:ascii="Liberation Serif" w:hAnsi="Liberation Serif" w:cs="Liberation Serif"/>
+          <w:sz w:val="24"/>
+          <w:szCs w:val="24"/>
+        </w:rPr>
+        <w:t>” porque su configuración es compleja frente a la facilidad de uso de “</w:t>
+      </w:r>
+      <w:r>
+        <w:rPr>
+          <w:rFonts w:ascii="Liberation Serif" w:hAnsi="Liberation Serif" w:cs="Liberation Serif"/>
+          <w:sz w:val="24"/>
+          <w:szCs w:val="24"/>
         </w:rPr>
         <w:t>bcrypt</w:t>
       </w:r>
-      <w:proofErr w:type="spellEnd"/>
-      <w:r>
-        <w:rPr>
-          <w:rFonts w:ascii="Liberation Serif" w:hAnsi="Liberation Serif" w:cs="Liberation Serif"/>
-          <w:sz w:val="24"/>
-          <w:szCs w:val="24"/>
-          <w:lang/>
+      <w:r>
+        <w:rPr>
+          <w:rFonts w:ascii="Liberation Serif" w:hAnsi="Liberation Serif" w:cs="Liberation Serif"/>
+          <w:sz w:val="24"/>
+          <w:szCs w:val="24"/>
         </w:rPr>
         <w:t xml:space="preserve">” el cual genera el </w:t>
       </w:r>
-      <w:proofErr w:type="spellStart"/>
-      <w:r>
-        <w:rPr>
-          <w:rFonts w:ascii="Liberation Serif" w:hAnsi="Liberation Serif" w:cs="Liberation Serif"/>
-          <w:sz w:val="24"/>
-          <w:szCs w:val="24"/>
-          <w:lang/>
+      <w:r>
+        <w:rPr>
+          <w:rFonts w:ascii="Liberation Serif" w:hAnsi="Liberation Serif" w:cs="Liberation Serif"/>
+          <w:sz w:val="24"/>
+          <w:szCs w:val="24"/>
         </w:rPr>
         <w:t>salt</w:t>
       </w:r>
-      <w:proofErr w:type="spellEnd"/>
-      <w:r>
-        <w:rPr>
-          <w:rFonts w:ascii="Liberation Serif" w:hAnsi="Liberation Serif" w:cs="Liberation Serif"/>
-          <w:sz w:val="24"/>
-          <w:szCs w:val="24"/>
-          <w:lang/>
+      <w:r>
+        <w:rPr>
+          <w:rFonts w:ascii="Liberation Serif" w:hAnsi="Liberation Serif" w:cs="Liberation Serif"/>
+          <w:sz w:val="24"/>
+          <w:szCs w:val="24"/>
         </w:rPr>
         <w:t xml:space="preserve"> automáticamente.</w:t>
       </w:r>
     </w:p>
-    <w:p>
+    <w:p xmlns:wp14="http://schemas.microsoft.com/office/word/2010/wordml" wp14:textId="77777777">
       <w:pPr>
         <w:autoSpaceDE w:val="0"/>
         <w:autoSpaceDN w:val="0"/>
@@ -3012,7 +3126,7 @@
         </w:rPr>
       </w:pPr>
     </w:p>
-    <w:p>
+    <w:p xmlns:wp14="http://schemas.microsoft.com/office/word/2010/wordml" wp14:textId="77777777">
       <w:pPr>
         <w:autoSpaceDE w:val="0"/>
         <w:autoSpaceDN w:val="0"/>
@@ -3036,7 +3150,7 @@
         <w:t>Uso:</w:t>
       </w:r>
     </w:p>
-    <w:p>
+    <w:p xmlns:wp14="http://schemas.microsoft.com/office/word/2010/wordml" wp14:textId="77777777">
       <w:pPr>
         <w:autoSpaceDE w:val="0"/>
         <w:autoSpaceDN w:val="0"/>
@@ -3052,7 +3166,7 @@
         </w:rPr>
       </w:pPr>
     </w:p>
-    <w:p>
+    <w:p xmlns:wp14="http://schemas.microsoft.com/office/word/2010/wordml" wp14:textId="77777777">
       <w:pPr>
         <w:pStyle w:val="Prrafodelista"/>
         <w:numPr>
@@ -3204,7 +3318,7 @@
         <w:t>”.</w:t>
       </w:r>
     </w:p>
-    <w:p>
+    <w:p xmlns:wp14="http://schemas.microsoft.com/office/word/2010/wordml" wp14:textId="77777777">
       <w:pPr>
         <w:pStyle w:val="Prrafodelista"/>
         <w:ind w:left="142" w:firstLine="0"/>
@@ -3216,149 +3330,179 @@
         </w:rPr>
       </w:pPr>
     </w:p>
-    <w:p>
+    <w:p xmlns:wp14="http://schemas.microsoft.com/office/word/2010/wordml" wp14:textId="4C0A842A">
       <w:pPr>
         <w:pStyle w:val="Prrafodelista"/>
         <w:ind w:left="142" w:firstLine="0"/>
         <w:rPr>
           <w:rFonts w:ascii="Liberation Serif" w:hAnsi="Liberation Serif" w:cs="Liberation Serif"/>
-          <w:i/>
-          <w:sz w:val="24"/>
-          <w:szCs w:val="24"/>
-          <w:lang/>
-        </w:rPr>
-      </w:pPr>
-      <w:r>
-        <w:rPr>
-          <w:rFonts w:ascii="Liberation Serif" w:hAnsi="Liberation Serif" w:cs="Liberation Serif"/>
-          <w:sz w:val="24"/>
-          <w:szCs w:val="24"/>
-          <w:lang/>
+          <w:i w:val="1"/>
+          <w:iCs w:val="1"/>
+          <w:sz w:val="24"/>
+          <w:szCs w:val="24"/>
+          <w:lang/>
+        </w:rPr>
+      </w:pPr>
+      <w:r>
+        <w:rPr>
+          <w:rFonts w:ascii="Liberation Serif" w:hAnsi="Liberation Serif" w:cs="Liberation Serif"/>
+          <w:sz w:val="24"/>
+          <w:szCs w:val="24"/>
         </w:rPr>
         <w:t xml:space="preserve">NOTA: </w:t>
       </w:r>
       <w:r>
         <w:rPr>
           <w:rFonts w:ascii="Liberation Serif" w:hAnsi="Liberation Serif" w:cs="Liberation Serif"/>
-          <w:i/>
-          <w:sz w:val="24"/>
-          <w:szCs w:val="24"/>
-          <w:lang/>
+          <w:i w:val="1"/>
+          <w:iCs w:val="1"/>
+          <w:sz w:val="24"/>
+          <w:szCs w:val="24"/>
         </w:rPr>
         <w:t xml:space="preserve">Al instalar </w:t>
       </w:r>
-      <w:proofErr w:type="spellStart"/>
-      <w:r>
-        <w:rPr>
-          <w:rFonts w:ascii="Liberation Serif" w:hAnsi="Liberation Serif" w:cs="Liberation Serif"/>
-          <w:i/>
-          <w:sz w:val="24"/>
-          <w:szCs w:val="24"/>
-          <w:lang/>
+      <w:r>
+        <w:rPr>
+          <w:rFonts w:ascii="Liberation Serif" w:hAnsi="Liberation Serif" w:cs="Liberation Serif"/>
+          <w:i w:val="1"/>
+          <w:iCs w:val="1"/>
+          <w:sz w:val="24"/>
+          <w:szCs w:val="24"/>
         </w:rPr>
         <w:t>bcrypt</w:t>
       </w:r>
-      <w:proofErr w:type="spellEnd"/>
-      <w:r>
-        <w:rPr>
-          <w:rFonts w:ascii="Liberation Serif" w:hAnsi="Liberation Serif" w:cs="Liberation Serif"/>
-          <w:i/>
-          <w:sz w:val="24"/>
-          <w:szCs w:val="24"/>
-          <w:lang/>
-        </w:rPr>
-        <w:t xml:space="preserve"> me ha dado un error, he investigando es porque este módulo contiene código escrito en C++ y al instalarlo necesita ejecutar un script de compilación para adaptar ese </w:t>
-      </w:r>
-      <w:proofErr w:type="spellStart"/>
-      <w:r>
-        <w:rPr>
-          <w:rFonts w:ascii="Liberation Serif" w:hAnsi="Liberation Serif" w:cs="Liberation Serif"/>
-          <w:i/>
-          <w:sz w:val="24"/>
-          <w:szCs w:val="24"/>
-          <w:lang/>
+      <w:r>
+        <w:rPr>
+          <w:rFonts w:ascii="Liberation Serif" w:hAnsi="Liberation Serif" w:cs="Liberation Serif"/>
+          <w:i w:val="1"/>
+          <w:iCs w:val="1"/>
+          <w:sz w:val="24"/>
+          <w:szCs w:val="24"/>
+        </w:rPr>
+        <w:t xml:space="preserve"> me ha dado un error, he investigado </w:t>
+      </w:r>
+      <w:r>
+        <w:rPr>
+          <w:rFonts w:ascii="Liberation Serif" w:hAnsi="Liberation Serif" w:cs="Liberation Serif"/>
+          <w:i w:val="1"/>
+          <w:iCs w:val="1"/>
+          <w:sz w:val="24"/>
+          <w:szCs w:val="24"/>
+        </w:rPr>
+        <w:t xml:space="preserve">y </w:t>
+      </w:r>
+      <w:r>
+        <w:rPr>
+          <w:rFonts w:ascii="Liberation Serif" w:hAnsi="Liberation Serif" w:cs="Liberation Serif"/>
+          <w:i w:val="1"/>
+          <w:iCs w:val="1"/>
+          <w:sz w:val="24"/>
+          <w:szCs w:val="24"/>
+        </w:rPr>
+        <w:t xml:space="preserve">es porque este módulo contiene código escrito en C++ y al instalarlo necesita ejecutar un script de compilación para adaptar ese </w:t>
+      </w:r>
+      <w:r>
+        <w:rPr>
+          <w:rFonts w:ascii="Liberation Serif" w:hAnsi="Liberation Serif" w:cs="Liberation Serif"/>
+          <w:i w:val="1"/>
+          <w:iCs w:val="1"/>
+          <w:sz w:val="24"/>
+          <w:szCs w:val="24"/>
         </w:rPr>
         <w:t>codigo</w:t>
       </w:r>
-      <w:proofErr w:type="spellEnd"/>
-      <w:r>
-        <w:rPr>
-          <w:rFonts w:ascii="Liberation Serif" w:hAnsi="Liberation Serif" w:cs="Liberation Serif"/>
-          <w:i/>
-          <w:sz w:val="24"/>
-          <w:szCs w:val="24"/>
-          <w:lang/>
+      <w:r>
+        <w:rPr>
+          <w:rFonts w:ascii="Liberation Serif" w:hAnsi="Liberation Serif" w:cs="Liberation Serif"/>
+          <w:i w:val="1"/>
+          <w:iCs w:val="1"/>
+          <w:sz w:val="24"/>
+          <w:szCs w:val="24"/>
         </w:rPr>
         <w:t xml:space="preserve"> a mi sistema operativo, como </w:t>
       </w:r>
-      <w:proofErr w:type="spellStart"/>
-      <w:r>
-        <w:rPr>
-          <w:rFonts w:ascii="Liberation Serif" w:hAnsi="Liberation Serif" w:cs="Liberation Serif"/>
-          <w:i/>
-          <w:sz w:val="24"/>
-          <w:szCs w:val="24"/>
-          <w:lang/>
+      <w:r>
+        <w:rPr>
+          <w:rFonts w:ascii="Liberation Serif" w:hAnsi="Liberation Serif" w:cs="Liberation Serif"/>
+          <w:i w:val="1"/>
+          <w:iCs w:val="1"/>
+          <w:sz w:val="24"/>
+          <w:szCs w:val="24"/>
         </w:rPr>
         <w:t>pnpm</w:t>
       </w:r>
-      <w:proofErr w:type="spellEnd"/>
-      <w:r>
-        <w:rPr>
-          <w:rFonts w:ascii="Liberation Serif" w:hAnsi="Liberation Serif" w:cs="Liberation Serif"/>
-          <w:i/>
-          <w:sz w:val="24"/>
-          <w:szCs w:val="24"/>
-          <w:lang/>
+      <w:r>
+        <w:rPr>
+          <w:rFonts w:ascii="Liberation Serif" w:hAnsi="Liberation Serif" w:cs="Liberation Serif"/>
+          <w:i w:val="1"/>
+          <w:iCs w:val="1"/>
+          <w:sz w:val="24"/>
+          <w:szCs w:val="24"/>
         </w:rPr>
         <w:t xml:space="preserve"> es muy seguro ha bloqueado esa ejecución del script y he tenido que darle permiso yo mismo para que lo hiciera mediante </w:t>
       </w:r>
-      <w:proofErr w:type="spellStart"/>
-      <w:r>
-        <w:rPr>
-          <w:rFonts w:ascii="Liberation Serif" w:hAnsi="Liberation Serif" w:cs="Liberation Serif"/>
-          <w:i/>
-          <w:sz w:val="24"/>
-          <w:szCs w:val="24"/>
-          <w:lang/>
+      <w:r>
+        <w:rPr>
+          <w:rFonts w:ascii="Liberation Serif" w:hAnsi="Liberation Serif" w:cs="Liberation Serif"/>
+          <w:i w:val="1"/>
+          <w:iCs w:val="1"/>
+          <w:sz w:val="24"/>
+          <w:szCs w:val="24"/>
         </w:rPr>
         <w:t>pnpm</w:t>
       </w:r>
-      <w:proofErr w:type="spellEnd"/>
-      <w:r>
-        <w:rPr>
-          <w:rFonts w:ascii="Liberation Serif" w:hAnsi="Liberation Serif" w:cs="Liberation Serif"/>
-          <w:i/>
-          <w:sz w:val="24"/>
-          <w:szCs w:val="24"/>
-          <w:lang/>
+      <w:r>
+        <w:rPr>
+          <w:rFonts w:ascii="Liberation Serif" w:hAnsi="Liberation Serif" w:cs="Liberation Serif"/>
+          <w:i w:val="1"/>
+          <w:iCs w:val="1"/>
+          <w:sz w:val="24"/>
+          <w:szCs w:val="24"/>
         </w:rPr>
         <w:t xml:space="preserve"> </w:t>
       </w:r>
-      <w:proofErr w:type="spellStart"/>
-      <w:r>
-        <w:rPr>
-          <w:rFonts w:ascii="Liberation Serif" w:hAnsi="Liberation Serif" w:cs="Liberation Serif"/>
-          <w:i/>
-          <w:sz w:val="24"/>
-          <w:szCs w:val="24"/>
-          <w:lang/>
-        </w:rPr>
-        <w:t>appove-builds</w:t>
-      </w:r>
-      <w:proofErr w:type="spellEnd"/>
-      <w:r>
-        <w:rPr>
-          <w:rFonts w:ascii="Liberation Serif" w:hAnsi="Liberation Serif" w:cs="Liberation Serif"/>
-          <w:i/>
-          <w:sz w:val="24"/>
-          <w:szCs w:val="24"/>
-          <w:lang/>
+      <w:r>
+        <w:rPr>
+          <w:rFonts w:ascii="Liberation Serif" w:hAnsi="Liberation Serif" w:cs="Liberation Serif"/>
+          <w:i w:val="1"/>
+          <w:iCs w:val="1"/>
+          <w:sz w:val="24"/>
+          <w:szCs w:val="24"/>
+        </w:rPr>
+        <w:t>app</w:t>
+      </w:r>
+      <w:r>
+        <w:rPr>
+          <w:rFonts w:ascii="Liberation Serif" w:hAnsi="Liberation Serif" w:cs="Liberation Serif"/>
+          <w:i w:val="1"/>
+          <w:iCs w:val="1"/>
+          <w:sz w:val="24"/>
+          <w:szCs w:val="24"/>
+        </w:rPr>
+        <w:t>r</w:t>
+      </w:r>
+      <w:r>
+        <w:rPr>
+          <w:rFonts w:ascii="Liberation Serif" w:hAnsi="Liberation Serif" w:cs="Liberation Serif"/>
+          <w:i w:val="1"/>
+          <w:iCs w:val="1"/>
+          <w:sz w:val="24"/>
+          <w:szCs w:val="24"/>
+        </w:rPr>
+        <w:t>ove-builds</w:t>
+      </w:r>
+      <w:r>
+        <w:rPr>
+          <w:rFonts w:ascii="Liberation Serif" w:hAnsi="Liberation Serif" w:cs="Liberation Serif"/>
+          <w:i w:val="1"/>
+          <w:iCs w:val="1"/>
+          <w:sz w:val="24"/>
+          <w:szCs w:val="24"/>
         </w:rPr>
         <w:t>.</w:t>
       </w:r>
     </w:p>
-    <w:p>
+    <w:p xmlns:wp14="http://schemas.microsoft.com/office/word/2010/wordml" wp14:textId="77777777">
       <w:pPr>
         <w:pStyle w:val="Prrafodelista"/>
         <w:ind w:left="142" w:firstLine="0"/>
@@ -3370,7 +3514,7 @@
         </w:rPr>
       </w:pPr>
     </w:p>
-    <w:p>
+    <w:p xmlns:wp14="http://schemas.microsoft.com/office/word/2010/wordml" wp14:textId="3745ED9F">
       <w:pPr>
         <w:pStyle w:val="Prrafodelista"/>
         <w:numPr>
@@ -3390,87 +3534,70 @@
           <w:rFonts w:ascii="Liberation Serif" w:hAnsi="Liberation Serif" w:cs="Liberation Serif"/>
           <w:sz w:val="24"/>
           <w:szCs w:val="24"/>
-          <w:lang/>
         </w:rPr>
         <w:t xml:space="preserve">Importo el módulo en nuestro index.js, utilizo el sistema de módulos ES6 haciendo un </w:t>
       </w:r>
-      <w:proofErr w:type="spellStart"/>
-      <w:r>
-        <w:rPr>
-          <w:rFonts w:ascii="Liberation Serif" w:hAnsi="Liberation Serif" w:cs="Liberation Serif"/>
-          <w:sz w:val="24"/>
-          <w:szCs w:val="24"/>
-          <w:lang/>
+      <w:r>
+        <w:rPr>
+          <w:rFonts w:ascii="Liberation Serif" w:hAnsi="Liberation Serif" w:cs="Liberation Serif"/>
+          <w:sz w:val="24"/>
+          <w:szCs w:val="24"/>
         </w:rPr>
         <w:t>import</w:t>
       </w:r>
-      <w:proofErr w:type="spellEnd"/>
-      <w:r>
-        <w:rPr>
-          <w:rFonts w:ascii="Liberation Serif" w:hAnsi="Liberation Serif" w:cs="Liberation Serif"/>
-          <w:sz w:val="24"/>
-          <w:szCs w:val="24"/>
-          <w:lang/>
+      <w:r>
+        <w:rPr>
+          <w:rFonts w:ascii="Liberation Serif" w:hAnsi="Liberation Serif" w:cs="Liberation Serif"/>
+          <w:sz w:val="24"/>
+          <w:szCs w:val="24"/>
         </w:rPr>
         <w:t xml:space="preserve"> </w:t>
       </w:r>
-      <w:proofErr w:type="spellStart"/>
-      <w:r>
-        <w:rPr>
-          <w:rFonts w:ascii="Liberation Serif" w:hAnsi="Liberation Serif" w:cs="Liberation Serif"/>
-          <w:sz w:val="24"/>
-          <w:szCs w:val="24"/>
-          <w:lang/>
+      <w:r>
+        <w:rPr>
+          <w:rFonts w:ascii="Liberation Serif" w:hAnsi="Liberation Serif" w:cs="Liberation Serif"/>
+          <w:sz w:val="24"/>
+          <w:szCs w:val="24"/>
         </w:rPr>
         <w:t>bcrypt</w:t>
       </w:r>
-      <w:proofErr w:type="spellEnd"/>
-      <w:r>
-        <w:rPr>
-          <w:rFonts w:ascii="Liberation Serif" w:hAnsi="Liberation Serif" w:cs="Liberation Serif"/>
-          <w:sz w:val="24"/>
-          <w:szCs w:val="24"/>
-          <w:lang/>
+      <w:r>
+        <w:rPr>
+          <w:rFonts w:ascii="Liberation Serif" w:hAnsi="Liberation Serif" w:cs="Liberation Serif"/>
+          <w:sz w:val="24"/>
+          <w:szCs w:val="24"/>
         </w:rPr>
         <w:t xml:space="preserve"> </w:t>
       </w:r>
-      <w:proofErr w:type="spellStart"/>
-      <w:r>
-        <w:rPr>
-          <w:rFonts w:ascii="Liberation Serif" w:hAnsi="Liberation Serif" w:cs="Liberation Serif"/>
-          <w:sz w:val="24"/>
-          <w:szCs w:val="24"/>
-          <w:lang/>
+      <w:r>
+        <w:rPr>
+          <w:rFonts w:ascii="Liberation Serif" w:hAnsi="Liberation Serif" w:cs="Liberation Serif"/>
+          <w:sz w:val="24"/>
+          <w:szCs w:val="24"/>
         </w:rPr>
         <w:t>from</w:t>
       </w:r>
-      <w:proofErr w:type="spellEnd"/>
-      <w:r>
-        <w:rPr>
-          <w:rFonts w:ascii="Liberation Serif" w:hAnsi="Liberation Serif" w:cs="Liberation Serif"/>
-          <w:sz w:val="24"/>
-          <w:szCs w:val="24"/>
-          <w:lang/>
+      <w:r>
+        <w:rPr>
+          <w:rFonts w:ascii="Liberation Serif" w:hAnsi="Liberation Serif" w:cs="Liberation Serif"/>
+          <w:sz w:val="24"/>
+          <w:szCs w:val="24"/>
         </w:rPr>
         <w:t xml:space="preserve"> ‘</w:t>
       </w:r>
-      <w:proofErr w:type="spellStart"/>
-      <w:r>
-        <w:rPr>
-          <w:rFonts w:ascii="Liberation Serif" w:hAnsi="Liberation Serif" w:cs="Liberation Serif"/>
-          <w:sz w:val="24"/>
-          <w:szCs w:val="24"/>
-          <w:lang/>
+      <w:r>
+        <w:rPr>
+          <w:rFonts w:ascii="Liberation Serif" w:hAnsi="Liberation Serif" w:cs="Liberation Serif"/>
+          <w:sz w:val="24"/>
+          <w:szCs w:val="24"/>
         </w:rPr>
         <w:t>bcrypt</w:t>
       </w:r>
-      <w:proofErr w:type="spellEnd"/>
-      <w:r>
-        <w:rPr>
-          <w:rFonts w:ascii="Liberation Serif" w:hAnsi="Liberation Serif" w:cs="Liberation Serif"/>
-          <w:sz w:val="24"/>
-          <w:szCs w:val="24"/>
-          <w:lang/>
+      <w:r>
+        <w:rPr>
+          <w:rFonts w:ascii="Liberation Serif" w:hAnsi="Liberation Serif" w:cs="Liberation Serif"/>
+          <w:sz w:val="24"/>
+          <w:szCs w:val="24"/>
         </w:rPr>
         <w:t>’</w:t>
       </w:r>
@@ -3479,52 +3606,59 @@
           <w:rFonts w:ascii="Liberation Serif" w:hAnsi="Liberation Serif" w:cs="Liberation Serif"/>
           <w:sz w:val="24"/>
           <w:szCs w:val="24"/>
-          <w:lang/>
         </w:rPr>
         <w:t>, incluyo el “</w:t>
       </w:r>
-      <w:proofErr w:type="spellStart"/>
-      <w:r>
-        <w:rPr>
-          <w:rFonts w:ascii="Liberation Serif" w:hAnsi="Liberation Serif" w:cs="Liberation Serif"/>
-          <w:sz w:val="24"/>
-          <w:szCs w:val="24"/>
-          <w:lang/>
+      <w:r>
+        <w:rPr>
+          <w:rFonts w:ascii="Liberation Serif" w:hAnsi="Liberation Serif" w:cs="Liberation Serif"/>
+          <w:sz w:val="24"/>
+          <w:szCs w:val="24"/>
         </w:rPr>
         <w:t>type</w:t>
       </w:r>
-      <w:proofErr w:type="spellEnd"/>
-      <w:r>
-        <w:rPr>
-          <w:rFonts w:ascii="Liberation Serif" w:hAnsi="Liberation Serif" w:cs="Liberation Serif"/>
-          <w:sz w:val="24"/>
-          <w:szCs w:val="24"/>
-          <w:lang/>
-        </w:rPr>
-        <w:t xml:space="preserve">”:”modules” en el </w:t>
-      </w:r>
-      <w:proofErr w:type="spellStart"/>
-      <w:r>
-        <w:rPr>
-          <w:rFonts w:ascii="Liberation Serif" w:hAnsi="Liberation Serif" w:cs="Liberation Serif"/>
-          <w:sz w:val="24"/>
-          <w:szCs w:val="24"/>
-          <w:lang/>
+      <w:r>
+        <w:rPr>
+          <w:rFonts w:ascii="Liberation Serif" w:hAnsi="Liberation Serif" w:cs="Liberation Serif"/>
+          <w:sz w:val="24"/>
+          <w:szCs w:val="24"/>
+        </w:rPr>
+        <w:t>”</w:t>
+      </w:r>
+      <w:r>
+        <w:rPr>
+          <w:rFonts w:ascii="Liberation Serif" w:hAnsi="Liberation Serif" w:cs="Liberation Serif"/>
+          <w:sz w:val="24"/>
+          <w:szCs w:val="24"/>
+        </w:rPr>
+        <w:t>:”module</w:t>
+      </w:r>
+      <w:r>
+        <w:rPr>
+          <w:rFonts w:ascii="Liberation Serif" w:hAnsi="Liberation Serif" w:cs="Liberation Serif"/>
+          <w:sz w:val="24"/>
+          <w:szCs w:val="24"/>
+        </w:rPr>
+        <w:t xml:space="preserve">” en el </w:t>
+      </w:r>
+      <w:r>
+        <w:rPr>
+          <w:rFonts w:ascii="Liberation Serif" w:hAnsi="Liberation Serif" w:cs="Liberation Serif"/>
+          <w:sz w:val="24"/>
+          <w:szCs w:val="24"/>
         </w:rPr>
         <w:t>package.json</w:t>
       </w:r>
-      <w:proofErr w:type="spellEnd"/>
-      <w:r>
-        <w:rPr>
-          <w:rFonts w:ascii="Liberation Serif" w:hAnsi="Liberation Serif" w:cs="Liberation Serif"/>
-          <w:sz w:val="24"/>
-          <w:szCs w:val="24"/>
-          <w:lang/>
+      <w:r>
+        <w:rPr>
+          <w:rFonts w:ascii="Liberation Serif" w:hAnsi="Liberation Serif" w:cs="Liberation Serif"/>
+          <w:sz w:val="24"/>
+          <w:szCs w:val="24"/>
         </w:rPr>
         <w:t xml:space="preserve"> para que funcione esta importación.</w:t>
       </w:r>
     </w:p>
-    <w:p>
+    <w:p xmlns:wp14="http://schemas.microsoft.com/office/word/2010/wordml" wp14:textId="77777777">
       <w:pPr>
         <w:pStyle w:val="Prrafodelista"/>
         <w:numPr>
@@ -3564,7 +3698,7 @@
         <w:t>que simula un registro de un usuario con su contraseña generando el hash y un inicio de sesión de ese mismo usuario, para comprobar que la contraseña introducida coincide con el hash almacenado.</w:t>
       </w:r>
     </w:p>
-    <w:p>
+    <w:p xmlns:wp14="http://schemas.microsoft.com/office/word/2010/wordml" wp14:textId="77777777">
       <w:pPr>
         <w:autoSpaceDE w:val="0"/>
         <w:autoSpaceDN w:val="0"/>
@@ -3581,7 +3715,7 @@
         </w:rPr>
       </w:pPr>
     </w:p>
-    <w:p>
+    <w:p xmlns:wp14="http://schemas.microsoft.com/office/word/2010/wordml" wp14:textId="77777777">
       <w:pPr>
         <w:autoSpaceDE w:val="0"/>
         <w:autoSpaceDN w:val="0"/>
@@ -3605,7 +3739,7 @@
           <w:lang w:eastAsia="es-ES"/>
         </w:rPr>
         <w:drawing>
-          <wp:inline distT="0" distB="0" distL="0" distR="0">
+          <wp:inline xmlns:wp14="http://schemas.microsoft.com/office/word/2010/wordprocessingDrawing" distT="0" distB="0" distL="0" distR="0" wp14:anchorId="0EFDCC18" wp14:editId="7777777">
             <wp:extent cx="5299100" cy="2629224"/>
             <wp:effectExtent l="19050" t="0" r="0" b="0"/>
             <wp:docPr id="21" name="Imagen 21"/>
@@ -3651,7 +3785,7 @@
         </w:drawing>
       </w:r>
     </w:p>
-    <w:p>
+    <w:p xmlns:wp14="http://schemas.microsoft.com/office/word/2010/wordml" wp14:textId="0B041841">
       <w:pPr>
         <w:autoSpaceDE w:val="0"/>
         <w:autoSpaceDN w:val="0"/>
@@ -3659,32 +3793,35 @@
         <w:spacing w:line="240" w:lineRule="auto"/>
         <w:ind w:left="0" w:firstLine="0"/>
         <w:jc w:val="center"/>
-        <w:rPr>
-          <w:rFonts w:ascii="Liberation Serif" w:hAnsi="Liberation Serif" w:cs="Liberation Serif"/>
-          <w:sz w:val="24"/>
-          <w:szCs w:val="24"/>
-          <w:lang/>
-        </w:rPr>
-      </w:pPr>
-      <w:r>
-        <w:rPr>
-          <w:rFonts w:ascii="Liberation Serif" w:hAnsi="Liberation Serif" w:cs="Liberation Serif"/>
-          <w:noProof/>
-          <w:sz w:val="24"/>
-          <w:szCs w:val="24"/>
-          <w:lang w:eastAsia="es-ES"/>
-        </w:rPr>
-        <w:lastRenderedPageBreak/>
+      </w:pPr>
+    </w:p>
+    <w:p xmlns:wp14="http://schemas.microsoft.com/office/word/2010/wordml" wp14:textId="1BF10813">
+      <w:pPr>
+        <w:pStyle w:val="Normal"/>
+        <w:autoSpaceDE w:val="0"/>
+        <w:autoSpaceDN w:val="0"/>
+        <w:adjustRightInd w:val="0"/>
+        <w:spacing w:line="240" w:lineRule="auto"/>
+        <w:ind w:left="0" w:firstLine="0"/>
+        <w:jc w:val="center"/>
+        <w:rPr>
+          <w:rFonts w:ascii="Liberation Serif" w:hAnsi="Liberation Serif" w:cs="Liberation Serif"/>
+          <w:sz w:val="24"/>
+          <w:szCs w:val="24"/>
+          <w:lang/>
+        </w:rPr>
+      </w:pPr>
+      <w:r>
         <w:drawing>
-          <wp:inline distT="0" distB="0" distL="0" distR="0">
+          <wp:inline xmlns:wp14="http://schemas.microsoft.com/office/word/2010/wordprocessingDrawing" wp14:editId="27BDF127" wp14:anchorId="2F81A49B">
             <wp:extent cx="4743145" cy="1250327"/>
             <wp:effectExtent l="19050" t="0" r="305" b="0"/>
-            <wp:docPr id="24" name="Imagen 24"/>
+            <wp:docPr id="1245587637" name="Imagen 24"/>
             <wp:cNvGraphicFramePr>
-              <a:graphicFrameLocks xmlns:a="http://schemas.openxmlformats.org/drawingml/2006/main" noChangeAspect="1"/>
+              <a:graphicFrameLocks noChangeAspect="1"/>
             </wp:cNvGraphicFramePr>
-            <a:graphic xmlns:a="http://schemas.openxmlformats.org/drawingml/2006/main">
-              <a:graphicData uri="http://schemas.openxmlformats.org/drawingml/2006/picture">
+            <a:graphic>
+              <a:graphicData xmlns:a="http://schemas.openxmlformats.org/drawingml/2006/main" uri="http://schemas.openxmlformats.org/drawingml/2006/picture">
                 <pic:pic xmlns:pic="http://schemas.openxmlformats.org/drawingml/2006/picture">
                   <pic:nvPicPr>
                     <pic:cNvPr id="0" name="Picture 24"/>
@@ -3693,7 +3830,7 @@
                     </pic:cNvPicPr>
                   </pic:nvPicPr>
                   <pic:blipFill>
-                    <a:blip r:embed="rId10"/>
+                    <a:blip xmlns:r="http://schemas.openxmlformats.org/officeDocument/2006/relationships" r:embed="rId10"/>
                     <a:srcRect/>
                     <a:stretch>
                       <a:fillRect/>
@@ -3722,7 +3859,7 @@
         </w:drawing>
       </w:r>
     </w:p>
-    <w:p>
+    <w:p xmlns:wp14="http://schemas.microsoft.com/office/word/2010/wordml" wp14:textId="77777777">
       <w:pPr>
         <w:autoSpaceDE w:val="0"/>
         <w:autoSpaceDN w:val="0"/>
@@ -3738,7 +3875,7 @@
         </w:rPr>
       </w:pPr>
     </w:p>
-    <w:p>
+    <w:p xmlns:wp14="http://schemas.microsoft.com/office/word/2010/wordml" wp14:textId="77777777">
       <w:pPr>
         <w:autoSpaceDE w:val="0"/>
         <w:autoSpaceDN w:val="0"/>
@@ -3754,23 +3891,44 @@
         </w:rPr>
       </w:pPr>
     </w:p>
-    <w:p>
-      <w:pPr>
-        <w:autoSpaceDE w:val="0"/>
-        <w:autoSpaceDN w:val="0"/>
-        <w:adjustRightInd w:val="0"/>
-        <w:spacing w:line="240" w:lineRule="auto"/>
-        <w:ind w:left="0" w:firstLine="0"/>
-        <w:jc w:val="center"/>
-        <w:rPr>
-          <w:rFonts w:ascii="Liberation Serif" w:hAnsi="Liberation Serif" w:cs="Liberation Serif"/>
-          <w:sz w:val="24"/>
-          <w:szCs w:val="24"/>
-          <w:lang/>
-        </w:rPr>
-      </w:pPr>
-    </w:p>
-    <w:p>
+    <w:p xmlns:wp14="http://schemas.microsoft.com/office/word/2010/wordml" wp14:textId="1CD4166A">
+      <w:pPr>
+        <w:autoSpaceDE w:val="0"/>
+        <w:autoSpaceDN w:val="0"/>
+        <w:adjustRightInd w:val="0"/>
+        <w:spacing w:line="240" w:lineRule="auto"/>
+        <w:ind w:left="0" w:firstLine="0"/>
+        <w:rPr>
+          <w:rFonts w:ascii="Liberation Serif" w:hAnsi="Liberation Serif" w:cs="Liberation Serif"/>
+          <w:b w:val="1"/>
+          <w:bCs w:val="1"/>
+          <w:sz w:val="32"/>
+          <w:szCs w:val="32"/>
+          <w:lang/>
+        </w:rPr>
+      </w:pPr>
+      <w:r>
+        <w:rPr>
+          <w:rFonts w:ascii="Liberation Serif" w:hAnsi="Liberation Serif" w:cs="Liberation Serif"/>
+          <w:b w:val="1"/>
+          <w:bCs w:val="1"/>
+          <w:sz w:val="32"/>
+          <w:szCs w:val="32"/>
+        </w:rPr>
+        <w:t xml:space="preserve">4. </w:t>
+      </w:r>
+      <w:r>
+        <w:rPr>
+          <w:rFonts w:ascii="Liberation Serif" w:hAnsi="Liberation Serif" w:cs="Liberation Serif"/>
+          <w:b w:val="1"/>
+          <w:bCs w:val="1"/>
+          <w:sz w:val="32"/>
+          <w:szCs w:val="32"/>
+        </w:rPr>
+        <w:t>express-rate-limit</w:t>
+      </w:r>
+    </w:p>
+    <w:p xmlns:wp14="http://schemas.microsoft.com/office/word/2010/wordml" wp14:textId="77777777">
       <w:pPr>
         <w:autoSpaceDE w:val="0"/>
         <w:autoSpaceDN w:val="0"/>
@@ -3785,245 +3943,1027 @@
           <w:lang/>
         </w:rPr>
       </w:pPr>
-      <w:r>
-        <w:rPr>
-          <w:rFonts w:ascii="Liberation Serif" w:hAnsi="Liberation Serif" w:cs="Liberation Serif"/>
-          <w:b/>
+    </w:p>
+    <w:p xmlns:wp14="http://schemas.microsoft.com/office/word/2010/wordml" wp14:textId="55C45ED2">
+      <w:pPr>
+        <w:autoSpaceDE w:val="0"/>
+        <w:autoSpaceDN w:val="0"/>
+        <w:adjustRightInd w:val="0"/>
+        <w:spacing w:line="240" w:lineRule="auto"/>
+        <w:ind w:left="0" w:firstLine="0"/>
+      </w:pPr>
+      <w:r>
+        <w:rPr>
+          <w:rFonts w:ascii="Liberation Serif" w:hAnsi="Liberation Serif" w:eastAsia="Calibri" w:cs="Liberation Serif" w:asciiTheme="minorAscii" w:hAnsiTheme="minorAscii" w:eastAsiaTheme="minorAscii" w:cstheme="minorBidi"/>
+          <w:color w:val="auto"/>
+          <w:sz w:val="24"/>
+          <w:szCs w:val="24"/>
+          <w:lang w:eastAsia="en-US" w:bidi="ar-SA"/>
+        </w:rPr>
+        <w:t xml:space="preserve">Quería incluir un módulo orientado a la seguridad del servidor y la protección </w:t>
+      </w:r>
+      <w:r>
+        <w:rPr>
+          <w:rFonts w:ascii="Liberation Serif" w:hAnsi="Liberation Serif" w:eastAsia="Calibri" w:cs="Liberation Serif" w:asciiTheme="minorAscii" w:hAnsiTheme="minorAscii" w:eastAsiaTheme="minorAscii" w:cstheme="minorBidi"/>
+          <w:color w:val="auto"/>
+          <w:sz w:val="24"/>
+          <w:szCs w:val="24"/>
+          <w:lang w:eastAsia="en-US" w:bidi="ar-SA"/>
+        </w:rPr>
+        <w:t>del mismo</w:t>
+      </w:r>
+      <w:r>
+        <w:rPr>
+          <w:rFonts w:ascii="Liberation Serif" w:hAnsi="Liberation Serif" w:eastAsia="Calibri" w:cs="Liberation Serif" w:asciiTheme="minorAscii" w:hAnsiTheme="minorAscii" w:eastAsiaTheme="minorAscii" w:cstheme="minorBidi"/>
+          <w:color w:val="auto"/>
+          <w:sz w:val="24"/>
+          <w:szCs w:val="24"/>
+          <w:lang w:eastAsia="en-US" w:bidi="ar-SA"/>
+        </w:rPr>
+        <w:t xml:space="preserve">, este módulo permite limitar </w:t>
+      </w:r>
+      <w:r>
+        <w:rPr>
+          <w:rFonts w:ascii="Liberation Serif" w:hAnsi="Liberation Serif" w:eastAsia="Calibri" w:cs="Liberation Serif" w:asciiTheme="minorAscii" w:hAnsiTheme="minorAscii" w:eastAsiaTheme="minorAscii" w:cstheme="minorBidi"/>
+          <w:color w:val="auto"/>
+          <w:sz w:val="24"/>
+          <w:szCs w:val="24"/>
+          <w:lang w:eastAsia="en-US" w:bidi="ar-SA"/>
+        </w:rPr>
+        <w:t xml:space="preserve">las peticiones recibidas y evita que el servidor colapse si recibiéramos muchas peticiones por segundo, como ocurre con los ataques de denegación de servicio (DDOS) o con </w:t>
+      </w:r>
+      <w:r>
+        <w:rPr>
+          <w:rFonts w:ascii="Liberation Serif" w:hAnsi="Liberation Serif" w:eastAsia="Calibri" w:cs="Liberation Serif" w:asciiTheme="minorAscii" w:hAnsiTheme="minorAscii" w:eastAsiaTheme="minorAscii" w:cstheme="minorBidi"/>
+          <w:color w:val="auto"/>
+          <w:sz w:val="24"/>
+          <w:szCs w:val="24"/>
+          <w:lang w:eastAsia="en-US" w:bidi="ar-SA"/>
+        </w:rPr>
+        <w:t>atacantes que intentan descifrar contraseñas a base de fuerza bruta.</w:t>
+      </w:r>
+    </w:p>
+    <w:p xmlns:wp14="http://schemas.microsoft.com/office/word/2010/wordml" wp14:textId="2AB3FC50">
+      <w:pPr>
+        <w:autoSpaceDE w:val="0"/>
+        <w:autoSpaceDN w:val="0"/>
+        <w:adjustRightInd w:val="0"/>
+        <w:spacing w:line="240" w:lineRule="auto"/>
+        <w:ind w:left="0" w:firstLine="0"/>
+        <w:rPr>
+          <w:rFonts w:ascii="Liberation Serif" w:hAnsi="Liberation Serif" w:eastAsia="Calibri" w:cs="Liberation Serif" w:asciiTheme="minorAscii" w:hAnsiTheme="minorAscii" w:eastAsiaTheme="minorAscii" w:cstheme="minorBidi"/>
+          <w:color w:val="auto"/>
+          <w:sz w:val="24"/>
+          <w:szCs w:val="24"/>
+          <w:lang w:eastAsia="en-US" w:bidi="ar-SA"/>
+        </w:rPr>
+      </w:pPr>
+      <w:proofErr w:type="spellStart"/>
+      <w:proofErr w:type="spellEnd"/>
+      <w:proofErr w:type="spellStart"/>
+      <w:proofErr w:type="spellEnd"/>
+      <w:proofErr w:type="spellStart"/>
+      <w:proofErr w:type="spellEnd"/>
+    </w:p>
+    <w:p xmlns:wp14="http://schemas.microsoft.com/office/word/2010/wordml" wp14:textId="654E42DA">
+      <w:pPr>
+        <w:autoSpaceDE w:val="0"/>
+        <w:autoSpaceDN w:val="0"/>
+        <w:adjustRightInd w:val="0"/>
+        <w:spacing w:line="240" w:lineRule="auto"/>
+        <w:ind w:left="0" w:firstLine="0"/>
+      </w:pPr>
+      <w:r>
+        <w:rPr>
+          <w:rFonts w:ascii="Liberation Serif" w:hAnsi="Liberation Serif" w:eastAsia="Calibri" w:cs="Liberation Serif" w:asciiTheme="minorAscii" w:hAnsiTheme="minorAscii" w:eastAsiaTheme="minorAscii" w:cstheme="minorBidi"/>
+          <w:color w:val="auto"/>
+          <w:sz w:val="24"/>
+          <w:szCs w:val="24"/>
+          <w:lang w:eastAsia="en-US" w:bidi="ar-SA"/>
+        </w:rPr>
+        <w:t xml:space="preserve">Buscando opciones en </w:t>
+      </w:r>
+      <w:r>
+        <w:rPr>
+          <w:rFonts w:ascii="Liberation Serif" w:hAnsi="Liberation Serif" w:eastAsia="Calibri" w:cs="Liberation Serif" w:asciiTheme="minorAscii" w:hAnsiTheme="minorAscii" w:eastAsiaTheme="minorAscii" w:cstheme="minorBidi"/>
+          <w:color w:val="auto"/>
+          <w:sz w:val="24"/>
+          <w:szCs w:val="24"/>
+          <w:lang w:eastAsia="en-US" w:bidi="ar-SA"/>
+        </w:rPr>
+        <w:t>npm</w:t>
+      </w:r>
+      <w:r>
+        <w:rPr>
+          <w:rFonts w:ascii="Liberation Serif" w:hAnsi="Liberation Serif" w:eastAsia="Calibri" w:cs="Liberation Serif" w:asciiTheme="minorAscii" w:hAnsiTheme="minorAscii" w:eastAsiaTheme="minorAscii" w:cstheme="minorBidi"/>
+          <w:color w:val="auto"/>
+          <w:sz w:val="24"/>
+          <w:szCs w:val="24"/>
+          <w:lang w:eastAsia="en-US" w:bidi="ar-SA"/>
+        </w:rPr>
+        <w:t xml:space="preserve"> sobre cómo limitar el tráfico de peticiones he encontrado varias formas, mediante programación pura, o con los módulos </w:t>
+      </w:r>
+      <w:r>
+        <w:rPr>
+          <w:rFonts w:ascii="Liberation Serif" w:hAnsi="Liberation Serif" w:eastAsia="Calibri" w:cs="Liberation Serif" w:asciiTheme="minorAscii" w:hAnsiTheme="minorAscii" w:eastAsiaTheme="minorAscii" w:cstheme="minorBidi"/>
+          <w:color w:val="auto"/>
+          <w:sz w:val="24"/>
+          <w:szCs w:val="24"/>
+          <w:lang w:eastAsia="en-US" w:bidi="ar-SA"/>
+        </w:rPr>
+        <w:t>rate</w:t>
+      </w:r>
+      <w:r>
+        <w:rPr>
+          <w:rFonts w:ascii="Liberation Serif" w:hAnsi="Liberation Serif" w:eastAsia="Calibri" w:cs="Liberation Serif" w:asciiTheme="minorAscii" w:hAnsiTheme="minorAscii" w:eastAsiaTheme="minorAscii" w:cstheme="minorBidi"/>
+          <w:color w:val="auto"/>
+          <w:sz w:val="24"/>
+          <w:szCs w:val="24"/>
+          <w:lang w:eastAsia="en-US" w:bidi="ar-SA"/>
+        </w:rPr>
+        <w:t>-</w:t>
+      </w:r>
+      <w:r>
+        <w:rPr>
+          <w:rFonts w:ascii="Liberation Serif" w:hAnsi="Liberation Serif" w:eastAsia="Calibri" w:cs="Liberation Serif" w:asciiTheme="minorAscii" w:hAnsiTheme="minorAscii" w:eastAsiaTheme="minorAscii" w:cstheme="minorBidi"/>
+          <w:color w:val="auto"/>
+          <w:sz w:val="24"/>
+          <w:szCs w:val="24"/>
+          <w:lang w:eastAsia="en-US" w:bidi="ar-SA"/>
+        </w:rPr>
+        <w:t>limiter</w:t>
+      </w:r>
+      <w:r>
+        <w:rPr>
+          <w:rFonts w:ascii="Liberation Serif" w:hAnsi="Liberation Serif" w:eastAsia="Calibri" w:cs="Liberation Serif" w:asciiTheme="minorAscii" w:hAnsiTheme="minorAscii" w:eastAsiaTheme="minorAscii" w:cstheme="minorBidi"/>
+          <w:color w:val="auto"/>
+          <w:sz w:val="24"/>
+          <w:szCs w:val="24"/>
+          <w:lang w:eastAsia="en-US" w:bidi="ar-SA"/>
+        </w:rPr>
+        <w:t xml:space="preserve">-flexible </w:t>
+      </w:r>
+      <w:r>
+        <w:rPr>
+          <w:rFonts w:ascii="Liberation Serif" w:hAnsi="Liberation Serif" w:eastAsia="Calibri" w:cs="Liberation Serif" w:asciiTheme="minorAscii" w:hAnsiTheme="minorAscii" w:eastAsiaTheme="minorAscii" w:cstheme="minorBidi"/>
+          <w:color w:val="auto"/>
+          <w:sz w:val="24"/>
+          <w:szCs w:val="24"/>
+          <w:lang w:eastAsia="en-US" w:bidi="ar-SA"/>
+        </w:rPr>
+        <w:t>o express-rate-limit.</w:t>
+      </w:r>
+    </w:p>
+    <w:p xmlns:wp14="http://schemas.microsoft.com/office/word/2010/wordml" wp14:textId="04F8FDD0">
+      <w:pPr>
+        <w:autoSpaceDE w:val="0"/>
+        <w:autoSpaceDN w:val="0"/>
+        <w:adjustRightInd w:val="0"/>
+        <w:spacing w:line="240" w:lineRule="auto"/>
+        <w:ind w:left="0" w:firstLine="0"/>
+        <w:rPr>
+          <w:rFonts w:ascii="Liberation Serif" w:hAnsi="Liberation Serif" w:eastAsia="Calibri" w:cs="Liberation Serif" w:asciiTheme="minorAscii" w:hAnsiTheme="minorAscii" w:eastAsiaTheme="minorAscii" w:cstheme="minorBidi"/>
+          <w:color w:val="auto"/>
+          <w:sz w:val="24"/>
+          <w:szCs w:val="24"/>
+          <w:lang w:eastAsia="en-US" w:bidi="ar-SA"/>
+        </w:rPr>
+      </w:pPr>
+    </w:p>
+    <w:p xmlns:wp14="http://schemas.microsoft.com/office/word/2010/wordml" wp14:textId="353A79DD">
+      <w:pPr>
+        <w:autoSpaceDE w:val="0"/>
+        <w:autoSpaceDN w:val="0"/>
+        <w:adjustRightInd w:val="0"/>
+        <w:spacing w:line="240" w:lineRule="auto"/>
+        <w:ind w:left="0" w:firstLine="0"/>
+      </w:pPr>
+      <w:r>
+        <w:rPr>
+          <w:rFonts w:ascii="Liberation Serif" w:hAnsi="Liberation Serif" w:eastAsia="Calibri" w:cs="Liberation Serif" w:asciiTheme="minorAscii" w:hAnsiTheme="minorAscii" w:eastAsiaTheme="minorAscii" w:cstheme="minorBidi"/>
+          <w:color w:val="auto"/>
+          <w:sz w:val="24"/>
+          <w:szCs w:val="24"/>
+          <w:lang w:eastAsia="en-US" w:bidi="ar-SA"/>
+        </w:rPr>
+        <w:t xml:space="preserve">Descarto programarlo manualmente y también el módulo </w:t>
+      </w:r>
+      <w:r>
+        <w:rPr>
+          <w:rFonts w:ascii="Liberation Serif" w:hAnsi="Liberation Serif" w:eastAsia="Calibri" w:cs="Liberation Serif" w:asciiTheme="minorAscii" w:hAnsiTheme="minorAscii" w:eastAsiaTheme="minorAscii" w:cstheme="minorBidi"/>
+          <w:color w:val="auto"/>
+          <w:sz w:val="24"/>
+          <w:szCs w:val="24"/>
+          <w:lang w:eastAsia="en-US" w:bidi="ar-SA"/>
+        </w:rPr>
+        <w:t>rate</w:t>
+      </w:r>
+      <w:r>
+        <w:rPr>
+          <w:rFonts w:ascii="Liberation Serif" w:hAnsi="Liberation Serif" w:eastAsia="Calibri" w:cs="Liberation Serif" w:asciiTheme="minorAscii" w:hAnsiTheme="minorAscii" w:eastAsiaTheme="minorAscii" w:cstheme="minorBidi"/>
+          <w:color w:val="auto"/>
+          <w:sz w:val="24"/>
+          <w:szCs w:val="24"/>
+          <w:lang w:eastAsia="en-US" w:bidi="ar-SA"/>
+        </w:rPr>
+        <w:t>-</w:t>
+      </w:r>
+      <w:r>
+        <w:rPr>
+          <w:rFonts w:ascii="Liberation Serif" w:hAnsi="Liberation Serif" w:eastAsia="Calibri" w:cs="Liberation Serif" w:asciiTheme="minorAscii" w:hAnsiTheme="minorAscii" w:eastAsiaTheme="minorAscii" w:cstheme="minorBidi"/>
+          <w:color w:val="auto"/>
+          <w:sz w:val="24"/>
+          <w:szCs w:val="24"/>
+          <w:lang w:eastAsia="en-US" w:bidi="ar-SA"/>
+        </w:rPr>
+        <w:t>limiter</w:t>
+      </w:r>
+      <w:r>
+        <w:rPr>
+          <w:rFonts w:ascii="Liberation Serif" w:hAnsi="Liberation Serif" w:eastAsia="Calibri" w:cs="Liberation Serif" w:asciiTheme="minorAscii" w:hAnsiTheme="minorAscii" w:eastAsiaTheme="minorAscii" w:cstheme="minorBidi"/>
+          <w:color w:val="auto"/>
+          <w:sz w:val="24"/>
+          <w:szCs w:val="24"/>
+          <w:lang w:eastAsia="en-US" w:bidi="ar-SA"/>
+        </w:rPr>
+        <w:t xml:space="preserve">-flexible </w:t>
+      </w:r>
+      <w:r>
+        <w:rPr>
+          <w:rFonts w:ascii="Liberation Serif" w:hAnsi="Liberation Serif" w:eastAsia="Calibri" w:cs="Liberation Serif" w:asciiTheme="minorAscii" w:hAnsiTheme="minorAscii" w:eastAsiaTheme="minorAscii" w:cstheme="minorBidi"/>
+          <w:color w:val="auto"/>
+          <w:sz w:val="24"/>
+          <w:szCs w:val="24"/>
+          <w:lang w:eastAsia="en-US" w:bidi="ar-SA"/>
+        </w:rPr>
+        <w:t>porque</w:t>
+      </w:r>
+      <w:r>
+        <w:rPr>
+          <w:rFonts w:ascii="Liberation Serif" w:hAnsi="Liberation Serif" w:eastAsia="Calibri" w:cs="Liberation Serif" w:asciiTheme="minorAscii" w:hAnsiTheme="minorAscii" w:eastAsiaTheme="minorAscii" w:cstheme="minorBidi"/>
+          <w:color w:val="auto"/>
+          <w:sz w:val="24"/>
+          <w:szCs w:val="24"/>
+          <w:lang w:eastAsia="en-US" w:bidi="ar-SA"/>
+        </w:rPr>
+        <w:t xml:space="preserve"> aunque es muy potente y permite integrarlo con sistemas como Redis o Mo</w:t>
+      </w:r>
+      <w:r>
+        <w:rPr>
+          <w:rFonts w:ascii="Liberation Serif" w:hAnsi="Liberation Serif" w:eastAsia="Calibri" w:cs="Liberation Serif" w:asciiTheme="minorAscii" w:hAnsiTheme="minorAscii" w:eastAsiaTheme="minorAscii" w:cstheme="minorBidi"/>
+          <w:color w:val="auto"/>
+          <w:sz w:val="24"/>
+          <w:szCs w:val="24"/>
+          <w:lang w:eastAsia="en-US" w:bidi="ar-SA"/>
+        </w:rPr>
+        <w:t>ngoDB, la configuración es compleja.</w:t>
+      </w:r>
+    </w:p>
+    <w:p xmlns:wp14="http://schemas.microsoft.com/office/word/2010/wordml" wp14:textId="07E44B95">
+      <w:pPr>
+        <w:autoSpaceDE w:val="0"/>
+        <w:autoSpaceDN w:val="0"/>
+        <w:adjustRightInd w:val="0"/>
+        <w:spacing w:line="240" w:lineRule="auto"/>
+        <w:ind w:left="0" w:firstLine="0"/>
+        <w:rPr>
+          <w:rFonts w:ascii="Liberation Serif" w:hAnsi="Liberation Serif" w:eastAsia="Calibri" w:cs="Liberation Serif" w:asciiTheme="minorAscii" w:hAnsiTheme="minorAscii" w:eastAsiaTheme="minorAscii" w:cstheme="minorBidi"/>
+          <w:color w:val="auto"/>
+          <w:sz w:val="24"/>
+          <w:szCs w:val="24"/>
+          <w:lang w:eastAsia="en-US" w:bidi="ar-SA"/>
+        </w:rPr>
+      </w:pPr>
+    </w:p>
+    <w:p xmlns:wp14="http://schemas.microsoft.com/office/word/2010/wordml" wp14:textId="72191879">
+      <w:pPr>
+        <w:autoSpaceDE w:val="0"/>
+        <w:autoSpaceDN w:val="0"/>
+        <w:adjustRightInd w:val="0"/>
+        <w:spacing w:line="240" w:lineRule="auto"/>
+        <w:ind w:left="0" w:firstLine="0"/>
+        <w:rPr>
+          <w:rFonts w:ascii="Liberation Serif" w:hAnsi="Liberation Serif" w:eastAsia="Calibri" w:cs="Liberation Serif" w:asciiTheme="minorAscii" w:hAnsiTheme="minorAscii" w:eastAsiaTheme="minorAscii" w:cstheme="minorBidi"/>
+          <w:color w:val="auto"/>
+          <w:sz w:val="24"/>
+          <w:szCs w:val="24"/>
+          <w:lang w:eastAsia="en-US" w:bidi="ar-SA"/>
+        </w:rPr>
+      </w:pPr>
+      <w:r>
+        <w:rPr>
+          <w:rFonts w:ascii="Liberation Serif" w:hAnsi="Liberation Serif" w:eastAsia="Calibri" w:cs="Liberation Serif" w:asciiTheme="minorAscii" w:hAnsiTheme="minorAscii" w:eastAsiaTheme="minorAscii" w:cstheme="minorBidi"/>
+          <w:color w:val="auto"/>
+          <w:sz w:val="24"/>
+          <w:szCs w:val="24"/>
+          <w:lang w:eastAsia="en-US" w:bidi="ar-SA"/>
+        </w:rPr>
+        <w:t xml:space="preserve">Finalmente he elegido </w:t>
+      </w:r>
+      <w:r>
+        <w:rPr>
+          <w:rFonts w:ascii="Liberation Serif" w:hAnsi="Liberation Serif" w:eastAsia="Calibri" w:cs="Liberation Serif" w:asciiTheme="minorAscii" w:hAnsiTheme="minorAscii" w:eastAsiaTheme="minorAscii" w:cstheme="minorBidi"/>
+          <w:color w:val="auto"/>
+          <w:sz w:val="24"/>
+          <w:szCs w:val="24"/>
+          <w:lang w:eastAsia="en-US" w:bidi="ar-SA"/>
+        </w:rPr>
+        <w:t>express-rate-limit</w:t>
+      </w:r>
+      <w:r>
+        <w:rPr>
+          <w:rFonts w:ascii="Liberation Serif" w:hAnsi="Liberation Serif" w:eastAsia="Calibri" w:cs="Liberation Serif" w:asciiTheme="minorAscii" w:hAnsiTheme="minorAscii" w:eastAsiaTheme="minorAscii" w:cstheme="minorBidi"/>
+          <w:color w:val="auto"/>
+          <w:sz w:val="24"/>
+          <w:szCs w:val="24"/>
+          <w:lang w:eastAsia="en-US" w:bidi="ar-SA"/>
+        </w:rPr>
+        <w:t xml:space="preserve"> porque es el estándar para aplicaciones construidas con Express</w:t>
+      </w:r>
+      <w:r>
+        <w:rPr>
+          <w:rFonts w:ascii="Liberation Serif" w:hAnsi="Liberation Serif" w:eastAsia="Calibri" w:cs="Liberation Serif" w:asciiTheme="minorAscii" w:hAnsiTheme="minorAscii" w:eastAsiaTheme="minorAscii" w:cstheme="minorBidi"/>
+          <w:color w:val="auto"/>
+          <w:sz w:val="24"/>
+          <w:szCs w:val="24"/>
+          <w:lang w:eastAsia="en-US" w:bidi="ar-SA"/>
+        </w:rPr>
+        <w:t xml:space="preserve"> y </w:t>
+      </w:r>
+      <w:r>
+        <w:rPr>
+          <w:rFonts w:ascii="Liberation Serif" w:hAnsi="Liberation Serif" w:eastAsia="Calibri" w:cs="Liberation Serif" w:asciiTheme="minorAscii" w:hAnsiTheme="minorAscii" w:eastAsiaTheme="minorAscii" w:cstheme="minorBidi"/>
+          <w:color w:val="auto"/>
+          <w:sz w:val="24"/>
+          <w:szCs w:val="24"/>
+          <w:lang w:eastAsia="en-US" w:bidi="ar-SA"/>
+        </w:rPr>
+        <w:t xml:space="preserve">tiene </w:t>
+      </w:r>
+      <w:r>
+        <w:rPr>
+          <w:rFonts w:ascii="Liberation Serif" w:hAnsi="Liberation Serif" w:eastAsia="Calibri" w:cs="Liberation Serif" w:asciiTheme="minorAscii" w:hAnsiTheme="minorAscii" w:eastAsiaTheme="minorAscii" w:cstheme="minorBidi"/>
+          <w:color w:val="auto"/>
+          <w:sz w:val="24"/>
+          <w:szCs w:val="24"/>
+          <w:lang w:eastAsia="en-US" w:bidi="ar-SA"/>
+        </w:rPr>
+        <w:t xml:space="preserve"> </w:t>
+      </w:r>
+      <w:r>
+        <w:rPr>
+          <w:rFonts w:ascii="Liberation Serif" w:hAnsi="Liberation Serif" w:eastAsia="Calibri" w:cs="Liberation Serif" w:asciiTheme="minorAscii" w:hAnsiTheme="minorAscii" w:eastAsiaTheme="minorAscii" w:cstheme="minorBidi"/>
+          <w:color w:val="auto"/>
+          <w:sz w:val="24"/>
+          <w:szCs w:val="24"/>
+          <w:lang w:eastAsia="en-US" w:bidi="ar-SA"/>
+        </w:rPr>
+        <w:t>más</w:t>
+      </w:r>
+      <w:r>
+        <w:rPr>
+          <w:rFonts w:ascii="Liberation Serif" w:hAnsi="Liberation Serif" w:eastAsia="Calibri" w:cs="Liberation Serif" w:asciiTheme="minorAscii" w:hAnsiTheme="minorAscii" w:eastAsiaTheme="minorAscii" w:cstheme="minorBidi"/>
+          <w:color w:val="auto"/>
+          <w:sz w:val="24"/>
+          <w:szCs w:val="24"/>
+          <w:lang w:eastAsia="en-US" w:bidi="ar-SA"/>
+        </w:rPr>
+        <w:t xml:space="preserve"> de 280 millones de descargas mensuales. </w:t>
+      </w:r>
+      <w:r>
+        <w:rPr>
+          <w:rFonts w:ascii="Liberation Serif" w:hAnsi="Liberation Serif" w:eastAsia="Calibri" w:cs="Liberation Serif" w:asciiTheme="minorAscii" w:hAnsiTheme="minorAscii" w:eastAsiaTheme="minorAscii" w:cstheme="minorBidi"/>
+          <w:color w:val="auto"/>
+          <w:sz w:val="24"/>
+          <w:szCs w:val="24"/>
+          <w:lang w:eastAsia="en-US" w:bidi="ar-SA"/>
+        </w:rPr>
+        <w:t>Además</w:t>
+      </w:r>
+      <w:r>
+        <w:rPr>
+          <w:rFonts w:ascii="Liberation Serif" w:hAnsi="Liberation Serif" w:eastAsia="Calibri" w:cs="Liberation Serif" w:asciiTheme="minorAscii" w:hAnsiTheme="minorAscii" w:eastAsiaTheme="minorAscii" w:cstheme="minorBidi"/>
+          <w:color w:val="auto"/>
+          <w:sz w:val="24"/>
+          <w:szCs w:val="24"/>
+          <w:lang w:eastAsia="en-US" w:bidi="ar-SA"/>
+        </w:rPr>
+        <w:t xml:space="preserve"> por </w:t>
+      </w:r>
+      <w:r>
+        <w:rPr>
+          <w:rFonts w:ascii="Liberation Serif" w:hAnsi="Liberation Serif" w:eastAsia="Calibri" w:cs="Liberation Serif" w:asciiTheme="minorAscii" w:hAnsiTheme="minorAscii" w:eastAsiaTheme="minorAscii" w:cstheme="minorBidi"/>
+          <w:color w:val="auto"/>
+          <w:sz w:val="24"/>
+          <w:szCs w:val="24"/>
+          <w:lang w:eastAsia="en-US" w:bidi="ar-SA"/>
+        </w:rPr>
+        <w:t>la facilidad de uso que ofrece puesto que actúa como un middleware</w:t>
+      </w:r>
+      <w:r>
+        <w:rPr>
+          <w:rFonts w:ascii="Liberation Serif" w:hAnsi="Liberation Serif" w:eastAsia="Calibri" w:cs="Liberation Serif" w:asciiTheme="minorAscii" w:hAnsiTheme="minorAscii" w:eastAsiaTheme="minorAscii" w:cstheme="minorBidi"/>
+          <w:color w:val="auto"/>
+          <w:sz w:val="24"/>
+          <w:szCs w:val="24"/>
+          <w:lang w:eastAsia="en-US" w:bidi="ar-SA"/>
+        </w:rPr>
+        <w:t xml:space="preserve"> y </w:t>
+      </w:r>
+      <w:r>
+        <w:rPr>
+          <w:rFonts w:ascii="Liberation Serif" w:hAnsi="Liberation Serif" w:eastAsia="Calibri" w:cs="Liberation Serif" w:asciiTheme="minorAscii" w:hAnsiTheme="minorAscii" w:eastAsiaTheme="minorAscii" w:cstheme="minorBidi"/>
+          <w:color w:val="auto"/>
+          <w:sz w:val="24"/>
+          <w:szCs w:val="24"/>
+          <w:lang w:eastAsia="en-US" w:bidi="ar-SA"/>
+        </w:rPr>
+        <w:t>porque guarda el registro de peticiones en RAM sin necesitar bases de datos externas</w:t>
+      </w:r>
+      <w:r>
+        <w:rPr>
+          <w:rFonts w:ascii="Liberation Serif" w:hAnsi="Liberation Serif" w:eastAsia="Calibri" w:cs="Liberation Serif" w:asciiTheme="minorAscii" w:hAnsiTheme="minorAscii" w:eastAsiaTheme="minorAscii" w:cstheme="minorBidi"/>
+          <w:color w:val="auto"/>
+          <w:sz w:val="24"/>
+          <w:szCs w:val="24"/>
+          <w:lang w:eastAsia="en-US" w:bidi="ar-SA"/>
+        </w:rPr>
+        <w:t>.</w:t>
+      </w:r>
+    </w:p>
+    <w:p xmlns:wp14="http://schemas.microsoft.com/office/word/2010/wordml" wp14:textId="66E90AAB">
+      <w:pPr>
+        <w:autoSpaceDE w:val="0"/>
+        <w:autoSpaceDN w:val="0"/>
+        <w:adjustRightInd w:val="0"/>
+        <w:spacing w:line="240" w:lineRule="auto"/>
+        <w:ind w:left="0" w:firstLine="0"/>
+        <w:rPr>
+          <w:rFonts w:ascii="Liberation Serif" w:hAnsi="Liberation Serif" w:cs="Liberation Serif"/>
+          <w:b w:val="1"/>
+          <w:bCs w:val="1"/>
           <w:sz w:val="32"/>
           <w:szCs w:val="32"/>
-          <w:lang/>
-        </w:rPr>
-        <w:t xml:space="preserve">4. </w:t>
-      </w:r>
-      <w:proofErr w:type="spellStart"/>
-      <w:r>
-        <w:rPr>
-          <w:rFonts w:ascii="Liberation Serif" w:hAnsi="Liberation Serif" w:cs="Liberation Serif"/>
-          <w:b/>
-          <w:sz w:val="32"/>
-          <w:szCs w:val="32"/>
-          <w:lang/>
-        </w:rPr>
-        <w:t>express-rate-limit</w:t>
-      </w:r>
-      <w:proofErr w:type="spellEnd"/>
-      <w:r>
-        <w:rPr>
-          <w:rFonts w:ascii="Liberation Serif" w:hAnsi="Liberation Serif" w:cs="Liberation Serif"/>
-          <w:b/>
-          <w:sz w:val="32"/>
-          <w:szCs w:val="32"/>
-          <w:lang/>
-        </w:rPr>
-        <w:t xml:space="preserve"> (Limite de peticiones a rutas)</w:t>
-      </w:r>
-    </w:p>
-    <w:p>
-      <w:pPr>
-        <w:autoSpaceDE w:val="0"/>
-        <w:autoSpaceDN w:val="0"/>
-        <w:adjustRightInd w:val="0"/>
-        <w:spacing w:line="240" w:lineRule="auto"/>
-        <w:ind w:left="0" w:firstLine="0"/>
-        <w:rPr>
-          <w:rFonts w:ascii="Liberation Serif" w:hAnsi="Liberation Serif" w:cs="Liberation Serif"/>
-          <w:b/>
-          <w:sz w:val="32"/>
-          <w:szCs w:val="32"/>
-          <w:lang/>
-        </w:rPr>
-      </w:pPr>
-    </w:p>
-    <w:p>
-      <w:pPr>
-        <w:autoSpaceDE w:val="0"/>
-        <w:autoSpaceDN w:val="0"/>
-        <w:adjustRightInd w:val="0"/>
-        <w:spacing w:line="240" w:lineRule="auto"/>
-        <w:ind w:left="0" w:firstLine="0"/>
-        <w:rPr>
-          <w:rFonts w:ascii="Liberation Serif" w:hAnsi="Liberation Serif" w:cs="Liberation Serif"/>
-          <w:b/>
-          <w:sz w:val="32"/>
-          <w:szCs w:val="32"/>
-          <w:lang/>
-        </w:rPr>
-      </w:pPr>
-    </w:p>
-    <w:p>
-      <w:pPr>
-        <w:autoSpaceDE w:val="0"/>
-        <w:autoSpaceDN w:val="0"/>
-        <w:adjustRightInd w:val="0"/>
-        <w:spacing w:line="240" w:lineRule="auto"/>
-        <w:ind w:left="0" w:firstLine="0"/>
-        <w:rPr>
-          <w:rFonts w:ascii="Liberation Serif" w:hAnsi="Liberation Serif" w:cs="Liberation Serif"/>
-          <w:b/>
-          <w:sz w:val="32"/>
-          <w:szCs w:val="32"/>
-          <w:lang/>
-        </w:rPr>
-      </w:pPr>
-      <w:r>
-        <w:rPr>
-          <w:rFonts w:ascii="Liberation Serif" w:hAnsi="Liberation Serif" w:cs="Liberation Serif"/>
-          <w:b/>
-          <w:sz w:val="32"/>
-          <w:szCs w:val="32"/>
-          <w:lang/>
-        </w:rPr>
-        <w:t xml:space="preserve">5. </w:t>
-      </w:r>
-      <w:proofErr w:type="spellStart"/>
-      <w:r>
-        <w:rPr>
-          <w:rFonts w:ascii="Liberation Serif" w:hAnsi="Liberation Serif" w:cs="Liberation Serif"/>
-          <w:b/>
-          <w:sz w:val="32"/>
-          <w:szCs w:val="32"/>
-          <w:lang/>
-        </w:rPr>
-        <w:t>cors</w:t>
-      </w:r>
-      <w:proofErr w:type="spellEnd"/>
-      <w:r>
-        <w:rPr>
-          <w:rFonts w:ascii="Liberation Serif" w:hAnsi="Liberation Serif" w:cs="Liberation Serif"/>
-          <w:b/>
-          <w:sz w:val="32"/>
-          <w:szCs w:val="32"/>
-          <w:lang/>
-        </w:rPr>
-        <w:t xml:space="preserve"> (Control de acceso cruzado, bloqueo de peticiones por dominio)</w:t>
-      </w:r>
-    </w:p>
-    <w:p>
-      <w:pPr>
-        <w:autoSpaceDE w:val="0"/>
-        <w:autoSpaceDN w:val="0"/>
-        <w:adjustRightInd w:val="0"/>
-        <w:spacing w:line="240" w:lineRule="auto"/>
-        <w:ind w:left="0" w:firstLine="0"/>
-        <w:rPr>
-          <w:rFonts w:ascii="Liberation Serif" w:hAnsi="Liberation Serif" w:cs="Liberation Serif"/>
-          <w:b/>
-          <w:sz w:val="32"/>
-          <w:szCs w:val="32"/>
-          <w:lang/>
-        </w:rPr>
-      </w:pPr>
-    </w:p>
-    <w:p>
-      <w:pPr>
-        <w:autoSpaceDE w:val="0"/>
-        <w:autoSpaceDN w:val="0"/>
-        <w:adjustRightInd w:val="0"/>
-        <w:spacing w:line="240" w:lineRule="auto"/>
-        <w:ind w:left="0" w:firstLine="0"/>
-        <w:rPr>
-          <w:rFonts w:ascii="Liberation Serif" w:hAnsi="Liberation Serif" w:cs="Liberation Serif"/>
-          <w:b/>
-          <w:sz w:val="32"/>
-          <w:szCs w:val="32"/>
-          <w:lang/>
-        </w:rPr>
-      </w:pPr>
-    </w:p>
-    <w:p>
-      <w:pPr>
-        <w:autoSpaceDE w:val="0"/>
-        <w:autoSpaceDN w:val="0"/>
-        <w:adjustRightInd w:val="0"/>
-        <w:spacing w:line="240" w:lineRule="auto"/>
-        <w:ind w:left="0" w:firstLine="0"/>
-        <w:rPr>
-          <w:rFonts w:ascii="Liberation Serif" w:hAnsi="Liberation Serif" w:cs="Liberation Serif"/>
-          <w:b/>
-          <w:sz w:val="32"/>
-          <w:szCs w:val="32"/>
-          <w:lang/>
-        </w:rPr>
-      </w:pPr>
-      <w:r>
-        <w:rPr>
-          <w:rFonts w:ascii="Liberation Serif" w:hAnsi="Liberation Serif" w:cs="Liberation Serif"/>
-          <w:b/>
-          <w:sz w:val="32"/>
-          <w:szCs w:val="32"/>
-          <w:lang/>
-        </w:rPr>
-        <w:t xml:space="preserve">6. </w:t>
-      </w:r>
-      <w:proofErr w:type="spellStart"/>
-      <w:r>
-        <w:rPr>
-          <w:rFonts w:ascii="Liberation Serif" w:hAnsi="Liberation Serif" w:cs="Liberation Serif"/>
-          <w:b/>
-          <w:sz w:val="32"/>
-          <w:szCs w:val="32"/>
-          <w:lang/>
-        </w:rPr>
-        <w:t>hpp</w:t>
-      </w:r>
-      <w:proofErr w:type="spellEnd"/>
-      <w:r>
-        <w:rPr>
-          <w:rFonts w:ascii="Liberation Serif" w:hAnsi="Liberation Serif" w:cs="Liberation Serif"/>
-          <w:b/>
-          <w:sz w:val="32"/>
-          <w:szCs w:val="32"/>
-          <w:lang/>
-        </w:rPr>
-        <w:t xml:space="preserve"> (</w:t>
-      </w:r>
-      <w:proofErr w:type="spellStart"/>
-      <w:r>
-        <w:rPr>
-          <w:rFonts w:ascii="Liberation Serif" w:hAnsi="Liberation Serif" w:cs="Liberation Serif"/>
-          <w:b/>
-          <w:sz w:val="32"/>
-          <w:szCs w:val="32"/>
-          <w:lang/>
-        </w:rPr>
-        <w:t>Contaminacion</w:t>
-      </w:r>
-      <w:proofErr w:type="spellEnd"/>
-      <w:r>
-        <w:rPr>
-          <w:rFonts w:ascii="Liberation Serif" w:hAnsi="Liberation Serif" w:cs="Liberation Serif"/>
-          <w:b/>
-          <w:sz w:val="32"/>
-          <w:szCs w:val="32"/>
-          <w:lang/>
+        </w:rPr>
+      </w:pPr>
+    </w:p>
+    <w:p xmlns:wp14="http://schemas.microsoft.com/office/word/2010/wordml" wp14:textId="6DAC8C3F">
+      <w:pPr>
+        <w:autoSpaceDE w:val="0"/>
+        <w:autoSpaceDN w:val="0"/>
+        <w:adjustRightInd w:val="0"/>
+        <w:spacing w:line="240" w:lineRule="auto"/>
+        <w:ind w:left="0" w:firstLine="0"/>
+        <w:rPr>
+          <w:rFonts w:ascii="Liberation Serif" w:hAnsi="Liberation Serif" w:cs="Liberation Serif"/>
+          <w:sz w:val="24"/>
+          <w:szCs w:val="24"/>
+        </w:rPr>
+      </w:pPr>
+    </w:p>
+    <w:p xmlns:wp14="http://schemas.microsoft.com/office/word/2010/wordml" wp14:textId="77777777">
+      <w:pPr>
+        <w:autoSpaceDE w:val="0"/>
+        <w:autoSpaceDN w:val="0"/>
+        <w:adjustRightInd w:val="0"/>
+        <w:spacing w:line="240" w:lineRule="auto"/>
+        <w:ind w:left="0" w:firstLine="0"/>
+        <w:rPr>
+          <w:rFonts w:ascii="Liberation Serif" w:hAnsi="Liberation Serif" w:cs="Liberation Serif"/>
+          <w:sz w:val="24"/>
+          <w:szCs w:val="24"/>
+        </w:rPr>
+      </w:pPr>
+      <w:r>
+        <w:rPr>
+          <w:rFonts w:ascii="Liberation Serif" w:hAnsi="Liberation Serif" w:cs="Liberation Serif"/>
+          <w:sz w:val="24"/>
+          <w:szCs w:val="24"/>
+        </w:rPr>
+        <w:t>Uso:</w:t>
+      </w:r>
+    </w:p>
+    <w:p xmlns:wp14="http://schemas.microsoft.com/office/word/2010/wordml" wp14:textId="77777777">
+      <w:pPr>
+        <w:autoSpaceDE w:val="0"/>
+        <w:autoSpaceDN w:val="0"/>
+        <w:adjustRightInd w:val="0"/>
+        <w:spacing w:line="240" w:lineRule="auto"/>
+        <w:ind w:left="0" w:firstLine="0"/>
+        <w:jc w:val="both"/>
+        <w:rPr>
+          <w:rFonts w:ascii="Liberation Serif" w:hAnsi="Liberation Serif" w:cs="Liberation Serif"/>
+          <w:sz w:val="24"/>
+          <w:szCs w:val="24"/>
+        </w:rPr>
+      </w:pPr>
+    </w:p>
+    <w:p xmlns:wp14="http://schemas.microsoft.com/office/word/2010/wordml" wp14:textId="7102A8D7">
+      <w:pPr>
+        <w:pStyle w:val="Prrafodelista"/>
+        <w:numPr>
+          <w:ilvl w:val="0"/>
+          <w:numId w:val="1"/>
+        </w:numPr>
+        <w:autoSpaceDE w:val="0"/>
+        <w:autoSpaceDN w:val="0"/>
+        <w:adjustRightInd w:val="0"/>
+        <w:spacing w:line="240" w:lineRule="auto"/>
+        <w:ind w:left="142" w:hanging="142"/>
+        <w:rPr>
+          <w:rFonts w:ascii="Liberation Serif" w:hAnsi="Liberation Serif" w:cs="Liberation Serif"/>
+          <w:sz w:val="24"/>
+          <w:szCs w:val="24"/>
+        </w:rPr>
+      </w:pPr>
+      <w:r>
+        <w:rPr>
+          <w:rFonts w:ascii="Liberation Serif" w:hAnsi="Liberation Serif" w:cs="Liberation Serif"/>
+          <w:sz w:val="24"/>
+          <w:szCs w:val="24"/>
+        </w:rPr>
+        <w:t>Inicializo</w:t>
+      </w:r>
+      <w:r>
+        <w:rPr>
+          <w:rFonts w:ascii="Liberation Serif" w:hAnsi="Liberation Serif" w:cs="Liberation Serif"/>
+          <w:sz w:val="24"/>
+          <w:szCs w:val="24"/>
         </w:rPr>
         <w:t xml:space="preserve"> </w:t>
       </w:r>
-      <w:proofErr w:type="spellStart"/>
-      <w:r>
-        <w:rPr>
-          <w:rFonts w:ascii="Liberation Serif" w:hAnsi="Liberation Serif" w:cs="Liberation Serif"/>
-          <w:b/>
-          <w:sz w:val="32"/>
-          <w:szCs w:val="32"/>
-          <w:lang/>
-        </w:rPr>
-        <w:t>parametros</w:t>
-      </w:r>
-      <w:proofErr w:type="spellEnd"/>
-      <w:r>
-        <w:rPr>
-          <w:rFonts w:ascii="Liberation Serif" w:hAnsi="Liberation Serif" w:cs="Liberation Serif"/>
-          <w:b/>
-          <w:sz w:val="32"/>
-          <w:szCs w:val="32"/>
-          <w:lang/>
-        </w:rPr>
-        <w:t xml:space="preserve"> HTTP, elimina duplicados maliciosos en peticiones)</w:t>
+      <w:r>
+        <w:rPr>
+          <w:rFonts w:ascii="Liberation Serif" w:hAnsi="Liberation Serif" w:cs="Liberation Serif"/>
+          <w:sz w:val="24"/>
+          <w:szCs w:val="24"/>
+        </w:rPr>
+        <w:t>el proyecto con “</w:t>
+      </w:r>
+      <w:r>
+        <w:rPr>
+          <w:rFonts w:ascii="Liberation Serif" w:hAnsi="Liberation Serif" w:cs="Liberation Serif"/>
+          <w:sz w:val="24"/>
+          <w:szCs w:val="24"/>
+        </w:rPr>
+        <w:t>pnpm</w:t>
+      </w:r>
+      <w:r>
+        <w:rPr>
+          <w:rFonts w:ascii="Liberation Serif" w:hAnsi="Liberation Serif" w:cs="Liberation Serif"/>
+          <w:sz w:val="24"/>
+          <w:szCs w:val="24"/>
+        </w:rPr>
+        <w:t xml:space="preserve"> </w:t>
+      </w:r>
+      <w:r>
+        <w:rPr>
+          <w:rFonts w:ascii="Liberation Serif" w:hAnsi="Liberation Serif" w:cs="Liberation Serif"/>
+          <w:sz w:val="24"/>
+          <w:szCs w:val="24"/>
+        </w:rPr>
+        <w:t>init</w:t>
+      </w:r>
+      <w:r>
+        <w:rPr>
+          <w:rFonts w:ascii="Liberation Serif" w:hAnsi="Liberation Serif" w:cs="Liberation Serif"/>
+          <w:sz w:val="24"/>
+          <w:szCs w:val="24"/>
+        </w:rPr>
+        <w:t>” e instalo el módulo con “</w:t>
+      </w:r>
+      <w:r>
+        <w:rPr>
+          <w:rFonts w:ascii="Liberation Serif" w:hAnsi="Liberation Serif" w:cs="Liberation Serif"/>
+          <w:sz w:val="24"/>
+          <w:szCs w:val="24"/>
+        </w:rPr>
+        <w:t>pnpm</w:t>
+      </w:r>
+      <w:r>
+        <w:rPr>
+          <w:rFonts w:ascii="Liberation Serif" w:hAnsi="Liberation Serif" w:cs="Liberation Serif"/>
+          <w:sz w:val="24"/>
+          <w:szCs w:val="24"/>
+        </w:rPr>
+        <w:t xml:space="preserve"> </w:t>
+      </w:r>
+      <w:r>
+        <w:rPr>
+          <w:rFonts w:ascii="Liberation Serif" w:hAnsi="Liberation Serif" w:cs="Liberation Serif"/>
+          <w:sz w:val="24"/>
+          <w:szCs w:val="24"/>
+        </w:rPr>
+        <w:t>install</w:t>
+      </w:r>
+      <w:r>
+        <w:rPr>
+          <w:rFonts w:ascii="Liberation Serif" w:hAnsi="Liberation Serif" w:cs="Liberation Serif"/>
+          <w:sz w:val="24"/>
+          <w:szCs w:val="24"/>
+        </w:rPr>
+        <w:t xml:space="preserve"> express-rate-limit”.</w:t>
+      </w:r>
+    </w:p>
+    <w:p xmlns:wp14="http://schemas.microsoft.com/office/word/2010/wordml" wp14:textId="5042DBCA">
+      <w:pPr>
+        <w:pStyle w:val="Prrafodelista"/>
+        <w:numPr>
+          <w:ilvl w:val="0"/>
+          <w:numId w:val="1"/>
+        </w:numPr>
+        <w:autoSpaceDE w:val="0"/>
+        <w:autoSpaceDN w:val="0"/>
+        <w:adjustRightInd w:val="0"/>
+        <w:spacing w:line="240" w:lineRule="auto"/>
+        <w:ind w:left="142" w:hanging="142"/>
+        <w:rPr>
+          <w:rFonts w:ascii="Liberation Serif" w:hAnsi="Liberation Serif" w:cs="Liberation Serif"/>
+          <w:sz w:val="24"/>
+          <w:szCs w:val="24"/>
+        </w:rPr>
+      </w:pPr>
+      <w:r>
+        <w:rPr>
+          <w:rFonts w:ascii="Liberation Serif" w:hAnsi="Liberation Serif" w:cs="Liberation Serif"/>
+          <w:sz w:val="24"/>
+          <w:szCs w:val="24"/>
+        </w:rPr>
+        <w:t xml:space="preserve">Importo el módulo utilizando el sistema de módulos ES6 haciendo un </w:t>
+      </w:r>
+      <w:r>
+        <w:rPr>
+          <w:rFonts w:ascii="Liberation Serif" w:hAnsi="Liberation Serif" w:cs="Liberation Serif"/>
+          <w:sz w:val="24"/>
+          <w:szCs w:val="24"/>
+        </w:rPr>
+        <w:t>import</w:t>
+      </w:r>
+      <w:r>
+        <w:rPr>
+          <w:rFonts w:ascii="Liberation Serif" w:hAnsi="Liberation Serif" w:cs="Liberation Serif"/>
+          <w:sz w:val="24"/>
+          <w:szCs w:val="24"/>
+        </w:rPr>
+        <w:t xml:space="preserve"> </w:t>
+      </w:r>
+      <w:r>
+        <w:rPr>
+          <w:rFonts w:ascii="Liberation Serif" w:hAnsi="Liberation Serif" w:cs="Liberation Serif"/>
+          <w:sz w:val="24"/>
+          <w:szCs w:val="24"/>
+        </w:rPr>
+        <w:t>rateLimit.</w:t>
+      </w:r>
+    </w:p>
+    <w:p xmlns:wp14="http://schemas.microsoft.com/office/word/2010/wordml" wp14:textId="55B29A1F">
+      <w:pPr>
+        <w:pStyle w:val="Prrafodelista"/>
+        <w:numPr>
+          <w:ilvl w:val="0"/>
+          <w:numId w:val="1"/>
+        </w:numPr>
+        <w:autoSpaceDE w:val="0"/>
+        <w:autoSpaceDN w:val="0"/>
+        <w:adjustRightInd w:val="0"/>
+        <w:spacing w:line="240" w:lineRule="auto"/>
+        <w:ind w:left="142" w:hanging="142"/>
+        <w:rPr>
+          <w:rFonts w:ascii="Liberation Serif" w:hAnsi="Liberation Serif" w:cs="Liberation Serif"/>
+          <w:sz w:val="24"/>
+          <w:szCs w:val="24"/>
+        </w:rPr>
+      </w:pPr>
+      <w:r>
+        <w:rPr>
+          <w:rFonts w:ascii="Liberation Serif" w:hAnsi="Liberation Serif" w:cs="Liberation Serif"/>
+          <w:sz w:val="24"/>
+          <w:szCs w:val="24"/>
+        </w:rPr>
+        <w:t xml:space="preserve">Creo un script de prueba donde levanto un servidor básico con Express. </w:t>
+      </w:r>
+      <w:r>
+        <w:rPr>
+          <w:rFonts w:ascii="Liberation Serif" w:hAnsi="Liberation Serif" w:cs="Liberation Serif"/>
+          <w:sz w:val="24"/>
+          <w:szCs w:val="24"/>
+        </w:rPr>
+        <w:t>Configuroel</w:t>
+      </w:r>
+      <w:r>
+        <w:rPr>
+          <w:rFonts w:ascii="Liberation Serif" w:hAnsi="Liberation Serif" w:cs="Liberation Serif"/>
+          <w:sz w:val="24"/>
+          <w:szCs w:val="24"/>
+        </w:rPr>
+        <w:t xml:space="preserve"> middleware para que solo permita 5 peticiones por minuto y po</w:t>
+      </w:r>
+      <w:r>
+        <w:rPr>
+          <w:rFonts w:ascii="Liberation Serif" w:hAnsi="Liberation Serif" w:cs="Liberation Serif"/>
+          <w:sz w:val="24"/>
+          <w:szCs w:val="24"/>
+        </w:rPr>
+        <w:t>r IP y lo aplico a una ruta de prueba.</w:t>
+      </w:r>
+    </w:p>
+    <w:p xmlns:wp14="http://schemas.microsoft.com/office/word/2010/wordml" wp14:textId="1EE7FF28">
+      <w:pPr>
+        <w:pStyle w:val="Prrafodelista"/>
+        <w:autoSpaceDE w:val="0"/>
+        <w:autoSpaceDN w:val="0"/>
+        <w:adjustRightInd w:val="0"/>
+        <w:spacing w:line="240" w:lineRule="auto"/>
+        <w:ind w:left="142" w:hanging="142"/>
+        <w:rPr>
+          <w:rFonts w:ascii="Liberation Serif" w:hAnsi="Liberation Serif" w:cs="Liberation Serif"/>
+          <w:sz w:val="24"/>
+          <w:szCs w:val="24"/>
+        </w:rPr>
+      </w:pPr>
+    </w:p>
+    <w:p xmlns:wp14="http://schemas.microsoft.com/office/word/2010/wordml" wp14:textId="1FC92686">
+      <w:pPr>
+        <w:pStyle w:val="Prrafodelista"/>
+        <w:autoSpaceDE w:val="0"/>
+        <w:autoSpaceDN w:val="0"/>
+        <w:adjustRightInd w:val="0"/>
+        <w:spacing w:line="240" w:lineRule="auto"/>
+        <w:ind w:left="142" w:hanging="142"/>
+      </w:pPr>
+      <w:r>
+        <w:rPr>
+          <w:rFonts w:ascii="Liberation Serif" w:hAnsi="Liberation Serif" w:cs="Liberation Serif"/>
+          <w:sz w:val="24"/>
+          <w:szCs w:val="24"/>
+        </w:rPr>
+        <w:t xml:space="preserve">NOTA: Para probarlo basta con acceder en el navegador a la ruta configurada y recargar la página con F5, en la 6 petición el servidor bloquea el acceso y devuelve un código </w:t>
+      </w:r>
+      <w:r>
+        <w:rPr>
+          <w:rFonts w:ascii="Liberation Serif" w:hAnsi="Liberation Serif" w:cs="Liberation Serif"/>
+          <w:sz w:val="24"/>
+          <w:szCs w:val="24"/>
+        </w:rPr>
+        <w:t>HTTP 429 (</w:t>
+      </w:r>
+      <w:r>
+        <w:rPr>
+          <w:rFonts w:ascii="Liberation Serif" w:hAnsi="Liberation Serif" w:cs="Liberation Serif"/>
+          <w:sz w:val="24"/>
+          <w:szCs w:val="24"/>
+        </w:rPr>
+        <w:t>Too</w:t>
+      </w:r>
+      <w:r>
+        <w:rPr>
+          <w:rFonts w:ascii="Liberation Serif" w:hAnsi="Liberation Serif" w:cs="Liberation Serif"/>
+          <w:sz w:val="24"/>
+          <w:szCs w:val="24"/>
+        </w:rPr>
+        <w:t xml:space="preserve"> </w:t>
+      </w:r>
+      <w:r>
+        <w:rPr>
+          <w:rFonts w:ascii="Liberation Serif" w:hAnsi="Liberation Serif" w:cs="Liberation Serif"/>
+          <w:sz w:val="24"/>
+          <w:szCs w:val="24"/>
+        </w:rPr>
+        <w:t>many</w:t>
+      </w:r>
+      <w:r>
+        <w:rPr>
+          <w:rFonts w:ascii="Liberation Serif" w:hAnsi="Liberation Serif" w:cs="Liberation Serif"/>
+          <w:sz w:val="24"/>
+          <w:szCs w:val="24"/>
+        </w:rPr>
+        <w:t xml:space="preserve"> </w:t>
+      </w:r>
+      <w:r>
+        <w:rPr>
+          <w:rFonts w:ascii="Liberation Serif" w:hAnsi="Liberation Serif" w:cs="Liberation Serif"/>
+          <w:sz w:val="24"/>
+          <w:szCs w:val="24"/>
+        </w:rPr>
+        <w:t>requests</w:t>
+      </w:r>
+      <w:r>
+        <w:rPr>
+          <w:rFonts w:ascii="Liberation Serif" w:hAnsi="Liberation Serif" w:cs="Liberation Serif"/>
+          <w:sz w:val="24"/>
+          <w:szCs w:val="24"/>
+        </w:rPr>
+        <w:t>) con el mensaje de error que configuramos.</w:t>
+      </w:r>
+    </w:p>
+    <w:p xmlns:wp14="http://schemas.microsoft.com/office/word/2010/wordml" wp14:textId="7404AA6A">
+      <w:pPr>
+        <w:pStyle w:val="Prrafodelista"/>
+        <w:autoSpaceDE w:val="0"/>
+        <w:autoSpaceDN w:val="0"/>
+        <w:adjustRightInd w:val="0"/>
+        <w:spacing w:line="240" w:lineRule="auto"/>
+        <w:ind w:left="142" w:hanging="142"/>
+        <w:rPr>
+          <w:rFonts w:ascii="Liberation Serif" w:hAnsi="Liberation Serif" w:cs="Liberation Serif"/>
+          <w:sz w:val="24"/>
+          <w:szCs w:val="24"/>
+        </w:rPr>
+      </w:pPr>
+    </w:p>
+    <w:p xmlns:wp14="http://schemas.microsoft.com/office/word/2010/wordml" wp14:textId="6D50293B">
+      <w:pPr>
+        <w:pStyle w:val="Prrafodelista"/>
+        <w:autoSpaceDE w:val="0"/>
+        <w:autoSpaceDN w:val="0"/>
+        <w:adjustRightInd w:val="0"/>
+        <w:spacing w:line="240" w:lineRule="auto"/>
+        <w:ind w:left="142" w:hanging="142"/>
+      </w:pPr>
+      <w:r>
+        <w:drawing>
+          <wp:inline xmlns:wp14="http://schemas.microsoft.com/office/word/2010/wordprocessingDrawing" wp14:editId="02E3DE1E" wp14:anchorId="11A350BD">
+            <wp:extent cx="5619750" cy="3009900"/>
+            <wp:effectExtent l="0" t="0" r="0" b="0"/>
+            <wp:docPr id="598349519" name="drawing"/>
+            <wp:cNvGraphicFramePr>
+              <a:graphicFrameLocks noChangeAspect="1"/>
+            </wp:cNvGraphicFramePr>
+            <a:graphic>
+              <a:graphicData xmlns:a="http://schemas.openxmlformats.org/drawingml/2006/main" uri="http://schemas.openxmlformats.org/drawingml/2006/picture">
+                <pic:pic xmlns:pic="http://schemas.openxmlformats.org/drawingml/2006/picture">
+                  <pic:nvPicPr>
+                    <pic:cNvPr id="598349519" name="Picture 598349519"/>
+                    <pic:cNvPicPr/>
+                  </pic:nvPicPr>
+                  <pic:blipFill>
+                    <a:blip xmlns:r="http://schemas.openxmlformats.org/officeDocument/2006/relationships" r:embed="rId141799678">
+                      <a:extLst>
+                        <a:ext uri="{28A0092B-C50C-407E-A947-70E740481C1C}">
+                          <a14:useLocalDpi xmlns:a14="http://schemas.microsoft.com/office/drawing/2010/main"/>
+                        </a:ext>
+                      </a:extLst>
+                    </a:blip>
+                    <a:stretch>
+                      <a:fillRect/>
+                    </a:stretch>
+                  </pic:blipFill>
+                  <pic:spPr>
+                    <a:xfrm>
+                      <a:off x="0" y="0"/>
+                      <a:ext cx="5619750" cy="3009900"/>
+                    </a:xfrm>
+                    <a:prstGeom prst="rect">
+                      <a:avLst/>
+                    </a:prstGeom>
+                  </pic:spPr>
+                </pic:pic>
+              </a:graphicData>
+            </a:graphic>
+          </wp:inline>
+        </w:drawing>
+      </w:r>
+    </w:p>
+    <w:p xmlns:wp14="http://schemas.microsoft.com/office/word/2010/wordml" wp14:textId="77777777">
+      <w:pPr>
+        <w:pStyle w:val="Prrafodelista"/>
+        <w:autoSpaceDE w:val="0"/>
+        <w:autoSpaceDN w:val="0"/>
+        <w:adjustRightInd w:val="0"/>
+        <w:spacing w:line="240" w:lineRule="auto"/>
+        <w:ind w:left="142" w:firstLine="0"/>
+        <w:rPr>
+          <w:rFonts w:ascii="Liberation Serif" w:hAnsi="Liberation Serif" w:cs="Liberation Serif"/>
+          <w:sz w:val="24"/>
+          <w:szCs w:val="24"/>
+        </w:rPr>
+      </w:pPr>
+    </w:p>
+    <w:p xmlns:wp14="http://schemas.microsoft.com/office/word/2010/wordml" w14:noSpellErr="1" wp14:textId="74CE73DD">
+      <w:pPr>
+        <w:pStyle w:val="Prrafodelista"/>
+        <w:autoSpaceDE w:val="0"/>
+        <w:autoSpaceDN w:val="0"/>
+        <w:adjustRightInd w:val="0"/>
+        <w:spacing w:line="240" w:lineRule="auto"/>
+        <w:ind w:left="142" w:firstLine="0"/>
+        <w:jc w:val="center"/>
+      </w:pPr>
+      <w:r>
+        <w:drawing>
+          <wp:inline xmlns:wp14="http://schemas.microsoft.com/office/word/2010/wordprocessingDrawing" wp14:editId="28511A0A" wp14:anchorId="6F401B6D">
+            <wp:extent cx="4114800" cy="2105025"/>
+            <wp:effectExtent l="0" t="0" r="0" b="0"/>
+            <wp:docPr id="96312321" name="drawing"/>
+            <wp:cNvGraphicFramePr>
+              <a:graphicFrameLocks noChangeAspect="1"/>
+            </wp:cNvGraphicFramePr>
+            <a:graphic>
+              <a:graphicData xmlns:a="http://schemas.openxmlformats.org/drawingml/2006/main" uri="http://schemas.openxmlformats.org/drawingml/2006/picture">
+                <pic:pic xmlns:pic="http://schemas.openxmlformats.org/drawingml/2006/picture">
+                  <pic:nvPicPr>
+                    <pic:cNvPr id="96312321" name="Picture 96312321"/>
+                    <pic:cNvPicPr/>
+                  </pic:nvPicPr>
+                  <pic:blipFill>
+                    <a:blip xmlns:r="http://schemas.openxmlformats.org/officeDocument/2006/relationships" r:embed="rId988637866">
+                      <a:extLst>
+                        <a:ext uri="{28A0092B-C50C-407E-A947-70E740481C1C}">
+                          <a14:useLocalDpi xmlns:a14="http://schemas.microsoft.com/office/drawing/2010/main"/>
+                        </a:ext>
+                      </a:extLst>
+                    </a:blip>
+                    <a:stretch>
+                      <a:fillRect/>
+                    </a:stretch>
+                  </pic:blipFill>
+                  <pic:spPr>
+                    <a:xfrm>
+                      <a:off x="0" y="0"/>
+                      <a:ext cx="4114800" cy="2105025"/>
+                    </a:xfrm>
+                    <a:prstGeom prst="rect">
+                      <a:avLst/>
+                    </a:prstGeom>
+                  </pic:spPr>
+                </pic:pic>
+              </a:graphicData>
+            </a:graphic>
+          </wp:inline>
+        </w:drawing>
+      </w:r>
+    </w:p>
+    <w:p xmlns:wp14="http://schemas.microsoft.com/office/word/2010/wordml" wp14:textId="77777777">
+      <w:pPr>
+        <w:pStyle w:val="Prrafodelista"/>
+        <w:autoSpaceDE w:val="0"/>
+        <w:autoSpaceDN w:val="0"/>
+        <w:adjustRightInd w:val="0"/>
+        <w:spacing w:line="240" w:lineRule="auto"/>
+        <w:ind w:left="142" w:firstLine="0"/>
+        <w:rPr>
+          <w:rFonts w:ascii="Liberation Serif" w:hAnsi="Liberation Serif" w:cs="Liberation Serif"/>
+          <w:sz w:val="24"/>
+          <w:szCs w:val="24"/>
+        </w:rPr>
+      </w:pPr>
+    </w:p>
+    <w:p xmlns:wp14="http://schemas.microsoft.com/office/word/2010/wordml" wp14:noSpellErr="1" wp14:textId="02DA848E">
+      <w:pPr>
+        <w:pStyle w:val="Normal"/>
+        <w:autoSpaceDE w:val="0"/>
+        <w:autoSpaceDN w:val="0"/>
+        <w:adjustRightInd w:val="0"/>
+        <w:spacing w:line="240" w:lineRule="auto"/>
+        <w:ind w:left="0" w:firstLine="0"/>
+        <w:jc w:val="center"/>
+      </w:pPr>
+      <w:r>
+        <w:drawing>
+          <wp:inline xmlns:wp14="http://schemas.microsoft.com/office/word/2010/wordprocessingDrawing" wp14:editId="5FC28A70" wp14:anchorId="1426A2EA">
+            <wp:extent cx="4967134" cy="2609850"/>
+            <wp:effectExtent l="0" t="0" r="0" b="0"/>
+            <wp:docPr id="1851431945" name="drawing"/>
+            <wp:cNvGraphicFramePr>
+              <a:graphicFrameLocks noChangeAspect="1"/>
+            </wp:cNvGraphicFramePr>
+            <a:graphic>
+              <a:graphicData xmlns:a="http://schemas.openxmlformats.org/drawingml/2006/main" uri="http://schemas.openxmlformats.org/drawingml/2006/picture">
+                <pic:pic xmlns:pic="http://schemas.openxmlformats.org/drawingml/2006/picture">
+                  <pic:nvPicPr>
+                    <pic:cNvPr id="1851431945" name="Picture 1851431945"/>
+                    <pic:cNvPicPr/>
+                  </pic:nvPicPr>
+                  <pic:blipFill>
+                    <a:blip xmlns:r="http://schemas.openxmlformats.org/officeDocument/2006/relationships" r:embed="rId500812060">
+                      <a:extLst>
+                        <a:ext uri="{28A0092B-C50C-407E-A947-70E740481C1C}">
+                          <a14:useLocalDpi xmlns:a14="http://schemas.microsoft.com/office/drawing/2010/main"/>
+                        </a:ext>
+                      </a:extLst>
+                    </a:blip>
+                    <a:stretch>
+                      <a:fillRect/>
+                    </a:stretch>
+                  </pic:blipFill>
+                  <pic:spPr>
+                    <a:xfrm rot="0">
+                      <a:off x="0" y="0"/>
+                      <a:ext cx="4967134" cy="2609850"/>
+                    </a:xfrm>
+                    <a:prstGeom prst="rect">
+                      <a:avLst/>
+                    </a:prstGeom>
+                  </pic:spPr>
+                </pic:pic>
+              </a:graphicData>
+            </a:graphic>
+          </wp:inline>
+        </w:drawing>
       </w:r>
     </w:p>
     <w:sectPr>
-      <w:pgSz w:w="12240" w:h="15840"/>
+      <w:pgSz w:w="12240" w:h="15840" w:orient="portrait"/>
       <w:pgMar w:top="1417" w:right="1701" w:bottom="851" w:left="1701" w:header="720" w:footer="720" w:gutter="0"/>
       <w:cols w:space="720"/>
       <w:noEndnote/>
@@ -4047,7 +4987,7 @@
         <w:ind w:left="720" w:hanging="360"/>
       </w:pPr>
       <w:rPr>
-        <w:rFonts w:ascii="Liberation Serif" w:eastAsiaTheme="minorHAnsi" w:hAnsi="Liberation Serif" w:cs="Liberation Serif" w:hint="default"/>
+        <w:rFonts w:hint="default" w:ascii="Liberation Serif" w:hAnsi="Liberation Serif" w:cs="Liberation Serif" w:eastAsiaTheme="minorHAnsi"/>
       </w:rPr>
     </w:lvl>
     <w:lvl w:ilvl="1" w:tplc="0C0A0003" w:tentative="1">
@@ -4059,7 +4999,7 @@
         <w:ind w:left="1440" w:hanging="360"/>
       </w:pPr>
       <w:rPr>
-        <w:rFonts w:ascii="Courier New" w:hAnsi="Courier New" w:cs="Courier New" w:hint="default"/>
+        <w:rFonts w:hint="default" w:ascii="Courier New" w:hAnsi="Courier New" w:cs="Courier New"/>
       </w:rPr>
     </w:lvl>
     <w:lvl w:ilvl="2" w:tplc="0C0A0005" w:tentative="1">
@@ -4071,7 +5011,7 @@
         <w:ind w:left="2160" w:hanging="360"/>
       </w:pPr>
       <w:rPr>
-        <w:rFonts w:ascii="Wingdings" w:hAnsi="Wingdings" w:hint="default"/>
+        <w:rFonts w:hint="default" w:ascii="Wingdings" w:hAnsi="Wingdings"/>
       </w:rPr>
     </w:lvl>
     <w:lvl w:ilvl="3" w:tplc="0C0A0001" w:tentative="1">
@@ -4083,7 +5023,7 @@
         <w:ind w:left="2880" w:hanging="360"/>
       </w:pPr>
       <w:rPr>
-        <w:rFonts w:ascii="Symbol" w:hAnsi="Symbol" w:hint="default"/>
+        <w:rFonts w:hint="default" w:ascii="Symbol" w:hAnsi="Symbol"/>
       </w:rPr>
     </w:lvl>
     <w:lvl w:ilvl="4" w:tplc="0C0A0003" w:tentative="1">
@@ -4095,7 +5035,7 @@
         <w:ind w:left="3600" w:hanging="360"/>
       </w:pPr>
       <w:rPr>
-        <w:rFonts w:ascii="Courier New" w:hAnsi="Courier New" w:cs="Courier New" w:hint="default"/>
+        <w:rFonts w:hint="default" w:ascii="Courier New" w:hAnsi="Courier New" w:cs="Courier New"/>
       </w:rPr>
     </w:lvl>
     <w:lvl w:ilvl="5" w:tplc="0C0A0005" w:tentative="1">
@@ -4107,7 +5047,7 @@
         <w:ind w:left="4320" w:hanging="360"/>
       </w:pPr>
       <w:rPr>
-        <w:rFonts w:ascii="Wingdings" w:hAnsi="Wingdings" w:hint="default"/>
+        <w:rFonts w:hint="default" w:ascii="Wingdings" w:hAnsi="Wingdings"/>
       </w:rPr>
     </w:lvl>
     <w:lvl w:ilvl="6" w:tplc="0C0A0001" w:tentative="1">
@@ -4119,7 +5059,7 @@
         <w:ind w:left="5040" w:hanging="360"/>
       </w:pPr>
       <w:rPr>
-        <w:rFonts w:ascii="Symbol" w:hAnsi="Symbol" w:hint="default"/>
+        <w:rFonts w:hint="default" w:ascii="Symbol" w:hAnsi="Symbol"/>
       </w:rPr>
     </w:lvl>
     <w:lvl w:ilvl="7" w:tplc="0C0A0003" w:tentative="1">
@@ -4131,7 +5071,7 @@
         <w:ind w:left="5760" w:hanging="360"/>
       </w:pPr>
       <w:rPr>
-        <w:rFonts w:ascii="Courier New" w:hAnsi="Courier New" w:cs="Courier New" w:hint="default"/>
+        <w:rFonts w:hint="default" w:ascii="Courier New" w:hAnsi="Courier New" w:cs="Courier New"/>
       </w:rPr>
     </w:lvl>
     <w:lvl w:ilvl="8" w:tplc="0C0A0005" w:tentative="1">
@@ -4143,7 +5083,7 @@
         <w:ind w:left="6480" w:hanging="360"/>
       </w:pPr>
       <w:rPr>
-        <w:rFonts w:ascii="Wingdings" w:hAnsi="Wingdings" w:hint="default"/>
+        <w:rFonts w:hint="default" w:ascii="Wingdings" w:hAnsi="Wingdings"/>
       </w:rPr>
     </w:lvl>
   </w:abstractNum>
@@ -4154,11 +5094,11 @@
 </file>
 
 <file path=word/styles.xml><?xml version="1.0" encoding="utf-8"?>
-<w:styles xmlns:r="http://schemas.openxmlformats.org/officeDocument/2006/relationships" xmlns:w="http://schemas.openxmlformats.org/wordprocessingml/2006/main">
+<w:styles xmlns:w14="http://schemas.microsoft.com/office/word/2010/wordml" xmlns:wp14="http://schemas.microsoft.com/office/word/2010/wordprocessingDrawing" xmlns:r="http://schemas.openxmlformats.org/officeDocument/2006/relationships" xmlns:w="http://schemas.openxmlformats.org/wordprocessingml/2006/main" xmlns:mc="http://schemas.openxmlformats.org/markup-compatibility/2006" mc:Ignorable="w14 wp14">
   <w:docDefaults>
     <w:rPrDefault>
       <w:rPr>
-        <w:rFonts w:asciiTheme="minorHAnsi" w:eastAsiaTheme="minorHAnsi" w:hAnsiTheme="minorHAnsi" w:cstheme="minorBidi"/>
+        <w:rFonts w:asciiTheme="minorHAnsi" w:hAnsiTheme="minorHAnsi" w:eastAsiaTheme="minorHAnsi" w:cstheme="minorBidi"/>
         <w:sz w:val="22"/>
         <w:szCs w:val="22"/>
         <w:lang w:val="es-ES" w:eastAsia="en-US" w:bidi="ar-SA"/>
@@ -4172,8 +5112,8 @@
     </w:pPrDefault>
   </w:docDefaults>
   <w:latentStyles w:defLockedState="0" w:defUIPriority="99" w:defSemiHidden="1" w:defUnhideWhenUsed="1" w:defQFormat="0" w:count="267">
-    <w:lsdException w:name="Normal" w:semiHidden="0" w:uiPriority="0" w:unhideWhenUsed="0" w:qFormat="1"/>
-    <w:lsdException w:name="heading 1" w:semiHidden="0" w:uiPriority="9" w:unhideWhenUsed="0" w:qFormat="1"/>
+    <w:lsdException w:name="Normal" w:uiPriority="0" w:semiHidden="0" w:unhideWhenUsed="0" w:qFormat="1"/>
+    <w:lsdException w:name="heading 1" w:uiPriority="9" w:semiHidden="0" w:unhideWhenUsed="0" w:qFormat="1"/>
     <w:lsdException w:name="heading 2" w:uiPriority="9" w:qFormat="1"/>
     <w:lsdException w:name="heading 3" w:uiPriority="9" w:qFormat="1"/>
     <w:lsdException w:name="heading 4" w:uiPriority="9" w:qFormat="1"/>
@@ -4192,136 +5132,136 @@
     <w:lsdException w:name="toc 8" w:uiPriority="39"/>
     <w:lsdException w:name="toc 9" w:uiPriority="39"/>
     <w:lsdException w:name="caption" w:uiPriority="35" w:qFormat="1"/>
-    <w:lsdException w:name="Title" w:semiHidden="0" w:uiPriority="10" w:unhideWhenUsed="0" w:qFormat="1"/>
+    <w:lsdException w:name="Title" w:uiPriority="10" w:semiHidden="0" w:unhideWhenUsed="0" w:qFormat="1"/>
     <w:lsdException w:name="Default Paragraph Font" w:uiPriority="1"/>
-    <w:lsdException w:name="Subtitle" w:semiHidden="0" w:uiPriority="11" w:unhideWhenUsed="0" w:qFormat="1"/>
-    <w:lsdException w:name="Strong" w:semiHidden="0" w:uiPriority="22" w:unhideWhenUsed="0" w:qFormat="1"/>
-    <w:lsdException w:name="Emphasis" w:semiHidden="0" w:uiPriority="20" w:unhideWhenUsed="0" w:qFormat="1"/>
-    <w:lsdException w:name="Table Grid" w:semiHidden="0" w:uiPriority="59" w:unhideWhenUsed="0"/>
+    <w:lsdException w:name="Subtitle" w:uiPriority="11" w:semiHidden="0" w:unhideWhenUsed="0" w:qFormat="1"/>
+    <w:lsdException w:name="Strong" w:uiPriority="22" w:semiHidden="0" w:unhideWhenUsed="0" w:qFormat="1"/>
+    <w:lsdException w:name="Emphasis" w:uiPriority="20" w:semiHidden="0" w:unhideWhenUsed="0" w:qFormat="1"/>
+    <w:lsdException w:name="Table Grid" w:uiPriority="59" w:semiHidden="0" w:unhideWhenUsed="0"/>
     <w:lsdException w:name="Placeholder Text" w:unhideWhenUsed="0"/>
-    <w:lsdException w:name="No Spacing" w:semiHidden="0" w:uiPriority="1" w:unhideWhenUsed="0" w:qFormat="1"/>
-    <w:lsdException w:name="Light Shading" w:semiHidden="0" w:uiPriority="60" w:unhideWhenUsed="0"/>
-    <w:lsdException w:name="Light List" w:semiHidden="0" w:uiPriority="61" w:unhideWhenUsed="0"/>
-    <w:lsdException w:name="Light Grid" w:semiHidden="0" w:uiPriority="62" w:unhideWhenUsed="0"/>
-    <w:lsdException w:name="Medium Shading 1" w:semiHidden="0" w:uiPriority="63" w:unhideWhenUsed="0"/>
-    <w:lsdException w:name="Medium Shading 2" w:semiHidden="0" w:uiPriority="64" w:unhideWhenUsed="0"/>
-    <w:lsdException w:name="Medium List 1" w:semiHidden="0" w:uiPriority="65" w:unhideWhenUsed="0"/>
-    <w:lsdException w:name="Medium List 2" w:semiHidden="0" w:uiPriority="66" w:unhideWhenUsed="0"/>
-    <w:lsdException w:name="Medium Grid 1" w:semiHidden="0" w:uiPriority="67" w:unhideWhenUsed="0"/>
-    <w:lsdException w:name="Medium Grid 2" w:semiHidden="0" w:uiPriority="68" w:unhideWhenUsed="0"/>
-    <w:lsdException w:name="Medium Grid 3" w:semiHidden="0" w:uiPriority="69" w:unhideWhenUsed="0"/>
-    <w:lsdException w:name="Dark List" w:semiHidden="0" w:uiPriority="70" w:unhideWhenUsed="0"/>
-    <w:lsdException w:name="Colorful Shading" w:semiHidden="0" w:uiPriority="71" w:unhideWhenUsed="0"/>
-    <w:lsdException w:name="Colorful List" w:semiHidden="0" w:uiPriority="72" w:unhideWhenUsed="0"/>
-    <w:lsdException w:name="Colorful Grid" w:semiHidden="0" w:uiPriority="73" w:unhideWhenUsed="0"/>
-    <w:lsdException w:name="Light Shading Accent 1" w:semiHidden="0" w:uiPriority="60" w:unhideWhenUsed="0"/>
-    <w:lsdException w:name="Light List Accent 1" w:semiHidden="0" w:uiPriority="61" w:unhideWhenUsed="0"/>
-    <w:lsdException w:name="Light Grid Accent 1" w:semiHidden="0" w:uiPriority="62" w:unhideWhenUsed="0"/>
-    <w:lsdException w:name="Medium Shading 1 Accent 1" w:semiHidden="0" w:uiPriority="63" w:unhideWhenUsed="0"/>
-    <w:lsdException w:name="Medium Shading 2 Accent 1" w:semiHidden="0" w:uiPriority="64" w:unhideWhenUsed="0"/>
-    <w:lsdException w:name="Medium List 1 Accent 1" w:semiHidden="0" w:uiPriority="65" w:unhideWhenUsed="0"/>
+    <w:lsdException w:name="No Spacing" w:uiPriority="1" w:semiHidden="0" w:unhideWhenUsed="0" w:qFormat="1"/>
+    <w:lsdException w:name="Light Shading" w:uiPriority="60" w:semiHidden="0" w:unhideWhenUsed="0"/>
+    <w:lsdException w:name="Light List" w:uiPriority="61" w:semiHidden="0" w:unhideWhenUsed="0"/>
+    <w:lsdException w:name="Light Grid" w:uiPriority="62" w:semiHidden="0" w:unhideWhenUsed="0"/>
+    <w:lsdException w:name="Medium Shading 1" w:uiPriority="63" w:semiHidden="0" w:unhideWhenUsed="0"/>
+    <w:lsdException w:name="Medium Shading 2" w:uiPriority="64" w:semiHidden="0" w:unhideWhenUsed="0"/>
+    <w:lsdException w:name="Medium List 1" w:uiPriority="65" w:semiHidden="0" w:unhideWhenUsed="0"/>
+    <w:lsdException w:name="Medium List 2" w:uiPriority="66" w:semiHidden="0" w:unhideWhenUsed="0"/>
+    <w:lsdException w:name="Medium Grid 1" w:uiPriority="67" w:semiHidden="0" w:unhideWhenUsed="0"/>
+    <w:lsdException w:name="Medium Grid 2" w:uiPriority="68" w:semiHidden="0" w:unhideWhenUsed="0"/>
+    <w:lsdException w:name="Medium Grid 3" w:uiPriority="69" w:semiHidden="0" w:unhideWhenUsed="0"/>
+    <w:lsdException w:name="Dark List" w:uiPriority="70" w:semiHidden="0" w:unhideWhenUsed="0"/>
+    <w:lsdException w:name="Colorful Shading" w:uiPriority="71" w:semiHidden="0" w:unhideWhenUsed="0"/>
+    <w:lsdException w:name="Colorful List" w:uiPriority="72" w:semiHidden="0" w:unhideWhenUsed="0"/>
+    <w:lsdException w:name="Colorful Grid" w:uiPriority="73" w:semiHidden="0" w:unhideWhenUsed="0"/>
+    <w:lsdException w:name="Light Shading Accent 1" w:uiPriority="60" w:semiHidden="0" w:unhideWhenUsed="0"/>
+    <w:lsdException w:name="Light List Accent 1" w:uiPriority="61" w:semiHidden="0" w:unhideWhenUsed="0"/>
+    <w:lsdException w:name="Light Grid Accent 1" w:uiPriority="62" w:semiHidden="0" w:unhideWhenUsed="0"/>
+    <w:lsdException w:name="Medium Shading 1 Accent 1" w:uiPriority="63" w:semiHidden="0" w:unhideWhenUsed="0"/>
+    <w:lsdException w:name="Medium Shading 2 Accent 1" w:uiPriority="64" w:semiHidden="0" w:unhideWhenUsed="0"/>
+    <w:lsdException w:name="Medium List 1 Accent 1" w:uiPriority="65" w:semiHidden="0" w:unhideWhenUsed="0"/>
     <w:lsdException w:name="Revision" w:unhideWhenUsed="0"/>
-    <w:lsdException w:name="List Paragraph" w:semiHidden="0" w:uiPriority="34" w:unhideWhenUsed="0" w:qFormat="1"/>
-    <w:lsdException w:name="Quote" w:semiHidden="0" w:uiPriority="29" w:unhideWhenUsed="0" w:qFormat="1"/>
-    <w:lsdException w:name="Intense Quote" w:semiHidden="0" w:uiPriority="30" w:unhideWhenUsed="0" w:qFormat="1"/>
-    <w:lsdException w:name="Medium List 2 Accent 1" w:semiHidden="0" w:uiPriority="66" w:unhideWhenUsed="0"/>
-    <w:lsdException w:name="Medium Grid 1 Accent 1" w:semiHidden="0" w:uiPriority="67" w:unhideWhenUsed="0"/>
-    <w:lsdException w:name="Medium Grid 2 Accent 1" w:semiHidden="0" w:uiPriority="68" w:unhideWhenUsed="0"/>
-    <w:lsdException w:name="Medium Grid 3 Accent 1" w:semiHidden="0" w:uiPriority="69" w:unhideWhenUsed="0"/>
-    <w:lsdException w:name="Dark List Accent 1" w:semiHidden="0" w:uiPriority="70" w:unhideWhenUsed="0"/>
-    <w:lsdException w:name="Colorful Shading Accent 1" w:semiHidden="0" w:uiPriority="71" w:unhideWhenUsed="0"/>
-    <w:lsdException w:name="Colorful List Accent 1" w:semiHidden="0" w:uiPriority="72" w:unhideWhenUsed="0"/>
-    <w:lsdException w:name="Colorful Grid Accent 1" w:semiHidden="0" w:uiPriority="73" w:unhideWhenUsed="0"/>
-    <w:lsdException w:name="Light Shading Accent 2" w:semiHidden="0" w:uiPriority="60" w:unhideWhenUsed="0"/>
-    <w:lsdException w:name="Light List Accent 2" w:semiHidden="0" w:uiPriority="61" w:unhideWhenUsed="0"/>
-    <w:lsdException w:name="Light Grid Accent 2" w:semiHidden="0" w:uiPriority="62" w:unhideWhenUsed="0"/>
-    <w:lsdException w:name="Medium Shading 1 Accent 2" w:semiHidden="0" w:uiPriority="63" w:unhideWhenUsed="0"/>
-    <w:lsdException w:name="Medium Shading 2 Accent 2" w:semiHidden="0" w:uiPriority="64" w:unhideWhenUsed="0"/>
-    <w:lsdException w:name="Medium List 1 Accent 2" w:semiHidden="0" w:uiPriority="65" w:unhideWhenUsed="0"/>
-    <w:lsdException w:name="Medium List 2 Accent 2" w:semiHidden="0" w:uiPriority="66" w:unhideWhenUsed="0"/>
-    <w:lsdException w:name="Medium Grid 1 Accent 2" w:semiHidden="0" w:uiPriority="67" w:unhideWhenUsed="0"/>
-    <w:lsdException w:name="Medium Grid 2 Accent 2" w:semiHidden="0" w:uiPriority="68" w:unhideWhenUsed="0"/>
-    <w:lsdException w:name="Medium Grid 3 Accent 2" w:semiHidden="0" w:uiPriority="69" w:unhideWhenUsed="0"/>
-    <w:lsdException w:name="Dark List Accent 2" w:semiHidden="0" w:uiPriority="70" w:unhideWhenUsed="0"/>
-    <w:lsdException w:name="Colorful Shading Accent 2" w:semiHidden="0" w:uiPriority="71" w:unhideWhenUsed="0"/>
-    <w:lsdException w:name="Colorful List Accent 2" w:semiHidden="0" w:uiPriority="72" w:unhideWhenUsed="0"/>
-    <w:lsdException w:name="Colorful Grid Accent 2" w:semiHidden="0" w:uiPriority="73" w:unhideWhenUsed="0"/>
-    <w:lsdException w:name="Light Shading Accent 3" w:semiHidden="0" w:uiPriority="60" w:unhideWhenUsed="0"/>
-    <w:lsdException w:name="Light List Accent 3" w:semiHidden="0" w:uiPriority="61" w:unhideWhenUsed="0"/>
-    <w:lsdException w:name="Light Grid Accent 3" w:semiHidden="0" w:uiPriority="62" w:unhideWhenUsed="0"/>
-    <w:lsdException w:name="Medium Shading 1 Accent 3" w:semiHidden="0" w:uiPriority="63" w:unhideWhenUsed="0"/>
-    <w:lsdException w:name="Medium Shading 2 Accent 3" w:semiHidden="0" w:uiPriority="64" w:unhideWhenUsed="0"/>
-    <w:lsdException w:name="Medium List 1 Accent 3" w:semiHidden="0" w:uiPriority="65" w:unhideWhenUsed="0"/>
-    <w:lsdException w:name="Medium List 2 Accent 3" w:semiHidden="0" w:uiPriority="66" w:unhideWhenUsed="0"/>
-    <w:lsdException w:name="Medium Grid 1 Accent 3" w:semiHidden="0" w:uiPriority="67" w:unhideWhenUsed="0"/>
-    <w:lsdException w:name="Medium Grid 2 Accent 3" w:semiHidden="0" w:uiPriority="68" w:unhideWhenUsed="0"/>
-    <w:lsdException w:name="Medium Grid 3 Accent 3" w:semiHidden="0" w:uiPriority="69" w:unhideWhenUsed="0"/>
-    <w:lsdException w:name="Dark List Accent 3" w:semiHidden="0" w:uiPriority="70" w:unhideWhenUsed="0"/>
-    <w:lsdException w:name="Colorful Shading Accent 3" w:semiHidden="0" w:uiPriority="71" w:unhideWhenUsed="0"/>
-    <w:lsdException w:name="Colorful List Accent 3" w:semiHidden="0" w:uiPriority="72" w:unhideWhenUsed="0"/>
-    <w:lsdException w:name="Colorful Grid Accent 3" w:semiHidden="0" w:uiPriority="73" w:unhideWhenUsed="0"/>
-    <w:lsdException w:name="Light Shading Accent 4" w:semiHidden="0" w:uiPriority="60" w:unhideWhenUsed="0"/>
-    <w:lsdException w:name="Light List Accent 4" w:semiHidden="0" w:uiPriority="61" w:unhideWhenUsed="0"/>
-    <w:lsdException w:name="Light Grid Accent 4" w:semiHidden="0" w:uiPriority="62" w:unhideWhenUsed="0"/>
-    <w:lsdException w:name="Medium Shading 1 Accent 4" w:semiHidden="0" w:uiPriority="63" w:unhideWhenUsed="0"/>
-    <w:lsdException w:name="Medium Shading 2 Accent 4" w:semiHidden="0" w:uiPriority="64" w:unhideWhenUsed="0"/>
-    <w:lsdException w:name="Medium List 1 Accent 4" w:semiHidden="0" w:uiPriority="65" w:unhideWhenUsed="0"/>
-    <w:lsdException w:name="Medium List 2 Accent 4" w:semiHidden="0" w:uiPriority="66" w:unhideWhenUsed="0"/>
-    <w:lsdException w:name="Medium Grid 1 Accent 4" w:semiHidden="0" w:uiPriority="67" w:unhideWhenUsed="0"/>
-    <w:lsdException w:name="Medium Grid 2 Accent 4" w:semiHidden="0" w:uiPriority="68" w:unhideWhenUsed="0"/>
-    <w:lsdException w:name="Medium Grid 3 Accent 4" w:semiHidden="0" w:uiPriority="69" w:unhideWhenUsed="0"/>
-    <w:lsdException w:name="Dark List Accent 4" w:semiHidden="0" w:uiPriority="70" w:unhideWhenUsed="0"/>
-    <w:lsdException w:name="Colorful Shading Accent 4" w:semiHidden="0" w:uiPriority="71" w:unhideWhenUsed="0"/>
-    <w:lsdException w:name="Colorful List Accent 4" w:semiHidden="0" w:uiPriority="72" w:unhideWhenUsed="0"/>
-    <w:lsdException w:name="Colorful Grid Accent 4" w:semiHidden="0" w:uiPriority="73" w:unhideWhenUsed="0"/>
-    <w:lsdException w:name="Light Shading Accent 5" w:semiHidden="0" w:uiPriority="60" w:unhideWhenUsed="0"/>
-    <w:lsdException w:name="Light List Accent 5" w:semiHidden="0" w:uiPriority="61" w:unhideWhenUsed="0"/>
-    <w:lsdException w:name="Light Grid Accent 5" w:semiHidden="0" w:uiPriority="62" w:unhideWhenUsed="0"/>
-    <w:lsdException w:name="Medium Shading 1 Accent 5" w:semiHidden="0" w:uiPriority="63" w:unhideWhenUsed="0"/>
-    <w:lsdException w:name="Medium Shading 2 Accent 5" w:semiHidden="0" w:uiPriority="64" w:unhideWhenUsed="0"/>
-    <w:lsdException w:name="Medium List 1 Accent 5" w:semiHidden="0" w:uiPriority="65" w:unhideWhenUsed="0"/>
-    <w:lsdException w:name="Medium List 2 Accent 5" w:semiHidden="0" w:uiPriority="66" w:unhideWhenUsed="0"/>
-    <w:lsdException w:name="Medium Grid 1 Accent 5" w:semiHidden="0" w:uiPriority="67" w:unhideWhenUsed="0"/>
-    <w:lsdException w:name="Medium Grid 2 Accent 5" w:semiHidden="0" w:uiPriority="68" w:unhideWhenUsed="0"/>
-    <w:lsdException w:name="Medium Grid 3 Accent 5" w:semiHidden="0" w:uiPriority="69" w:unhideWhenUsed="0"/>
-    <w:lsdException w:name="Dark List Accent 5" w:semiHidden="0" w:uiPriority="70" w:unhideWhenUsed="0"/>
-    <w:lsdException w:name="Colorful Shading Accent 5" w:semiHidden="0" w:uiPriority="71" w:unhideWhenUsed="0"/>
-    <w:lsdException w:name="Colorful List Accent 5" w:semiHidden="0" w:uiPriority="72" w:unhideWhenUsed="0"/>
-    <w:lsdException w:name="Colorful Grid Accent 5" w:semiHidden="0" w:uiPriority="73" w:unhideWhenUsed="0"/>
-    <w:lsdException w:name="Light Shading Accent 6" w:semiHidden="0" w:uiPriority="60" w:unhideWhenUsed="0"/>
-    <w:lsdException w:name="Light List Accent 6" w:semiHidden="0" w:uiPriority="61" w:unhideWhenUsed="0"/>
-    <w:lsdException w:name="Light Grid Accent 6" w:semiHidden="0" w:uiPriority="62" w:unhideWhenUsed="0"/>
-    <w:lsdException w:name="Medium Shading 1 Accent 6" w:semiHidden="0" w:uiPriority="63" w:unhideWhenUsed="0"/>
-    <w:lsdException w:name="Medium Shading 2 Accent 6" w:semiHidden="0" w:uiPriority="64" w:unhideWhenUsed="0"/>
-    <w:lsdException w:name="Medium List 1 Accent 6" w:semiHidden="0" w:uiPriority="65" w:unhideWhenUsed="0"/>
-    <w:lsdException w:name="Medium List 2 Accent 6" w:semiHidden="0" w:uiPriority="66" w:unhideWhenUsed="0"/>
-    <w:lsdException w:name="Medium Grid 1 Accent 6" w:semiHidden="0" w:uiPriority="67" w:unhideWhenUsed="0"/>
-    <w:lsdException w:name="Medium Grid 2 Accent 6" w:semiHidden="0" w:uiPriority="68" w:unhideWhenUsed="0"/>
-    <w:lsdException w:name="Medium Grid 3 Accent 6" w:semiHidden="0" w:uiPriority="69" w:unhideWhenUsed="0"/>
-    <w:lsdException w:name="Dark List Accent 6" w:semiHidden="0" w:uiPriority="70" w:unhideWhenUsed="0"/>
-    <w:lsdException w:name="Colorful Shading Accent 6" w:semiHidden="0" w:uiPriority="71" w:unhideWhenUsed="0"/>
-    <w:lsdException w:name="Colorful List Accent 6" w:semiHidden="0" w:uiPriority="72" w:unhideWhenUsed="0"/>
-    <w:lsdException w:name="Colorful Grid Accent 6" w:semiHidden="0" w:uiPriority="73" w:unhideWhenUsed="0"/>
-    <w:lsdException w:name="Subtle Emphasis" w:semiHidden="0" w:uiPriority="19" w:unhideWhenUsed="0" w:qFormat="1"/>
-    <w:lsdException w:name="Intense Emphasis" w:semiHidden="0" w:uiPriority="21" w:unhideWhenUsed="0" w:qFormat="1"/>
-    <w:lsdException w:name="Subtle Reference" w:semiHidden="0" w:uiPriority="31" w:unhideWhenUsed="0" w:qFormat="1"/>
-    <w:lsdException w:name="Intense Reference" w:semiHidden="0" w:uiPriority="32" w:unhideWhenUsed="0" w:qFormat="1"/>
-    <w:lsdException w:name="Book Title" w:semiHidden="0" w:uiPriority="33" w:unhideWhenUsed="0" w:qFormat="1"/>
+    <w:lsdException w:name="List Paragraph" w:uiPriority="34" w:semiHidden="0" w:unhideWhenUsed="0" w:qFormat="1"/>
+    <w:lsdException w:name="Quote" w:uiPriority="29" w:semiHidden="0" w:unhideWhenUsed="0" w:qFormat="1"/>
+    <w:lsdException w:name="Intense Quote" w:uiPriority="30" w:semiHidden="0" w:unhideWhenUsed="0" w:qFormat="1"/>
+    <w:lsdException w:name="Medium List 2 Accent 1" w:uiPriority="66" w:semiHidden="0" w:unhideWhenUsed="0"/>
+    <w:lsdException w:name="Medium Grid 1 Accent 1" w:uiPriority="67" w:semiHidden="0" w:unhideWhenUsed="0"/>
+    <w:lsdException w:name="Medium Grid 2 Accent 1" w:uiPriority="68" w:semiHidden="0" w:unhideWhenUsed="0"/>
+    <w:lsdException w:name="Medium Grid 3 Accent 1" w:uiPriority="69" w:semiHidden="0" w:unhideWhenUsed="0"/>
+    <w:lsdException w:name="Dark List Accent 1" w:uiPriority="70" w:semiHidden="0" w:unhideWhenUsed="0"/>
+    <w:lsdException w:name="Colorful Shading Accent 1" w:uiPriority="71" w:semiHidden="0" w:unhideWhenUsed="0"/>
+    <w:lsdException w:name="Colorful List Accent 1" w:uiPriority="72" w:semiHidden="0" w:unhideWhenUsed="0"/>
+    <w:lsdException w:name="Colorful Grid Accent 1" w:uiPriority="73" w:semiHidden="0" w:unhideWhenUsed="0"/>
+    <w:lsdException w:name="Light Shading Accent 2" w:uiPriority="60" w:semiHidden="0" w:unhideWhenUsed="0"/>
+    <w:lsdException w:name="Light List Accent 2" w:uiPriority="61" w:semiHidden="0" w:unhideWhenUsed="0"/>
+    <w:lsdException w:name="Light Grid Accent 2" w:uiPriority="62" w:semiHidden="0" w:unhideWhenUsed="0"/>
+    <w:lsdException w:name="Medium Shading 1 Accent 2" w:uiPriority="63" w:semiHidden="0" w:unhideWhenUsed="0"/>
+    <w:lsdException w:name="Medium Shading 2 Accent 2" w:uiPriority="64" w:semiHidden="0" w:unhideWhenUsed="0"/>
+    <w:lsdException w:name="Medium List 1 Accent 2" w:uiPriority="65" w:semiHidden="0" w:unhideWhenUsed="0"/>
+    <w:lsdException w:name="Medium List 2 Accent 2" w:uiPriority="66" w:semiHidden="0" w:unhideWhenUsed="0"/>
+    <w:lsdException w:name="Medium Grid 1 Accent 2" w:uiPriority="67" w:semiHidden="0" w:unhideWhenUsed="0"/>
+    <w:lsdException w:name="Medium Grid 2 Accent 2" w:uiPriority="68" w:semiHidden="0" w:unhideWhenUsed="0"/>
+    <w:lsdException w:name="Medium Grid 3 Accent 2" w:uiPriority="69" w:semiHidden="0" w:unhideWhenUsed="0"/>
+    <w:lsdException w:name="Dark List Accent 2" w:uiPriority="70" w:semiHidden="0" w:unhideWhenUsed="0"/>
+    <w:lsdException w:name="Colorful Shading Accent 2" w:uiPriority="71" w:semiHidden="0" w:unhideWhenUsed="0"/>
+    <w:lsdException w:name="Colorful List Accent 2" w:uiPriority="72" w:semiHidden="0" w:unhideWhenUsed="0"/>
+    <w:lsdException w:name="Colorful Grid Accent 2" w:uiPriority="73" w:semiHidden="0" w:unhideWhenUsed="0"/>
+    <w:lsdException w:name="Light Shading Accent 3" w:uiPriority="60" w:semiHidden="0" w:unhideWhenUsed="0"/>
+    <w:lsdException w:name="Light List Accent 3" w:uiPriority="61" w:semiHidden="0" w:unhideWhenUsed="0"/>
+    <w:lsdException w:name="Light Grid Accent 3" w:uiPriority="62" w:semiHidden="0" w:unhideWhenUsed="0"/>
+    <w:lsdException w:name="Medium Shading 1 Accent 3" w:uiPriority="63" w:semiHidden="0" w:unhideWhenUsed="0"/>
+    <w:lsdException w:name="Medium Shading 2 Accent 3" w:uiPriority="64" w:semiHidden="0" w:unhideWhenUsed="0"/>
+    <w:lsdException w:name="Medium List 1 Accent 3" w:uiPriority="65" w:semiHidden="0" w:unhideWhenUsed="0"/>
+    <w:lsdException w:name="Medium List 2 Accent 3" w:uiPriority="66" w:semiHidden="0" w:unhideWhenUsed="0"/>
+    <w:lsdException w:name="Medium Grid 1 Accent 3" w:uiPriority="67" w:semiHidden="0" w:unhideWhenUsed="0"/>
+    <w:lsdException w:name="Medium Grid 2 Accent 3" w:uiPriority="68" w:semiHidden="0" w:unhideWhenUsed="0"/>
+    <w:lsdException w:name="Medium Grid 3 Accent 3" w:uiPriority="69" w:semiHidden="0" w:unhideWhenUsed="0"/>
+    <w:lsdException w:name="Dark List Accent 3" w:uiPriority="70" w:semiHidden="0" w:unhideWhenUsed="0"/>
+    <w:lsdException w:name="Colorful Shading Accent 3" w:uiPriority="71" w:semiHidden="0" w:unhideWhenUsed="0"/>
+    <w:lsdException w:name="Colorful List Accent 3" w:uiPriority="72" w:semiHidden="0" w:unhideWhenUsed="0"/>
+    <w:lsdException w:name="Colorful Grid Accent 3" w:uiPriority="73" w:semiHidden="0" w:unhideWhenUsed="0"/>
+    <w:lsdException w:name="Light Shading Accent 4" w:uiPriority="60" w:semiHidden="0" w:unhideWhenUsed="0"/>
+    <w:lsdException w:name="Light List Accent 4" w:uiPriority="61" w:semiHidden="0" w:unhideWhenUsed="0"/>
+    <w:lsdException w:name="Light Grid Accent 4" w:uiPriority="62" w:semiHidden="0" w:unhideWhenUsed="0"/>
+    <w:lsdException w:name="Medium Shading 1 Accent 4" w:uiPriority="63" w:semiHidden="0" w:unhideWhenUsed="0"/>
+    <w:lsdException w:name="Medium Shading 2 Accent 4" w:uiPriority="64" w:semiHidden="0" w:unhideWhenUsed="0"/>
+    <w:lsdException w:name="Medium List 1 Accent 4" w:uiPriority="65" w:semiHidden="0" w:unhideWhenUsed="0"/>
+    <w:lsdException w:name="Medium List 2 Accent 4" w:uiPriority="66" w:semiHidden="0" w:unhideWhenUsed="0"/>
+    <w:lsdException w:name="Medium Grid 1 Accent 4" w:uiPriority="67" w:semiHidden="0" w:unhideWhenUsed="0"/>
+    <w:lsdException w:name="Medium Grid 2 Accent 4" w:uiPriority="68" w:semiHidden="0" w:unhideWhenUsed="0"/>
+    <w:lsdException w:name="Medium Grid 3 Accent 4" w:uiPriority="69" w:semiHidden="0" w:unhideWhenUsed="0"/>
+    <w:lsdException w:name="Dark List Accent 4" w:uiPriority="70" w:semiHidden="0" w:unhideWhenUsed="0"/>
+    <w:lsdException w:name="Colorful Shading Accent 4" w:uiPriority="71" w:semiHidden="0" w:unhideWhenUsed="0"/>
+    <w:lsdException w:name="Colorful List Accent 4" w:uiPriority="72" w:semiHidden="0" w:unhideWhenUsed="0"/>
+    <w:lsdException w:name="Colorful Grid Accent 4" w:uiPriority="73" w:semiHidden="0" w:unhideWhenUsed="0"/>
+    <w:lsdException w:name="Light Shading Accent 5" w:uiPriority="60" w:semiHidden="0" w:unhideWhenUsed="0"/>
+    <w:lsdException w:name="Light List Accent 5" w:uiPriority="61" w:semiHidden="0" w:unhideWhenUsed="0"/>
+    <w:lsdException w:name="Light Grid Accent 5" w:uiPriority="62" w:semiHidden="0" w:unhideWhenUsed="0"/>
+    <w:lsdException w:name="Medium Shading 1 Accent 5" w:uiPriority="63" w:semiHidden="0" w:unhideWhenUsed="0"/>
+    <w:lsdException w:name="Medium Shading 2 Accent 5" w:uiPriority="64" w:semiHidden="0" w:unhideWhenUsed="0"/>
+    <w:lsdException w:name="Medium List 1 Accent 5" w:uiPriority="65" w:semiHidden="0" w:unhideWhenUsed="0"/>
+    <w:lsdException w:name="Medium List 2 Accent 5" w:uiPriority="66" w:semiHidden="0" w:unhideWhenUsed="0"/>
+    <w:lsdException w:name="Medium Grid 1 Accent 5" w:uiPriority="67" w:semiHidden="0" w:unhideWhenUsed="0"/>
+    <w:lsdException w:name="Medium Grid 2 Accent 5" w:uiPriority="68" w:semiHidden="0" w:unhideWhenUsed="0"/>
+    <w:lsdException w:name="Medium Grid 3 Accent 5" w:uiPriority="69" w:semiHidden="0" w:unhideWhenUsed="0"/>
+    <w:lsdException w:name="Dark List Accent 5" w:uiPriority="70" w:semiHidden="0" w:unhideWhenUsed="0"/>
+    <w:lsdException w:name="Colorful Shading Accent 5" w:uiPriority="71" w:semiHidden="0" w:unhideWhenUsed="0"/>
+    <w:lsdException w:name="Colorful List Accent 5" w:uiPriority="72" w:semiHidden="0" w:unhideWhenUsed="0"/>
+    <w:lsdException w:name="Colorful Grid Accent 5" w:uiPriority="73" w:semiHidden="0" w:unhideWhenUsed="0"/>
+    <w:lsdException w:name="Light Shading Accent 6" w:uiPriority="60" w:semiHidden="0" w:unhideWhenUsed="0"/>
+    <w:lsdException w:name="Light List Accent 6" w:uiPriority="61" w:semiHidden="0" w:unhideWhenUsed="0"/>
+    <w:lsdException w:name="Light Grid Accent 6" w:uiPriority="62" w:semiHidden="0" w:unhideWhenUsed="0"/>
+    <w:lsdException w:name="Medium Shading 1 Accent 6" w:uiPriority="63" w:semiHidden="0" w:unhideWhenUsed="0"/>
+    <w:lsdException w:name="Medium Shading 2 Accent 6" w:uiPriority="64" w:semiHidden="0" w:unhideWhenUsed="0"/>
+    <w:lsdException w:name="Medium List 1 Accent 6" w:uiPriority="65" w:semiHidden="0" w:unhideWhenUsed="0"/>
+    <w:lsdException w:name="Medium List 2 Accent 6" w:uiPriority="66" w:semiHidden="0" w:unhideWhenUsed="0"/>
+    <w:lsdException w:name="Medium Grid 1 Accent 6" w:uiPriority="67" w:semiHidden="0" w:unhideWhenUsed="0"/>
+    <w:lsdException w:name="Medium Grid 2 Accent 6" w:uiPriority="68" w:semiHidden="0" w:unhideWhenUsed="0"/>
+    <w:lsdException w:name="Medium Grid 3 Accent 6" w:uiPriority="69" w:semiHidden="0" w:unhideWhenUsed="0"/>
+    <w:lsdException w:name="Dark List Accent 6" w:uiPriority="70" w:semiHidden="0" w:unhideWhenUsed="0"/>
+    <w:lsdException w:name="Colorful Shading Accent 6" w:uiPriority="71" w:semiHidden="0" w:unhideWhenUsed="0"/>
+    <w:lsdException w:name="Colorful List Accent 6" w:uiPriority="72" w:semiHidden="0" w:unhideWhenUsed="0"/>
+    <w:lsdException w:name="Colorful Grid Accent 6" w:uiPriority="73" w:semiHidden="0" w:unhideWhenUsed="0"/>
+    <w:lsdException w:name="Subtle Emphasis" w:uiPriority="19" w:semiHidden="0" w:unhideWhenUsed="0" w:qFormat="1"/>
+    <w:lsdException w:name="Intense Emphasis" w:uiPriority="21" w:semiHidden="0" w:unhideWhenUsed="0" w:qFormat="1"/>
+    <w:lsdException w:name="Subtle Reference" w:uiPriority="31" w:semiHidden="0" w:unhideWhenUsed="0" w:qFormat="1"/>
+    <w:lsdException w:name="Intense Reference" w:uiPriority="32" w:semiHidden="0" w:unhideWhenUsed="0" w:qFormat="1"/>
+    <w:lsdException w:name="Book Title" w:uiPriority="33" w:semiHidden="0" w:unhideWhenUsed="0" w:qFormat="1"/>
     <w:lsdException w:name="Bibliography" w:uiPriority="37"/>
     <w:lsdException w:name="TOC Heading" w:uiPriority="39" w:qFormat="1"/>
   </w:latentStyles>
-  <w:style w:type="paragraph" w:default="1" w:styleId="Normal">
+  <w:style w:type="paragraph" w:styleId="Normal" w:default="1">
     <w:name w:val="Normal"/>
     <w:qFormat/>
     <w:rsid w:val="007B2D46"/>
   </w:style>
-  <w:style w:type="character" w:default="1" w:styleId="Fuentedeprrafopredeter">
+  <w:style w:type="character" w:styleId="Fuentedeprrafopredeter" w:default="1">
     <w:name w:val="Default Paragraph Font"/>
     <w:uiPriority w:val="1"/>
     <w:semiHidden/>
     <w:unhideWhenUsed/>
   </w:style>
-  <w:style w:type="table" w:default="1" w:styleId="Tablanormal">
+  <w:style w:type="table" w:styleId="Tablanormal" w:default="1">
     <w:name w:val="Normal Table"/>
     <w:uiPriority w:val="99"/>
     <w:semiHidden/>
@@ -4337,7 +5277,7 @@
       </w:tblCellMar>
     </w:tblPr>
   </w:style>
-  <w:style w:type="numbering" w:default="1" w:styleId="Sinlista">
+  <w:style w:type="numbering" w:styleId="Sinlista" w:default="1">
     <w:name w:val="No List"/>
     <w:uiPriority w:val="99"/>
     <w:semiHidden/>
@@ -4360,7 +5300,7 @@
       <w:szCs w:val="16"/>
     </w:rPr>
   </w:style>
-  <w:style w:type="character" w:customStyle="1" w:styleId="TextodegloboCar">
+  <w:style w:type="character" w:styleId="TextodegloboCar" w:customStyle="1">
     <w:name w:val="Texto de globo Car"/>
     <w:basedOn w:val="Fuentedeprrafopredeter"/>
     <w:link w:val="Textodeglobo"/>
